--- a/ADS2649/demo.docx
+++ b/ADS2649/demo.docx
@@ -63,7 +63,7 @@
                 <w:sz w:val="28"/>
                 <w:szCs w:val="28"/>
               </w:rPr>
-              <w:t>8</w:t>
+              <w:t>9</w:t>
             </w:r>
           </w:p>
         </w:tc>
@@ -212,17 +212,67 @@
                 <w:rFonts w:ascii="Manrope" w:hAnsi="Manrope"/>
                 <w:b/>
                 <w:bCs/>
+                <w:color w:val="000000" w:themeColor="text1"/>
                 <w:sz w:val="28"/>
                 <w:szCs w:val="28"/>
                 <w:shd w:val="clear" w:color="auto" w:fill="FFFFFF"/>
               </w:rPr>
-              <w:t>Insertion</w:t>
+              <w:t>Deletion</w:t>
             </w:r>
             <w:r>
               <w:rPr>
                 <w:rFonts w:ascii="Manrope" w:hAnsi="Manrope"/>
                 <w:b/>
                 <w:bCs/>
+                <w:color w:val="000000" w:themeColor="text1"/>
+                <w:sz w:val="28"/>
+                <w:szCs w:val="28"/>
+                <w:shd w:val="clear" w:color="auto" w:fill="FFFFFF"/>
+              </w:rPr>
+              <w:t xml:space="preserve">, </w:t>
+            </w:r>
+            <w:r>
+              <w:rPr>
+                <w:rFonts w:ascii="Manrope" w:hAnsi="Manrope"/>
+                <w:b/>
+                <w:bCs/>
+                <w:color w:val="000000" w:themeColor="text1"/>
+                <w:sz w:val="28"/>
+                <w:szCs w:val="28"/>
+                <w:shd w:val="clear" w:color="auto" w:fill="FFFFFF"/>
+              </w:rPr>
+              <w:t>Reverse,</w:t>
+            </w:r>
+            <w:r>
+              <w:rPr>
+                <w:rFonts w:ascii="Manrope" w:hAnsi="Manrope"/>
+                <w:b/>
+                <w:bCs/>
+                <w:color w:val="000000" w:themeColor="text1"/>
+                <w:sz w:val="28"/>
+                <w:szCs w:val="28"/>
+                <w:shd w:val="clear" w:color="auto" w:fill="FFFFFF"/>
+              </w:rPr>
+              <w:t xml:space="preserve"> </w:t>
+            </w:r>
+            <w:r>
+              <w:rPr>
+                <w:rFonts w:ascii="Manrope" w:hAnsi="Manrope"/>
+                <w:b/>
+                <w:bCs/>
+                <w:color w:val="000000" w:themeColor="text1"/>
+                <w:sz w:val="28"/>
+                <w:szCs w:val="28"/>
+                <w:shd w:val="clear" w:color="auto" w:fill="FFFFFF"/>
+              </w:rPr>
+              <w:t>Search, Count</w:t>
+            </w:r>
+            <w:r>
+              <w:rPr>
+                <w:rFonts w:ascii="Manrope" w:hAnsi="Manrope"/>
+                <w:b/>
+                <w:bCs/>
+                <w:color w:val="000000" w:themeColor="text1"/>
                 <w:sz w:val="36"/>
                 <w:szCs w:val="36"/>
                 <w:shd w:val="clear" w:color="auto" w:fill="FFFFFF"/>
@@ -338,14 +388,16 @@
           <w:bCs/>
           <w:sz w:val="28"/>
           <w:szCs w:val="28"/>
-        </w:rPr>
-      </w:pPr>
-      <w:r>
-        <w:rPr>
-          <w:b/>
-          <w:bCs/>
-          <w:sz w:val="28"/>
-          <w:szCs w:val="28"/>
+          <w:lang w:val="en-GB"/>
+        </w:rPr>
+      </w:pPr>
+      <w:r>
+        <w:rPr>
+          <w:b/>
+          <w:bCs/>
+          <w:sz w:val="28"/>
+          <w:szCs w:val="28"/>
+          <w:lang w:val="en-GB"/>
         </w:rPr>
         <w:t>//</w:t>
       </w:r>
@@ -356,6 +408,7 @@
           <w:bCs/>
           <w:sz w:val="28"/>
           <w:szCs w:val="28"/>
+          <w:lang w:val="en-GB"/>
         </w:rPr>
         <w:t>Name:-</w:t>
       </w:r>
@@ -366,6 +419,7 @@
           <w:bCs/>
           <w:sz w:val="28"/>
           <w:szCs w:val="28"/>
+          <w:lang w:val="en-GB"/>
         </w:rPr>
         <w:t xml:space="preserve"> Satish Rathod</w:t>
       </w:r>
@@ -377,14 +431,16 @@
           <w:bCs/>
           <w:sz w:val="28"/>
           <w:szCs w:val="28"/>
-        </w:rPr>
-      </w:pPr>
-      <w:r>
-        <w:rPr>
-          <w:b/>
-          <w:bCs/>
-          <w:sz w:val="28"/>
-          <w:szCs w:val="28"/>
+          <w:lang w:val="en-GB"/>
+        </w:rPr>
+      </w:pPr>
+      <w:r>
+        <w:rPr>
+          <w:b/>
+          <w:bCs/>
+          <w:sz w:val="28"/>
+          <w:szCs w:val="28"/>
+          <w:lang w:val="en-GB"/>
         </w:rPr>
         <w:t xml:space="preserve">//Roll </w:t>
       </w:r>
@@ -395,6 +451,7 @@
           <w:bCs/>
           <w:sz w:val="28"/>
           <w:szCs w:val="28"/>
+          <w:lang w:val="en-GB"/>
         </w:rPr>
         <w:t>No:-</w:t>
       </w:r>
@@ -405,6 +462,7 @@
           <w:bCs/>
           <w:sz w:val="28"/>
           <w:szCs w:val="28"/>
+          <w:lang w:val="en-GB"/>
         </w:rPr>
         <w:t xml:space="preserve"> 2649</w:t>
       </w:r>
@@ -416,14 +474,16 @@
           <w:bCs/>
           <w:sz w:val="28"/>
           <w:szCs w:val="28"/>
-        </w:rPr>
-      </w:pPr>
-      <w:r>
-        <w:rPr>
-          <w:b/>
-          <w:bCs/>
-          <w:sz w:val="28"/>
-          <w:szCs w:val="28"/>
+          <w:lang w:val="en-GB"/>
+        </w:rPr>
+      </w:pPr>
+      <w:r>
+        <w:rPr>
+          <w:b/>
+          <w:bCs/>
+          <w:sz w:val="28"/>
+          <w:szCs w:val="28"/>
+          <w:lang w:val="en-GB"/>
         </w:rPr>
         <w:t>//LinkedList</w:t>
       </w:r>
@@ -435,24 +495,27 @@
           <w:bCs/>
           <w:sz w:val="28"/>
           <w:szCs w:val="28"/>
-        </w:rPr>
-      </w:pPr>
-    </w:p>
-    <w:p>
-      <w:pPr>
-        <w:rPr>
-          <w:b/>
-          <w:bCs/>
-          <w:sz w:val="28"/>
-          <w:szCs w:val="28"/>
-        </w:rPr>
-      </w:pPr>
-      <w:r>
-        <w:rPr>
-          <w:b/>
-          <w:bCs/>
-          <w:sz w:val="28"/>
-          <w:szCs w:val="28"/>
+          <w:lang w:val="en-GB"/>
+        </w:rPr>
+      </w:pPr>
+    </w:p>
+    <w:p>
+      <w:pPr>
+        <w:rPr>
+          <w:b/>
+          <w:bCs/>
+          <w:sz w:val="28"/>
+          <w:szCs w:val="28"/>
+          <w:lang w:val="en-GB"/>
+        </w:rPr>
+      </w:pPr>
+      <w:r>
+        <w:rPr>
+          <w:b/>
+          <w:bCs/>
+          <w:sz w:val="28"/>
+          <w:szCs w:val="28"/>
+          <w:lang w:val="en-GB"/>
         </w:rPr>
         <w:t>//</w:t>
       </w:r>
@@ -463,6 +526,7 @@
           <w:bCs/>
           <w:sz w:val="28"/>
           <w:szCs w:val="28"/>
+          <w:lang w:val="en-GB"/>
         </w:rPr>
         <w:t>1)Singly</w:t>
       </w:r>
@@ -473,6 +537,7 @@
           <w:bCs/>
           <w:sz w:val="28"/>
           <w:szCs w:val="28"/>
+          <w:lang w:val="en-GB"/>
         </w:rPr>
         <w:t xml:space="preserve"> Linked list</w:t>
       </w:r>
@@ -484,14 +549,16 @@
           <w:bCs/>
           <w:sz w:val="28"/>
           <w:szCs w:val="28"/>
-        </w:rPr>
-      </w:pPr>
-      <w:r>
-        <w:rPr>
-          <w:b/>
-          <w:bCs/>
-          <w:sz w:val="28"/>
-          <w:szCs w:val="28"/>
+          <w:lang w:val="en-GB"/>
+        </w:rPr>
+      </w:pPr>
+      <w:r>
+        <w:rPr>
+          <w:b/>
+          <w:bCs/>
+          <w:sz w:val="28"/>
+          <w:szCs w:val="28"/>
+          <w:lang w:val="en-GB"/>
         </w:rPr>
         <w:t>//Design a Node class</w:t>
       </w:r>
@@ -503,14 +570,16 @@
           <w:bCs/>
           <w:sz w:val="28"/>
           <w:szCs w:val="28"/>
-        </w:rPr>
-      </w:pPr>
-      <w:r>
-        <w:rPr>
-          <w:b/>
-          <w:bCs/>
-          <w:sz w:val="28"/>
-          <w:szCs w:val="28"/>
+          <w:lang w:val="en-GB"/>
+        </w:rPr>
+      </w:pPr>
+      <w:r>
+        <w:rPr>
+          <w:b/>
+          <w:bCs/>
+          <w:sz w:val="28"/>
+          <w:szCs w:val="28"/>
+          <w:lang w:val="en-GB"/>
         </w:rPr>
         <w:t>class Node</w:t>
       </w:r>
@@ -522,14 +591,16 @@
           <w:bCs/>
           <w:sz w:val="28"/>
           <w:szCs w:val="28"/>
-        </w:rPr>
-      </w:pPr>
-      <w:r>
-        <w:rPr>
-          <w:b/>
-          <w:bCs/>
-          <w:sz w:val="28"/>
-          <w:szCs w:val="28"/>
+          <w:lang w:val="en-GB"/>
+        </w:rPr>
+      </w:pPr>
+      <w:r>
+        <w:rPr>
+          <w:b/>
+          <w:bCs/>
+          <w:sz w:val="28"/>
+          <w:szCs w:val="28"/>
+          <w:lang w:val="en-GB"/>
         </w:rPr>
         <w:t>{</w:t>
       </w:r>
@@ -541,14 +612,16 @@
           <w:bCs/>
           <w:sz w:val="28"/>
           <w:szCs w:val="28"/>
-        </w:rPr>
-      </w:pPr>
-      <w:r>
-        <w:rPr>
-          <w:b/>
-          <w:bCs/>
-          <w:sz w:val="28"/>
-          <w:szCs w:val="28"/>
+          <w:lang w:val="en-GB"/>
+        </w:rPr>
+      </w:pPr>
+      <w:r>
+        <w:rPr>
+          <w:b/>
+          <w:bCs/>
+          <w:sz w:val="28"/>
+          <w:szCs w:val="28"/>
+          <w:lang w:val="en-GB"/>
         </w:rPr>
         <w:tab/>
         <w:t>int data;</w:t>
@@ -561,14 +634,16 @@
           <w:bCs/>
           <w:sz w:val="28"/>
           <w:szCs w:val="28"/>
-        </w:rPr>
-      </w:pPr>
-      <w:r>
-        <w:rPr>
-          <w:b/>
-          <w:bCs/>
-          <w:sz w:val="28"/>
-          <w:szCs w:val="28"/>
+          <w:lang w:val="en-GB"/>
+        </w:rPr>
+      </w:pPr>
+      <w:r>
+        <w:rPr>
+          <w:b/>
+          <w:bCs/>
+          <w:sz w:val="28"/>
+          <w:szCs w:val="28"/>
+          <w:lang w:val="en-GB"/>
         </w:rPr>
         <w:tab/>
         <w:t>Node next;</w:t>
@@ -581,14 +656,16 @@
           <w:bCs/>
           <w:sz w:val="28"/>
           <w:szCs w:val="28"/>
-        </w:rPr>
-      </w:pPr>
-      <w:r>
-        <w:rPr>
-          <w:b/>
-          <w:bCs/>
-          <w:sz w:val="28"/>
-          <w:szCs w:val="28"/>
+          <w:lang w:val="en-GB"/>
+        </w:rPr>
+      </w:pPr>
+      <w:r>
+        <w:rPr>
+          <w:b/>
+          <w:bCs/>
+          <w:sz w:val="28"/>
+          <w:szCs w:val="28"/>
+          <w:lang w:val="en-GB"/>
         </w:rPr>
         <w:tab/>
       </w:r>
@@ -599,6 +676,7 @@
           <w:bCs/>
           <w:sz w:val="28"/>
           <w:szCs w:val="28"/>
+          <w:lang w:val="en-GB"/>
         </w:rPr>
         <w:t>Node(</w:t>
       </w:r>
@@ -609,6 +687,7 @@
           <w:bCs/>
           <w:sz w:val="28"/>
           <w:szCs w:val="28"/>
+          <w:lang w:val="en-GB"/>
         </w:rPr>
         <w:t>int data)</w:t>
       </w:r>
@@ -620,14 +699,16 @@
           <w:bCs/>
           <w:sz w:val="28"/>
           <w:szCs w:val="28"/>
-        </w:rPr>
-      </w:pPr>
-      <w:r>
-        <w:rPr>
-          <w:b/>
-          <w:bCs/>
-          <w:sz w:val="28"/>
-          <w:szCs w:val="28"/>
+          <w:lang w:val="en-GB"/>
+        </w:rPr>
+      </w:pPr>
+      <w:r>
+        <w:rPr>
+          <w:b/>
+          <w:bCs/>
+          <w:sz w:val="28"/>
+          <w:szCs w:val="28"/>
+          <w:lang w:val="en-GB"/>
         </w:rPr>
         <w:tab/>
         <w:t>{</w:t>
@@ -640,23 +721,26 @@
           <w:bCs/>
           <w:sz w:val="28"/>
           <w:szCs w:val="28"/>
-        </w:rPr>
-      </w:pPr>
-      <w:r>
-        <w:rPr>
-          <w:b/>
-          <w:bCs/>
-          <w:sz w:val="28"/>
-          <w:szCs w:val="28"/>
-        </w:rPr>
-        <w:tab/>
-      </w:r>
-      <w:r>
-        <w:rPr>
-          <w:b/>
-          <w:bCs/>
-          <w:sz w:val="28"/>
-          <w:szCs w:val="28"/>
+          <w:lang w:val="en-GB"/>
+        </w:rPr>
+      </w:pPr>
+      <w:r>
+        <w:rPr>
+          <w:b/>
+          <w:bCs/>
+          <w:sz w:val="28"/>
+          <w:szCs w:val="28"/>
+          <w:lang w:val="en-GB"/>
+        </w:rPr>
+        <w:tab/>
+      </w:r>
+      <w:r>
+        <w:rPr>
+          <w:b/>
+          <w:bCs/>
+          <w:sz w:val="28"/>
+          <w:szCs w:val="28"/>
+          <w:lang w:val="en-GB"/>
         </w:rPr>
         <w:tab/>
       </w:r>
@@ -667,6 +751,7 @@
           <w:bCs/>
           <w:sz w:val="28"/>
           <w:szCs w:val="28"/>
+          <w:lang w:val="en-GB"/>
         </w:rPr>
         <w:t>this.data</w:t>
       </w:r>
@@ -677,6 +762,7 @@
           <w:bCs/>
           <w:sz w:val="28"/>
           <w:szCs w:val="28"/>
+          <w:lang w:val="en-GB"/>
         </w:rPr>
         <w:t>=data;</w:t>
       </w:r>
@@ -688,23 +774,26 @@
           <w:bCs/>
           <w:sz w:val="28"/>
           <w:szCs w:val="28"/>
-        </w:rPr>
-      </w:pPr>
-      <w:r>
-        <w:rPr>
-          <w:b/>
-          <w:bCs/>
-          <w:sz w:val="28"/>
-          <w:szCs w:val="28"/>
-        </w:rPr>
-        <w:tab/>
-      </w:r>
-      <w:r>
-        <w:rPr>
-          <w:b/>
-          <w:bCs/>
-          <w:sz w:val="28"/>
-          <w:szCs w:val="28"/>
+          <w:lang w:val="en-GB"/>
+        </w:rPr>
+      </w:pPr>
+      <w:r>
+        <w:rPr>
+          <w:b/>
+          <w:bCs/>
+          <w:sz w:val="28"/>
+          <w:szCs w:val="28"/>
+          <w:lang w:val="en-GB"/>
+        </w:rPr>
+        <w:tab/>
+      </w:r>
+      <w:r>
+        <w:rPr>
+          <w:b/>
+          <w:bCs/>
+          <w:sz w:val="28"/>
+          <w:szCs w:val="28"/>
+          <w:lang w:val="en-GB"/>
         </w:rPr>
         <w:tab/>
       </w:r>
@@ -716,6 +805,7 @@
           <w:bCs/>
           <w:sz w:val="28"/>
           <w:szCs w:val="28"/>
+          <w:lang w:val="en-GB"/>
         </w:rPr>
         <w:t>this.next</w:t>
       </w:r>
@@ -727,6 +817,7 @@
           <w:bCs/>
           <w:sz w:val="28"/>
           <w:szCs w:val="28"/>
+          <w:lang w:val="en-GB"/>
         </w:rPr>
         <w:t>=null;</w:t>
       </w:r>
@@ -738,14 +829,16 @@
           <w:bCs/>
           <w:sz w:val="28"/>
           <w:szCs w:val="28"/>
-        </w:rPr>
-      </w:pPr>
-      <w:r>
-        <w:rPr>
-          <w:b/>
-          <w:bCs/>
-          <w:sz w:val="28"/>
-          <w:szCs w:val="28"/>
+          <w:lang w:val="en-GB"/>
+        </w:rPr>
+      </w:pPr>
+      <w:r>
+        <w:rPr>
+          <w:b/>
+          <w:bCs/>
+          <w:sz w:val="28"/>
+          <w:szCs w:val="28"/>
+          <w:lang w:val="en-GB"/>
         </w:rPr>
         <w:tab/>
         <w:t>}</w:t>
@@ -758,14 +851,16 @@
           <w:bCs/>
           <w:sz w:val="28"/>
           <w:szCs w:val="28"/>
-        </w:rPr>
-      </w:pPr>
-      <w:r>
-        <w:rPr>
-          <w:b/>
-          <w:bCs/>
-          <w:sz w:val="28"/>
-          <w:szCs w:val="28"/>
+          <w:lang w:val="en-GB"/>
+        </w:rPr>
+      </w:pPr>
+      <w:r>
+        <w:rPr>
+          <w:b/>
+          <w:bCs/>
+          <w:sz w:val="28"/>
+          <w:szCs w:val="28"/>
+          <w:lang w:val="en-GB"/>
         </w:rPr>
         <w:t>}</w:t>
       </w:r>
@@ -777,14 +872,16 @@
           <w:bCs/>
           <w:sz w:val="28"/>
           <w:szCs w:val="28"/>
-        </w:rPr>
-      </w:pPr>
-      <w:r>
-        <w:rPr>
-          <w:b/>
-          <w:bCs/>
-          <w:sz w:val="28"/>
-          <w:szCs w:val="28"/>
+          <w:lang w:val="en-GB"/>
+        </w:rPr>
+      </w:pPr>
+      <w:r>
+        <w:rPr>
+          <w:b/>
+          <w:bCs/>
+          <w:sz w:val="28"/>
+          <w:szCs w:val="28"/>
+          <w:lang w:val="en-GB"/>
         </w:rPr>
         <w:t xml:space="preserve">class </w:t>
       </w:r>
@@ -795,6 +892,7 @@
           <w:bCs/>
           <w:sz w:val="28"/>
           <w:szCs w:val="28"/>
+          <w:lang w:val="en-GB"/>
         </w:rPr>
         <w:t>SinglyLinkedList</w:t>
       </w:r>
@@ -807,14 +905,16 @@
           <w:bCs/>
           <w:sz w:val="28"/>
           <w:szCs w:val="28"/>
-        </w:rPr>
-      </w:pPr>
-      <w:r>
-        <w:rPr>
-          <w:b/>
-          <w:bCs/>
-          <w:sz w:val="28"/>
-          <w:szCs w:val="28"/>
+          <w:lang w:val="en-GB"/>
+        </w:rPr>
+      </w:pPr>
+      <w:r>
+        <w:rPr>
+          <w:b/>
+          <w:bCs/>
+          <w:sz w:val="28"/>
+          <w:szCs w:val="28"/>
+          <w:lang w:val="en-GB"/>
         </w:rPr>
         <w:lastRenderedPageBreak/>
         <w:t>{</w:t>
@@ -827,14 +927,16 @@
           <w:bCs/>
           <w:sz w:val="28"/>
           <w:szCs w:val="28"/>
-        </w:rPr>
-      </w:pPr>
-      <w:r>
-        <w:rPr>
-          <w:b/>
-          <w:bCs/>
-          <w:sz w:val="28"/>
-          <w:szCs w:val="28"/>
+          <w:lang w:val="en-GB"/>
+        </w:rPr>
+      </w:pPr>
+      <w:r>
+        <w:rPr>
+          <w:b/>
+          <w:bCs/>
+          <w:sz w:val="28"/>
+          <w:szCs w:val="28"/>
+          <w:lang w:val="en-GB"/>
         </w:rPr>
         <w:tab/>
         <w:t>// define head</w:t>
@@ -847,14 +949,16 @@
           <w:bCs/>
           <w:sz w:val="28"/>
           <w:szCs w:val="28"/>
-        </w:rPr>
-      </w:pPr>
-      <w:r>
-        <w:rPr>
-          <w:b/>
-          <w:bCs/>
-          <w:sz w:val="28"/>
-          <w:szCs w:val="28"/>
+          <w:lang w:val="en-GB"/>
+        </w:rPr>
+      </w:pPr>
+      <w:r>
+        <w:rPr>
+          <w:b/>
+          <w:bCs/>
+          <w:sz w:val="28"/>
+          <w:szCs w:val="28"/>
+          <w:lang w:val="en-GB"/>
         </w:rPr>
         <w:tab/>
         <w:t>private Node head=null;</w:t>
@@ -867,14 +971,16 @@
           <w:bCs/>
           <w:sz w:val="28"/>
           <w:szCs w:val="28"/>
-        </w:rPr>
-      </w:pPr>
-      <w:r>
-        <w:rPr>
-          <w:b/>
-          <w:bCs/>
-          <w:sz w:val="28"/>
-          <w:szCs w:val="28"/>
+          <w:lang w:val="en-GB"/>
+        </w:rPr>
+      </w:pPr>
+      <w:r>
+        <w:rPr>
+          <w:b/>
+          <w:bCs/>
+          <w:sz w:val="28"/>
+          <w:szCs w:val="28"/>
+          <w:lang w:val="en-GB"/>
         </w:rPr>
         <w:tab/>
         <w:t>// a method to check is list empty</w:t>
@@ -887,14 +993,16 @@
           <w:bCs/>
           <w:sz w:val="28"/>
           <w:szCs w:val="28"/>
-        </w:rPr>
-      </w:pPr>
-      <w:r>
-        <w:rPr>
-          <w:b/>
-          <w:bCs/>
-          <w:sz w:val="28"/>
-          <w:szCs w:val="28"/>
+          <w:lang w:val="en-GB"/>
+        </w:rPr>
+      </w:pPr>
+      <w:r>
+        <w:rPr>
+          <w:b/>
+          <w:bCs/>
+          <w:sz w:val="28"/>
+          <w:szCs w:val="28"/>
+          <w:lang w:val="en-GB"/>
         </w:rPr>
         <w:tab/>
         <w:t xml:space="preserve">public </w:t>
@@ -906,6 +1014,7 @@
           <w:bCs/>
           <w:sz w:val="28"/>
           <w:szCs w:val="28"/>
+          <w:lang w:val="en-GB"/>
         </w:rPr>
         <w:t>boolean</w:t>
       </w:r>
@@ -916,6 +1025,7 @@
           <w:bCs/>
           <w:sz w:val="28"/>
           <w:szCs w:val="28"/>
+          <w:lang w:val="en-GB"/>
         </w:rPr>
         <w:t xml:space="preserve"> </w:t>
       </w:r>
@@ -927,6 +1037,7 @@
           <w:bCs/>
           <w:sz w:val="28"/>
           <w:szCs w:val="28"/>
+          <w:lang w:val="en-GB"/>
         </w:rPr>
         <w:t>isEmpty</w:t>
       </w:r>
@@ -937,6 +1048,7 @@
           <w:bCs/>
           <w:sz w:val="28"/>
           <w:szCs w:val="28"/>
+          <w:lang w:val="en-GB"/>
         </w:rPr>
         <w:t>(</w:t>
       </w:r>
@@ -947,6 +1059,7 @@
           <w:bCs/>
           <w:sz w:val="28"/>
           <w:szCs w:val="28"/>
+          <w:lang w:val="en-GB"/>
         </w:rPr>
         <w:t>)</w:t>
       </w:r>
@@ -958,14 +1071,16 @@
           <w:bCs/>
           <w:sz w:val="28"/>
           <w:szCs w:val="28"/>
-        </w:rPr>
-      </w:pPr>
-      <w:r>
-        <w:rPr>
-          <w:b/>
-          <w:bCs/>
-          <w:sz w:val="28"/>
-          <w:szCs w:val="28"/>
+          <w:lang w:val="en-GB"/>
+        </w:rPr>
+      </w:pPr>
+      <w:r>
+        <w:rPr>
+          <w:b/>
+          <w:bCs/>
+          <w:sz w:val="28"/>
+          <w:szCs w:val="28"/>
+          <w:lang w:val="en-GB"/>
         </w:rPr>
         <w:tab/>
         <w:t>{</w:t>
@@ -978,23 +1093,26 @@
           <w:bCs/>
           <w:sz w:val="28"/>
           <w:szCs w:val="28"/>
-        </w:rPr>
-      </w:pPr>
-      <w:r>
-        <w:rPr>
-          <w:b/>
-          <w:bCs/>
-          <w:sz w:val="28"/>
-          <w:szCs w:val="28"/>
-        </w:rPr>
-        <w:tab/>
-      </w:r>
-      <w:r>
-        <w:rPr>
-          <w:b/>
-          <w:bCs/>
-          <w:sz w:val="28"/>
-          <w:szCs w:val="28"/>
+          <w:lang w:val="en-GB"/>
+        </w:rPr>
+      </w:pPr>
+      <w:r>
+        <w:rPr>
+          <w:b/>
+          <w:bCs/>
+          <w:sz w:val="28"/>
+          <w:szCs w:val="28"/>
+          <w:lang w:val="en-GB"/>
+        </w:rPr>
+        <w:tab/>
+      </w:r>
+      <w:r>
+        <w:rPr>
+          <w:b/>
+          <w:bCs/>
+          <w:sz w:val="28"/>
+          <w:szCs w:val="28"/>
+          <w:lang w:val="en-GB"/>
         </w:rPr>
         <w:tab/>
         <w:t>return head==null;</w:t>
@@ -1007,14 +1125,16 @@
           <w:bCs/>
           <w:sz w:val="28"/>
           <w:szCs w:val="28"/>
-        </w:rPr>
-      </w:pPr>
-      <w:r>
-        <w:rPr>
-          <w:b/>
-          <w:bCs/>
-          <w:sz w:val="28"/>
-          <w:szCs w:val="28"/>
+          <w:lang w:val="en-GB"/>
+        </w:rPr>
+      </w:pPr>
+      <w:r>
+        <w:rPr>
+          <w:b/>
+          <w:bCs/>
+          <w:sz w:val="28"/>
+          <w:szCs w:val="28"/>
+          <w:lang w:val="en-GB"/>
         </w:rPr>
         <w:tab/>
         <w:t>}</w:t>
@@ -1027,14 +1147,16 @@
           <w:bCs/>
           <w:sz w:val="28"/>
           <w:szCs w:val="28"/>
-        </w:rPr>
-      </w:pPr>
-      <w:r>
-        <w:rPr>
-          <w:b/>
-          <w:bCs/>
-          <w:sz w:val="28"/>
-          <w:szCs w:val="28"/>
+          <w:lang w:val="en-GB"/>
+        </w:rPr>
+      </w:pPr>
+      <w:r>
+        <w:rPr>
+          <w:b/>
+          <w:bCs/>
+          <w:sz w:val="28"/>
+          <w:szCs w:val="28"/>
+          <w:lang w:val="en-GB"/>
         </w:rPr>
         <w:tab/>
         <w:t xml:space="preserve">// insert at the </w:t>
@@ -1046,6 +1168,7 @@
           <w:bCs/>
           <w:sz w:val="28"/>
           <w:szCs w:val="28"/>
+          <w:lang w:val="en-GB"/>
         </w:rPr>
         <w:t>begining</w:t>
       </w:r>
@@ -1058,14 +1181,16 @@
           <w:bCs/>
           <w:sz w:val="28"/>
           <w:szCs w:val="28"/>
-        </w:rPr>
-      </w:pPr>
-      <w:r>
-        <w:rPr>
-          <w:b/>
-          <w:bCs/>
-          <w:sz w:val="28"/>
-          <w:szCs w:val="28"/>
+          <w:lang w:val="en-GB"/>
+        </w:rPr>
+      </w:pPr>
+      <w:r>
+        <w:rPr>
+          <w:b/>
+          <w:bCs/>
+          <w:sz w:val="28"/>
+          <w:szCs w:val="28"/>
+          <w:lang w:val="en-GB"/>
         </w:rPr>
         <w:tab/>
         <w:t xml:space="preserve">public void </w:t>
@@ -1078,6 +1203,7 @@
           <w:bCs/>
           <w:sz w:val="28"/>
           <w:szCs w:val="28"/>
+          <w:lang w:val="en-GB"/>
         </w:rPr>
         <w:t>insertFirst</w:t>
       </w:r>
@@ -1088,6 +1214,7 @@
           <w:bCs/>
           <w:sz w:val="28"/>
           <w:szCs w:val="28"/>
+          <w:lang w:val="en-GB"/>
         </w:rPr>
         <w:t>(</w:t>
       </w:r>
@@ -1098,6 +1225,7 @@
           <w:bCs/>
           <w:sz w:val="28"/>
           <w:szCs w:val="28"/>
+          <w:lang w:val="en-GB"/>
         </w:rPr>
         <w:t>int data)</w:t>
       </w:r>
@@ -1109,14 +1237,16 @@
           <w:bCs/>
           <w:sz w:val="28"/>
           <w:szCs w:val="28"/>
-        </w:rPr>
-      </w:pPr>
-      <w:r>
-        <w:rPr>
-          <w:b/>
-          <w:bCs/>
-          <w:sz w:val="28"/>
-          <w:szCs w:val="28"/>
+          <w:lang w:val="en-GB"/>
+        </w:rPr>
+      </w:pPr>
+      <w:r>
+        <w:rPr>
+          <w:b/>
+          <w:bCs/>
+          <w:sz w:val="28"/>
+          <w:szCs w:val="28"/>
+          <w:lang w:val="en-GB"/>
         </w:rPr>
         <w:tab/>
         <w:t>{</w:t>
@@ -1129,23 +1259,26 @@
           <w:bCs/>
           <w:sz w:val="28"/>
           <w:szCs w:val="28"/>
-        </w:rPr>
-      </w:pPr>
-      <w:r>
-        <w:rPr>
-          <w:b/>
-          <w:bCs/>
-          <w:sz w:val="28"/>
-          <w:szCs w:val="28"/>
-        </w:rPr>
-        <w:tab/>
-      </w:r>
-      <w:r>
-        <w:rPr>
-          <w:b/>
-          <w:bCs/>
-          <w:sz w:val="28"/>
-          <w:szCs w:val="28"/>
+          <w:lang w:val="en-GB"/>
+        </w:rPr>
+      </w:pPr>
+      <w:r>
+        <w:rPr>
+          <w:b/>
+          <w:bCs/>
+          <w:sz w:val="28"/>
+          <w:szCs w:val="28"/>
+          <w:lang w:val="en-GB"/>
+        </w:rPr>
+        <w:tab/>
+      </w:r>
+      <w:r>
+        <w:rPr>
+          <w:b/>
+          <w:bCs/>
+          <w:sz w:val="28"/>
+          <w:szCs w:val="28"/>
+          <w:lang w:val="en-GB"/>
         </w:rPr>
         <w:tab/>
         <w:t>//</w:t>
@@ -1157,6 +1290,7 @@
           <w:bCs/>
           <w:sz w:val="28"/>
           <w:szCs w:val="28"/>
+          <w:lang w:val="en-GB"/>
         </w:rPr>
         <w:t>creat</w:t>
       </w:r>
@@ -1167,6 +1301,7 @@
           <w:bCs/>
           <w:sz w:val="28"/>
           <w:szCs w:val="28"/>
+          <w:lang w:val="en-GB"/>
         </w:rPr>
         <w:t xml:space="preserve"> node</w:t>
       </w:r>
@@ -1178,23 +1313,26 @@
           <w:bCs/>
           <w:sz w:val="28"/>
           <w:szCs w:val="28"/>
-        </w:rPr>
-      </w:pPr>
-      <w:r>
-        <w:rPr>
-          <w:b/>
-          <w:bCs/>
-          <w:sz w:val="28"/>
-          <w:szCs w:val="28"/>
-        </w:rPr>
-        <w:tab/>
-      </w:r>
-      <w:r>
-        <w:rPr>
-          <w:b/>
-          <w:bCs/>
-          <w:sz w:val="28"/>
-          <w:szCs w:val="28"/>
+          <w:lang w:val="en-GB"/>
+        </w:rPr>
+      </w:pPr>
+      <w:r>
+        <w:rPr>
+          <w:b/>
+          <w:bCs/>
+          <w:sz w:val="28"/>
+          <w:szCs w:val="28"/>
+          <w:lang w:val="en-GB"/>
+        </w:rPr>
+        <w:tab/>
+      </w:r>
+      <w:r>
+        <w:rPr>
+          <w:b/>
+          <w:bCs/>
+          <w:sz w:val="28"/>
+          <w:szCs w:val="28"/>
+          <w:lang w:val="en-GB"/>
         </w:rPr>
         <w:tab/>
         <w:t>Node temp = new Node(data);</w:t>
@@ -1207,23 +1345,26 @@
           <w:bCs/>
           <w:sz w:val="28"/>
           <w:szCs w:val="28"/>
-        </w:rPr>
-      </w:pPr>
-      <w:r>
-        <w:rPr>
-          <w:b/>
-          <w:bCs/>
-          <w:sz w:val="28"/>
-          <w:szCs w:val="28"/>
-        </w:rPr>
-        <w:tab/>
-      </w:r>
-      <w:r>
-        <w:rPr>
-          <w:b/>
-          <w:bCs/>
-          <w:sz w:val="28"/>
-          <w:szCs w:val="28"/>
+          <w:lang w:val="en-GB"/>
+        </w:rPr>
+      </w:pPr>
+      <w:r>
+        <w:rPr>
+          <w:b/>
+          <w:bCs/>
+          <w:sz w:val="28"/>
+          <w:szCs w:val="28"/>
+          <w:lang w:val="en-GB"/>
+        </w:rPr>
+        <w:tab/>
+      </w:r>
+      <w:r>
+        <w:rPr>
+          <w:b/>
+          <w:bCs/>
+          <w:sz w:val="28"/>
+          <w:szCs w:val="28"/>
+          <w:lang w:val="en-GB"/>
         </w:rPr>
         <w:tab/>
         <w:t>//link to old head</w:t>
@@ -1236,23 +1377,26 @@
           <w:bCs/>
           <w:sz w:val="28"/>
           <w:szCs w:val="28"/>
-        </w:rPr>
-      </w:pPr>
-      <w:r>
-        <w:rPr>
-          <w:b/>
-          <w:bCs/>
-          <w:sz w:val="28"/>
-          <w:szCs w:val="28"/>
-        </w:rPr>
-        <w:tab/>
-      </w:r>
-      <w:r>
-        <w:rPr>
-          <w:b/>
-          <w:bCs/>
-          <w:sz w:val="28"/>
-          <w:szCs w:val="28"/>
+          <w:lang w:val="en-GB"/>
+        </w:rPr>
+      </w:pPr>
+      <w:r>
+        <w:rPr>
+          <w:b/>
+          <w:bCs/>
+          <w:sz w:val="28"/>
+          <w:szCs w:val="28"/>
+          <w:lang w:val="en-GB"/>
+        </w:rPr>
+        <w:tab/>
+      </w:r>
+      <w:r>
+        <w:rPr>
+          <w:b/>
+          <w:bCs/>
+          <w:sz w:val="28"/>
+          <w:szCs w:val="28"/>
+          <w:lang w:val="en-GB"/>
         </w:rPr>
         <w:tab/>
       </w:r>
@@ -1264,6 +1408,7 @@
           <w:bCs/>
           <w:sz w:val="28"/>
           <w:szCs w:val="28"/>
+          <w:lang w:val="en-GB"/>
         </w:rPr>
         <w:t>temp.next</w:t>
       </w:r>
@@ -1275,6 +1420,7 @@
           <w:bCs/>
           <w:sz w:val="28"/>
           <w:szCs w:val="28"/>
+          <w:lang w:val="en-GB"/>
         </w:rPr>
         <w:t xml:space="preserve"> = head;</w:t>
       </w:r>
@@ -1286,23 +1432,26 @@
           <w:bCs/>
           <w:sz w:val="28"/>
           <w:szCs w:val="28"/>
-        </w:rPr>
-      </w:pPr>
-      <w:r>
-        <w:rPr>
-          <w:b/>
-          <w:bCs/>
-          <w:sz w:val="28"/>
-          <w:szCs w:val="28"/>
-        </w:rPr>
-        <w:tab/>
-      </w:r>
-      <w:r>
-        <w:rPr>
-          <w:b/>
-          <w:bCs/>
-          <w:sz w:val="28"/>
-          <w:szCs w:val="28"/>
+          <w:lang w:val="en-GB"/>
+        </w:rPr>
+      </w:pPr>
+      <w:r>
+        <w:rPr>
+          <w:b/>
+          <w:bCs/>
+          <w:sz w:val="28"/>
+          <w:szCs w:val="28"/>
+          <w:lang w:val="en-GB"/>
+        </w:rPr>
+        <w:tab/>
+      </w:r>
+      <w:r>
+        <w:rPr>
+          <w:b/>
+          <w:bCs/>
+          <w:sz w:val="28"/>
+          <w:szCs w:val="28"/>
+          <w:lang w:val="en-GB"/>
         </w:rPr>
         <w:tab/>
         <w:t>head = temp; // move the head</w:t>
@@ -1315,14 +1464,16 @@
           <w:bCs/>
           <w:sz w:val="28"/>
           <w:szCs w:val="28"/>
-        </w:rPr>
-      </w:pPr>
-      <w:r>
-        <w:rPr>
-          <w:b/>
-          <w:bCs/>
-          <w:sz w:val="28"/>
-          <w:szCs w:val="28"/>
+          <w:lang w:val="en-GB"/>
+        </w:rPr>
+      </w:pPr>
+      <w:r>
+        <w:rPr>
+          <w:b/>
+          <w:bCs/>
+          <w:sz w:val="28"/>
+          <w:szCs w:val="28"/>
+          <w:lang w:val="en-GB"/>
         </w:rPr>
         <w:tab/>
         <w:t>}</w:t>
@@ -1335,14 +1486,16 @@
           <w:bCs/>
           <w:sz w:val="28"/>
           <w:szCs w:val="28"/>
-        </w:rPr>
-      </w:pPr>
-      <w:r>
-        <w:rPr>
-          <w:b/>
-          <w:bCs/>
-          <w:sz w:val="28"/>
-          <w:szCs w:val="28"/>
+          <w:lang w:val="en-GB"/>
+        </w:rPr>
+      </w:pPr>
+      <w:r>
+        <w:rPr>
+          <w:b/>
+          <w:bCs/>
+          <w:sz w:val="28"/>
+          <w:szCs w:val="28"/>
+          <w:lang w:val="en-GB"/>
         </w:rPr>
         <w:tab/>
         <w:t>//insert at the end</w:t>
@@ -1355,14 +1508,16 @@
           <w:bCs/>
           <w:sz w:val="28"/>
           <w:szCs w:val="28"/>
-        </w:rPr>
-      </w:pPr>
-      <w:r>
-        <w:rPr>
-          <w:b/>
-          <w:bCs/>
-          <w:sz w:val="28"/>
-          <w:szCs w:val="28"/>
+          <w:lang w:val="en-GB"/>
+        </w:rPr>
+      </w:pPr>
+      <w:r>
+        <w:rPr>
+          <w:b/>
+          <w:bCs/>
+          <w:sz w:val="28"/>
+          <w:szCs w:val="28"/>
+          <w:lang w:val="en-GB"/>
         </w:rPr>
         <w:tab/>
         <w:t xml:space="preserve">public void </w:t>
@@ -1375,6 +1530,7 @@
           <w:bCs/>
           <w:sz w:val="28"/>
           <w:szCs w:val="28"/>
+          <w:lang w:val="en-GB"/>
         </w:rPr>
         <w:t>insertLast</w:t>
       </w:r>
@@ -1385,6 +1541,7 @@
           <w:bCs/>
           <w:sz w:val="28"/>
           <w:szCs w:val="28"/>
+          <w:lang w:val="en-GB"/>
         </w:rPr>
         <w:t>(</w:t>
       </w:r>
@@ -1395,6 +1552,7 @@
           <w:bCs/>
           <w:sz w:val="28"/>
           <w:szCs w:val="28"/>
+          <w:lang w:val="en-GB"/>
         </w:rPr>
         <w:t>int data)</w:t>
       </w:r>
@@ -1406,14 +1564,16 @@
           <w:bCs/>
           <w:sz w:val="28"/>
           <w:szCs w:val="28"/>
-        </w:rPr>
-      </w:pPr>
-      <w:r>
-        <w:rPr>
-          <w:b/>
-          <w:bCs/>
-          <w:sz w:val="28"/>
-          <w:szCs w:val="28"/>
+          <w:lang w:val="en-GB"/>
+        </w:rPr>
+      </w:pPr>
+      <w:r>
+        <w:rPr>
+          <w:b/>
+          <w:bCs/>
+          <w:sz w:val="28"/>
+          <w:szCs w:val="28"/>
+          <w:lang w:val="en-GB"/>
         </w:rPr>
         <w:tab/>
         <w:t>{</w:t>
@@ -1426,23 +1586,26 @@
           <w:bCs/>
           <w:sz w:val="28"/>
           <w:szCs w:val="28"/>
-        </w:rPr>
-      </w:pPr>
-      <w:r>
-        <w:rPr>
-          <w:b/>
-          <w:bCs/>
-          <w:sz w:val="28"/>
-          <w:szCs w:val="28"/>
-        </w:rPr>
-        <w:tab/>
-      </w:r>
-      <w:r>
-        <w:rPr>
-          <w:b/>
-          <w:bCs/>
-          <w:sz w:val="28"/>
-          <w:szCs w:val="28"/>
+          <w:lang w:val="en-GB"/>
+        </w:rPr>
+      </w:pPr>
+      <w:r>
+        <w:rPr>
+          <w:b/>
+          <w:bCs/>
+          <w:sz w:val="28"/>
+          <w:szCs w:val="28"/>
+          <w:lang w:val="en-GB"/>
+        </w:rPr>
+        <w:tab/>
+      </w:r>
+      <w:r>
+        <w:rPr>
+          <w:b/>
+          <w:bCs/>
+          <w:sz w:val="28"/>
+          <w:szCs w:val="28"/>
+          <w:lang w:val="en-GB"/>
         </w:rPr>
         <w:tab/>
         <w:t>//create node</w:t>
@@ -1455,23 +1618,26 @@
           <w:bCs/>
           <w:sz w:val="28"/>
           <w:szCs w:val="28"/>
-        </w:rPr>
-      </w:pPr>
-      <w:r>
-        <w:rPr>
-          <w:b/>
-          <w:bCs/>
-          <w:sz w:val="28"/>
-          <w:szCs w:val="28"/>
-        </w:rPr>
-        <w:tab/>
-      </w:r>
-      <w:r>
-        <w:rPr>
-          <w:b/>
-          <w:bCs/>
-          <w:sz w:val="28"/>
-          <w:szCs w:val="28"/>
+          <w:lang w:val="en-GB"/>
+        </w:rPr>
+      </w:pPr>
+      <w:r>
+        <w:rPr>
+          <w:b/>
+          <w:bCs/>
+          <w:sz w:val="28"/>
+          <w:szCs w:val="28"/>
+          <w:lang w:val="en-GB"/>
+        </w:rPr>
+        <w:tab/>
+      </w:r>
+      <w:r>
+        <w:rPr>
+          <w:b/>
+          <w:bCs/>
+          <w:sz w:val="28"/>
+          <w:szCs w:val="28"/>
+          <w:lang w:val="en-GB"/>
         </w:rPr>
         <w:tab/>
         <w:t>Node temp = new Node(data);</w:t>
@@ -1484,23 +1650,26 @@
           <w:bCs/>
           <w:sz w:val="28"/>
           <w:szCs w:val="28"/>
-        </w:rPr>
-      </w:pPr>
-      <w:r>
-        <w:rPr>
-          <w:b/>
-          <w:bCs/>
-          <w:sz w:val="28"/>
-          <w:szCs w:val="28"/>
-        </w:rPr>
-        <w:tab/>
-      </w:r>
-      <w:r>
-        <w:rPr>
-          <w:b/>
-          <w:bCs/>
-          <w:sz w:val="28"/>
-          <w:szCs w:val="28"/>
+          <w:lang w:val="en-GB"/>
+        </w:rPr>
+      </w:pPr>
+      <w:r>
+        <w:rPr>
+          <w:b/>
+          <w:bCs/>
+          <w:sz w:val="28"/>
+          <w:szCs w:val="28"/>
+          <w:lang w:val="en-GB"/>
+        </w:rPr>
+        <w:tab/>
+      </w:r>
+      <w:r>
+        <w:rPr>
+          <w:b/>
+          <w:bCs/>
+          <w:sz w:val="28"/>
+          <w:szCs w:val="28"/>
+          <w:lang w:val="en-GB"/>
         </w:rPr>
         <w:tab/>
         <w:t>//check is the list empty</w:t>
@@ -1513,23 +1682,26 @@
           <w:bCs/>
           <w:sz w:val="28"/>
           <w:szCs w:val="28"/>
-        </w:rPr>
-      </w:pPr>
-      <w:r>
-        <w:rPr>
-          <w:b/>
-          <w:bCs/>
-          <w:sz w:val="28"/>
-          <w:szCs w:val="28"/>
-        </w:rPr>
-        <w:tab/>
-      </w:r>
-      <w:r>
-        <w:rPr>
-          <w:b/>
-          <w:bCs/>
-          <w:sz w:val="28"/>
-          <w:szCs w:val="28"/>
+          <w:lang w:val="en-GB"/>
+        </w:rPr>
+      </w:pPr>
+      <w:r>
+        <w:rPr>
+          <w:b/>
+          <w:bCs/>
+          <w:sz w:val="28"/>
+          <w:szCs w:val="28"/>
+          <w:lang w:val="en-GB"/>
+        </w:rPr>
+        <w:tab/>
+      </w:r>
+      <w:r>
+        <w:rPr>
+          <w:b/>
+          <w:bCs/>
+          <w:sz w:val="28"/>
+          <w:szCs w:val="28"/>
+          <w:lang w:val="en-GB"/>
         </w:rPr>
         <w:tab/>
         <w:t>if(</w:t>
@@ -1542,6 +1714,7 @@
           <w:bCs/>
           <w:sz w:val="28"/>
           <w:szCs w:val="28"/>
+          <w:lang w:val="en-GB"/>
         </w:rPr>
         <w:t>isEmpty</w:t>
       </w:r>
@@ -1552,6 +1725,7 @@
           <w:bCs/>
           <w:sz w:val="28"/>
           <w:szCs w:val="28"/>
+          <w:lang w:val="en-GB"/>
         </w:rPr>
         <w:t>(</w:t>
       </w:r>
@@ -1562,6 +1736,7 @@
           <w:bCs/>
           <w:sz w:val="28"/>
           <w:szCs w:val="28"/>
+          <w:lang w:val="en-GB"/>
         </w:rPr>
         <w:t>))</w:t>
       </w:r>
@@ -1573,23 +1748,26 @@
           <w:bCs/>
           <w:sz w:val="28"/>
           <w:szCs w:val="28"/>
-        </w:rPr>
-      </w:pPr>
-      <w:r>
-        <w:rPr>
-          <w:b/>
-          <w:bCs/>
-          <w:sz w:val="28"/>
-          <w:szCs w:val="28"/>
-        </w:rPr>
-        <w:tab/>
-      </w:r>
-      <w:r>
-        <w:rPr>
-          <w:b/>
-          <w:bCs/>
-          <w:sz w:val="28"/>
-          <w:szCs w:val="28"/>
+          <w:lang w:val="en-GB"/>
+        </w:rPr>
+      </w:pPr>
+      <w:r>
+        <w:rPr>
+          <w:b/>
+          <w:bCs/>
+          <w:sz w:val="28"/>
+          <w:szCs w:val="28"/>
+          <w:lang w:val="en-GB"/>
+        </w:rPr>
+        <w:tab/>
+      </w:r>
+      <w:r>
+        <w:rPr>
+          <w:b/>
+          <w:bCs/>
+          <w:sz w:val="28"/>
+          <w:szCs w:val="28"/>
+          <w:lang w:val="en-GB"/>
         </w:rPr>
         <w:tab/>
         <w:t>{</w:t>
@@ -1602,14 +1780,16 @@
           <w:bCs/>
           <w:sz w:val="28"/>
           <w:szCs w:val="28"/>
-        </w:rPr>
-      </w:pPr>
-      <w:r>
-        <w:rPr>
-          <w:b/>
-          <w:bCs/>
-          <w:sz w:val="28"/>
-          <w:szCs w:val="28"/>
+          <w:lang w:val="en-GB"/>
+        </w:rPr>
+      </w:pPr>
+      <w:r>
+        <w:rPr>
+          <w:b/>
+          <w:bCs/>
+          <w:sz w:val="28"/>
+          <w:szCs w:val="28"/>
+          <w:lang w:val="en-GB"/>
         </w:rPr>
         <w:lastRenderedPageBreak/>
         <w:tab/>
@@ -1620,15 +1800,17 @@
           <w:bCs/>
           <w:sz w:val="28"/>
           <w:szCs w:val="28"/>
-        </w:rPr>
-        <w:tab/>
-      </w:r>
-      <w:r>
-        <w:rPr>
-          <w:b/>
-          <w:bCs/>
-          <w:sz w:val="28"/>
-          <w:szCs w:val="28"/>
+          <w:lang w:val="en-GB"/>
+        </w:rPr>
+        <w:tab/>
+      </w:r>
+      <w:r>
+        <w:rPr>
+          <w:b/>
+          <w:bCs/>
+          <w:sz w:val="28"/>
+          <w:szCs w:val="28"/>
+          <w:lang w:val="en-GB"/>
         </w:rPr>
         <w:tab/>
         <w:t>head=temp;</w:t>
@@ -1641,23 +1823,26 @@
           <w:bCs/>
           <w:sz w:val="28"/>
           <w:szCs w:val="28"/>
-        </w:rPr>
-      </w:pPr>
-      <w:r>
-        <w:rPr>
-          <w:b/>
-          <w:bCs/>
-          <w:sz w:val="28"/>
-          <w:szCs w:val="28"/>
-        </w:rPr>
-        <w:tab/>
-      </w:r>
-      <w:r>
-        <w:rPr>
-          <w:b/>
-          <w:bCs/>
-          <w:sz w:val="28"/>
-          <w:szCs w:val="28"/>
+          <w:lang w:val="en-GB"/>
+        </w:rPr>
+      </w:pPr>
+      <w:r>
+        <w:rPr>
+          <w:b/>
+          <w:bCs/>
+          <w:sz w:val="28"/>
+          <w:szCs w:val="28"/>
+          <w:lang w:val="en-GB"/>
+        </w:rPr>
+        <w:tab/>
+      </w:r>
+      <w:r>
+        <w:rPr>
+          <w:b/>
+          <w:bCs/>
+          <w:sz w:val="28"/>
+          <w:szCs w:val="28"/>
+          <w:lang w:val="en-GB"/>
         </w:rPr>
         <w:tab/>
         <w:t>}</w:t>
@@ -1670,23 +1855,26 @@
           <w:bCs/>
           <w:sz w:val="28"/>
           <w:szCs w:val="28"/>
-        </w:rPr>
-      </w:pPr>
-      <w:r>
-        <w:rPr>
-          <w:b/>
-          <w:bCs/>
-          <w:sz w:val="28"/>
-          <w:szCs w:val="28"/>
-        </w:rPr>
-        <w:tab/>
-      </w:r>
-      <w:r>
-        <w:rPr>
-          <w:b/>
-          <w:bCs/>
-          <w:sz w:val="28"/>
-          <w:szCs w:val="28"/>
+          <w:lang w:val="en-GB"/>
+        </w:rPr>
+      </w:pPr>
+      <w:r>
+        <w:rPr>
+          <w:b/>
+          <w:bCs/>
+          <w:sz w:val="28"/>
+          <w:szCs w:val="28"/>
+          <w:lang w:val="en-GB"/>
+        </w:rPr>
+        <w:tab/>
+      </w:r>
+      <w:r>
+        <w:rPr>
+          <w:b/>
+          <w:bCs/>
+          <w:sz w:val="28"/>
+          <w:szCs w:val="28"/>
+          <w:lang w:val="en-GB"/>
         </w:rPr>
         <w:tab/>
         <w:t>// traverse the list till end</w:t>
@@ -1699,23 +1887,26 @@
           <w:bCs/>
           <w:sz w:val="28"/>
           <w:szCs w:val="28"/>
-        </w:rPr>
-      </w:pPr>
-      <w:r>
-        <w:rPr>
-          <w:b/>
-          <w:bCs/>
-          <w:sz w:val="28"/>
-          <w:szCs w:val="28"/>
-        </w:rPr>
-        <w:tab/>
-      </w:r>
-      <w:r>
-        <w:rPr>
-          <w:b/>
-          <w:bCs/>
-          <w:sz w:val="28"/>
-          <w:szCs w:val="28"/>
+          <w:lang w:val="en-GB"/>
+        </w:rPr>
+      </w:pPr>
+      <w:r>
+        <w:rPr>
+          <w:b/>
+          <w:bCs/>
+          <w:sz w:val="28"/>
+          <w:szCs w:val="28"/>
+          <w:lang w:val="en-GB"/>
+        </w:rPr>
+        <w:tab/>
+      </w:r>
+      <w:r>
+        <w:rPr>
+          <w:b/>
+          <w:bCs/>
+          <w:sz w:val="28"/>
+          <w:szCs w:val="28"/>
+          <w:lang w:val="en-GB"/>
         </w:rPr>
         <w:tab/>
         <w:t>Node tr = head; //start traversal</w:t>
@@ -1728,23 +1919,26 @@
           <w:bCs/>
           <w:sz w:val="28"/>
           <w:szCs w:val="28"/>
-        </w:rPr>
-      </w:pPr>
-      <w:r>
-        <w:rPr>
-          <w:b/>
-          <w:bCs/>
-          <w:sz w:val="28"/>
-          <w:szCs w:val="28"/>
-        </w:rPr>
-        <w:tab/>
-      </w:r>
-      <w:r>
-        <w:rPr>
-          <w:b/>
-          <w:bCs/>
-          <w:sz w:val="28"/>
-          <w:szCs w:val="28"/>
+          <w:lang w:val="en-GB"/>
+        </w:rPr>
+      </w:pPr>
+      <w:r>
+        <w:rPr>
+          <w:b/>
+          <w:bCs/>
+          <w:sz w:val="28"/>
+          <w:szCs w:val="28"/>
+          <w:lang w:val="en-GB"/>
+        </w:rPr>
+        <w:tab/>
+      </w:r>
+      <w:r>
+        <w:rPr>
+          <w:b/>
+          <w:bCs/>
+          <w:sz w:val="28"/>
+          <w:szCs w:val="28"/>
+          <w:lang w:val="en-GB"/>
         </w:rPr>
         <w:tab/>
       </w:r>
@@ -1755,6 +1949,7 @@
           <w:bCs/>
           <w:sz w:val="28"/>
           <w:szCs w:val="28"/>
+          <w:lang w:val="en-GB"/>
         </w:rPr>
         <w:t>while(</w:t>
       </w:r>
@@ -1766,6 +1961,7 @@
           <w:bCs/>
           <w:sz w:val="28"/>
           <w:szCs w:val="28"/>
+          <w:lang w:val="en-GB"/>
         </w:rPr>
         <w:t>tr.next</w:t>
       </w:r>
@@ -1776,6 +1972,7 @@
           <w:bCs/>
           <w:sz w:val="28"/>
           <w:szCs w:val="28"/>
+          <w:lang w:val="en-GB"/>
         </w:rPr>
         <w:t xml:space="preserve"> != null)</w:t>
       </w:r>
@@ -1787,23 +1984,26 @@
           <w:bCs/>
           <w:sz w:val="28"/>
           <w:szCs w:val="28"/>
-        </w:rPr>
-      </w:pPr>
-      <w:r>
-        <w:rPr>
-          <w:b/>
-          <w:bCs/>
-          <w:sz w:val="28"/>
-          <w:szCs w:val="28"/>
-        </w:rPr>
-        <w:tab/>
-      </w:r>
-      <w:r>
-        <w:rPr>
-          <w:b/>
-          <w:bCs/>
-          <w:sz w:val="28"/>
-          <w:szCs w:val="28"/>
+          <w:lang w:val="en-GB"/>
+        </w:rPr>
+      </w:pPr>
+      <w:r>
+        <w:rPr>
+          <w:b/>
+          <w:bCs/>
+          <w:sz w:val="28"/>
+          <w:szCs w:val="28"/>
+          <w:lang w:val="en-GB"/>
+        </w:rPr>
+        <w:tab/>
+      </w:r>
+      <w:r>
+        <w:rPr>
+          <w:b/>
+          <w:bCs/>
+          <w:sz w:val="28"/>
+          <w:szCs w:val="28"/>
+          <w:lang w:val="en-GB"/>
         </w:rPr>
         <w:tab/>
         <w:t>{</w:t>
@@ -1816,32 +2016,36 @@
           <w:bCs/>
           <w:sz w:val="28"/>
           <w:szCs w:val="28"/>
-        </w:rPr>
-      </w:pPr>
-      <w:r>
-        <w:rPr>
-          <w:b/>
-          <w:bCs/>
-          <w:sz w:val="28"/>
-          <w:szCs w:val="28"/>
-        </w:rPr>
-        <w:tab/>
-      </w:r>
-      <w:r>
-        <w:rPr>
-          <w:b/>
-          <w:bCs/>
-          <w:sz w:val="28"/>
-          <w:szCs w:val="28"/>
-        </w:rPr>
-        <w:tab/>
-      </w:r>
-      <w:r>
-        <w:rPr>
-          <w:b/>
-          <w:bCs/>
-          <w:sz w:val="28"/>
-          <w:szCs w:val="28"/>
+          <w:lang w:val="en-GB"/>
+        </w:rPr>
+      </w:pPr>
+      <w:r>
+        <w:rPr>
+          <w:b/>
+          <w:bCs/>
+          <w:sz w:val="28"/>
+          <w:szCs w:val="28"/>
+          <w:lang w:val="en-GB"/>
+        </w:rPr>
+        <w:tab/>
+      </w:r>
+      <w:r>
+        <w:rPr>
+          <w:b/>
+          <w:bCs/>
+          <w:sz w:val="28"/>
+          <w:szCs w:val="28"/>
+          <w:lang w:val="en-GB"/>
+        </w:rPr>
+        <w:tab/>
+      </w:r>
+      <w:r>
+        <w:rPr>
+          <w:b/>
+          <w:bCs/>
+          <w:sz w:val="28"/>
+          <w:szCs w:val="28"/>
+          <w:lang w:val="en-GB"/>
         </w:rPr>
         <w:tab/>
         <w:t xml:space="preserve">tr = </w:t>
@@ -1854,6 +2058,7 @@
           <w:bCs/>
           <w:sz w:val="28"/>
           <w:szCs w:val="28"/>
+          <w:lang w:val="en-GB"/>
         </w:rPr>
         <w:t>tr.next</w:t>
       </w:r>
@@ -1865,6 +2070,7 @@
           <w:bCs/>
           <w:sz w:val="28"/>
           <w:szCs w:val="28"/>
+          <w:lang w:val="en-GB"/>
         </w:rPr>
         <w:t>; // walk till end and stop at end</w:t>
       </w:r>
@@ -1876,23 +2082,26 @@
           <w:bCs/>
           <w:sz w:val="28"/>
           <w:szCs w:val="28"/>
-        </w:rPr>
-      </w:pPr>
-      <w:r>
-        <w:rPr>
-          <w:b/>
-          <w:bCs/>
-          <w:sz w:val="28"/>
-          <w:szCs w:val="28"/>
-        </w:rPr>
-        <w:tab/>
-      </w:r>
-      <w:r>
-        <w:rPr>
-          <w:b/>
-          <w:bCs/>
-          <w:sz w:val="28"/>
-          <w:szCs w:val="28"/>
+          <w:lang w:val="en-GB"/>
+        </w:rPr>
+      </w:pPr>
+      <w:r>
+        <w:rPr>
+          <w:b/>
+          <w:bCs/>
+          <w:sz w:val="28"/>
+          <w:szCs w:val="28"/>
+          <w:lang w:val="en-GB"/>
+        </w:rPr>
+        <w:tab/>
+      </w:r>
+      <w:r>
+        <w:rPr>
+          <w:b/>
+          <w:bCs/>
+          <w:sz w:val="28"/>
+          <w:szCs w:val="28"/>
+          <w:lang w:val="en-GB"/>
         </w:rPr>
         <w:tab/>
         <w:t>}</w:t>
@@ -1905,23 +2114,26 @@
           <w:bCs/>
           <w:sz w:val="28"/>
           <w:szCs w:val="28"/>
-        </w:rPr>
-      </w:pPr>
-      <w:r>
-        <w:rPr>
-          <w:b/>
-          <w:bCs/>
-          <w:sz w:val="28"/>
-          <w:szCs w:val="28"/>
-        </w:rPr>
-        <w:tab/>
-      </w:r>
-      <w:r>
-        <w:rPr>
-          <w:b/>
-          <w:bCs/>
-          <w:sz w:val="28"/>
-          <w:szCs w:val="28"/>
+          <w:lang w:val="en-GB"/>
+        </w:rPr>
+      </w:pPr>
+      <w:r>
+        <w:rPr>
+          <w:b/>
+          <w:bCs/>
+          <w:sz w:val="28"/>
+          <w:szCs w:val="28"/>
+          <w:lang w:val="en-GB"/>
+        </w:rPr>
+        <w:tab/>
+      </w:r>
+      <w:r>
+        <w:rPr>
+          <w:b/>
+          <w:bCs/>
+          <w:sz w:val="28"/>
+          <w:szCs w:val="28"/>
+          <w:lang w:val="en-GB"/>
         </w:rPr>
         <w:tab/>
       </w:r>
@@ -1933,6 +2145,7 @@
           <w:bCs/>
           <w:sz w:val="28"/>
           <w:szCs w:val="28"/>
+          <w:lang w:val="en-GB"/>
         </w:rPr>
         <w:t>tr.next</w:t>
       </w:r>
@@ -1944,6 +2157,7 @@
           <w:bCs/>
           <w:sz w:val="28"/>
           <w:szCs w:val="28"/>
+          <w:lang w:val="en-GB"/>
         </w:rPr>
         <w:t>=temp; // assign new node at the end</w:t>
       </w:r>
@@ -1955,14 +2169,16 @@
           <w:bCs/>
           <w:sz w:val="28"/>
           <w:szCs w:val="28"/>
-        </w:rPr>
-      </w:pPr>
-      <w:r>
-        <w:rPr>
-          <w:b/>
-          <w:bCs/>
-          <w:sz w:val="28"/>
-          <w:szCs w:val="28"/>
+          <w:lang w:val="en-GB"/>
+        </w:rPr>
+      </w:pPr>
+      <w:r>
+        <w:rPr>
+          <w:b/>
+          <w:bCs/>
+          <w:sz w:val="28"/>
+          <w:szCs w:val="28"/>
+          <w:lang w:val="en-GB"/>
         </w:rPr>
         <w:tab/>
         <w:t>}</w:t>
@@ -1975,14 +2191,16 @@
           <w:bCs/>
           <w:sz w:val="28"/>
           <w:szCs w:val="28"/>
-        </w:rPr>
-      </w:pPr>
-      <w:r>
-        <w:rPr>
-          <w:b/>
-          <w:bCs/>
-          <w:sz w:val="28"/>
-          <w:szCs w:val="28"/>
+          <w:lang w:val="en-GB"/>
+        </w:rPr>
+      </w:pPr>
+      <w:r>
+        <w:rPr>
+          <w:b/>
+          <w:bCs/>
+          <w:sz w:val="28"/>
+          <w:szCs w:val="28"/>
+          <w:lang w:val="en-GB"/>
         </w:rPr>
         <w:tab/>
         <w:t>// Display the list</w:t>
@@ -1995,14 +2213,16 @@
           <w:bCs/>
           <w:sz w:val="28"/>
           <w:szCs w:val="28"/>
-        </w:rPr>
-      </w:pPr>
-      <w:r>
-        <w:rPr>
-          <w:b/>
-          <w:bCs/>
-          <w:sz w:val="28"/>
-          <w:szCs w:val="28"/>
+          <w:lang w:val="en-GB"/>
+        </w:rPr>
+      </w:pPr>
+      <w:r>
+        <w:rPr>
+          <w:b/>
+          <w:bCs/>
+          <w:sz w:val="28"/>
+          <w:szCs w:val="28"/>
+          <w:lang w:val="en-GB"/>
         </w:rPr>
         <w:tab/>
         <w:t xml:space="preserve">public void </w:t>
@@ -2014,6 +2234,7 @@
           <w:bCs/>
           <w:sz w:val="28"/>
           <w:szCs w:val="28"/>
+          <w:lang w:val="en-GB"/>
         </w:rPr>
         <w:t>display(</w:t>
       </w:r>
@@ -2024,6 +2245,7 @@
           <w:bCs/>
           <w:sz w:val="28"/>
           <w:szCs w:val="28"/>
+          <w:lang w:val="en-GB"/>
         </w:rPr>
         <w:t>)</w:t>
       </w:r>
@@ -2035,14 +2257,16 @@
           <w:bCs/>
           <w:sz w:val="28"/>
           <w:szCs w:val="28"/>
-        </w:rPr>
-      </w:pPr>
-      <w:r>
-        <w:rPr>
-          <w:b/>
-          <w:bCs/>
-          <w:sz w:val="28"/>
-          <w:szCs w:val="28"/>
+          <w:lang w:val="en-GB"/>
+        </w:rPr>
+      </w:pPr>
+      <w:r>
+        <w:rPr>
+          <w:b/>
+          <w:bCs/>
+          <w:sz w:val="28"/>
+          <w:szCs w:val="28"/>
+          <w:lang w:val="en-GB"/>
         </w:rPr>
         <w:tab/>
         <w:t>{</w:t>
@@ -2055,23 +2279,26 @@
           <w:bCs/>
           <w:sz w:val="28"/>
           <w:szCs w:val="28"/>
-        </w:rPr>
-      </w:pPr>
-      <w:r>
-        <w:rPr>
-          <w:b/>
-          <w:bCs/>
-          <w:sz w:val="28"/>
-          <w:szCs w:val="28"/>
-        </w:rPr>
-        <w:tab/>
-      </w:r>
-      <w:r>
-        <w:rPr>
-          <w:b/>
-          <w:bCs/>
-          <w:sz w:val="28"/>
-          <w:szCs w:val="28"/>
+          <w:lang w:val="en-GB"/>
+        </w:rPr>
+      </w:pPr>
+      <w:r>
+        <w:rPr>
+          <w:b/>
+          <w:bCs/>
+          <w:sz w:val="28"/>
+          <w:szCs w:val="28"/>
+          <w:lang w:val="en-GB"/>
+        </w:rPr>
+        <w:tab/>
+      </w:r>
+      <w:r>
+        <w:rPr>
+          <w:b/>
+          <w:bCs/>
+          <w:sz w:val="28"/>
+          <w:szCs w:val="28"/>
+          <w:lang w:val="en-GB"/>
         </w:rPr>
         <w:tab/>
         <w:t>Node temp=head;</w:t>
@@ -2084,23 +2311,26 @@
           <w:bCs/>
           <w:sz w:val="28"/>
           <w:szCs w:val="28"/>
-        </w:rPr>
-      </w:pPr>
-      <w:r>
-        <w:rPr>
-          <w:b/>
-          <w:bCs/>
-          <w:sz w:val="28"/>
-          <w:szCs w:val="28"/>
-        </w:rPr>
-        <w:tab/>
-      </w:r>
-      <w:r>
-        <w:rPr>
-          <w:b/>
-          <w:bCs/>
-          <w:sz w:val="28"/>
-          <w:szCs w:val="28"/>
+          <w:lang w:val="en-GB"/>
+        </w:rPr>
+      </w:pPr>
+      <w:r>
+        <w:rPr>
+          <w:b/>
+          <w:bCs/>
+          <w:sz w:val="28"/>
+          <w:szCs w:val="28"/>
+          <w:lang w:val="en-GB"/>
+        </w:rPr>
+        <w:tab/>
+      </w:r>
+      <w:r>
+        <w:rPr>
+          <w:b/>
+          <w:bCs/>
+          <w:sz w:val="28"/>
+          <w:szCs w:val="28"/>
+          <w:lang w:val="en-GB"/>
         </w:rPr>
         <w:tab/>
       </w:r>
@@ -2111,6 +2341,7 @@
           <w:bCs/>
           <w:sz w:val="28"/>
           <w:szCs w:val="28"/>
+          <w:lang w:val="en-GB"/>
         </w:rPr>
         <w:t>while(</w:t>
       </w:r>
@@ -2121,6 +2352,7 @@
           <w:bCs/>
           <w:sz w:val="28"/>
           <w:szCs w:val="28"/>
+          <w:lang w:val="en-GB"/>
         </w:rPr>
         <w:t>temp != null)</w:t>
       </w:r>
@@ -2132,23 +2364,26 @@
           <w:bCs/>
           <w:sz w:val="28"/>
           <w:szCs w:val="28"/>
-        </w:rPr>
-      </w:pPr>
-      <w:r>
-        <w:rPr>
-          <w:b/>
-          <w:bCs/>
-          <w:sz w:val="28"/>
-          <w:szCs w:val="28"/>
-        </w:rPr>
-        <w:tab/>
-      </w:r>
-      <w:r>
-        <w:rPr>
-          <w:b/>
-          <w:bCs/>
-          <w:sz w:val="28"/>
-          <w:szCs w:val="28"/>
+          <w:lang w:val="en-GB"/>
+        </w:rPr>
+      </w:pPr>
+      <w:r>
+        <w:rPr>
+          <w:b/>
+          <w:bCs/>
+          <w:sz w:val="28"/>
+          <w:szCs w:val="28"/>
+          <w:lang w:val="en-GB"/>
+        </w:rPr>
+        <w:tab/>
+      </w:r>
+      <w:r>
+        <w:rPr>
+          <w:b/>
+          <w:bCs/>
+          <w:sz w:val="28"/>
+          <w:szCs w:val="28"/>
+          <w:lang w:val="en-GB"/>
         </w:rPr>
         <w:tab/>
         <w:t>{</w:t>
@@ -2161,32 +2396,36 @@
           <w:bCs/>
           <w:sz w:val="28"/>
           <w:szCs w:val="28"/>
-        </w:rPr>
-      </w:pPr>
-      <w:r>
-        <w:rPr>
-          <w:b/>
-          <w:bCs/>
-          <w:sz w:val="28"/>
-          <w:szCs w:val="28"/>
-        </w:rPr>
-        <w:tab/>
-      </w:r>
-      <w:r>
-        <w:rPr>
-          <w:b/>
-          <w:bCs/>
-          <w:sz w:val="28"/>
-          <w:szCs w:val="28"/>
-        </w:rPr>
-        <w:tab/>
-      </w:r>
-      <w:r>
-        <w:rPr>
-          <w:b/>
-          <w:bCs/>
-          <w:sz w:val="28"/>
-          <w:szCs w:val="28"/>
+          <w:lang w:val="en-GB"/>
+        </w:rPr>
+      </w:pPr>
+      <w:r>
+        <w:rPr>
+          <w:b/>
+          <w:bCs/>
+          <w:sz w:val="28"/>
+          <w:szCs w:val="28"/>
+          <w:lang w:val="en-GB"/>
+        </w:rPr>
+        <w:tab/>
+      </w:r>
+      <w:r>
+        <w:rPr>
+          <w:b/>
+          <w:bCs/>
+          <w:sz w:val="28"/>
+          <w:szCs w:val="28"/>
+          <w:lang w:val="en-GB"/>
+        </w:rPr>
+        <w:tab/>
+      </w:r>
+      <w:r>
+        <w:rPr>
+          <w:b/>
+          <w:bCs/>
+          <w:sz w:val="28"/>
+          <w:szCs w:val="28"/>
+          <w:lang w:val="en-GB"/>
         </w:rPr>
         <w:tab/>
         <w:t>//print each node</w:t>
@@ -2199,32 +2438,36 @@
           <w:bCs/>
           <w:sz w:val="28"/>
           <w:szCs w:val="28"/>
-        </w:rPr>
-      </w:pPr>
-      <w:r>
-        <w:rPr>
-          <w:b/>
-          <w:bCs/>
-          <w:sz w:val="28"/>
-          <w:szCs w:val="28"/>
-        </w:rPr>
-        <w:tab/>
-      </w:r>
-      <w:r>
-        <w:rPr>
-          <w:b/>
-          <w:bCs/>
-          <w:sz w:val="28"/>
-          <w:szCs w:val="28"/>
-        </w:rPr>
-        <w:tab/>
-      </w:r>
-      <w:r>
-        <w:rPr>
-          <w:b/>
-          <w:bCs/>
-          <w:sz w:val="28"/>
-          <w:szCs w:val="28"/>
+          <w:lang w:val="en-GB"/>
+        </w:rPr>
+      </w:pPr>
+      <w:r>
+        <w:rPr>
+          <w:b/>
+          <w:bCs/>
+          <w:sz w:val="28"/>
+          <w:szCs w:val="28"/>
+          <w:lang w:val="en-GB"/>
+        </w:rPr>
+        <w:tab/>
+      </w:r>
+      <w:r>
+        <w:rPr>
+          <w:b/>
+          <w:bCs/>
+          <w:sz w:val="28"/>
+          <w:szCs w:val="28"/>
+          <w:lang w:val="en-GB"/>
+        </w:rPr>
+        <w:tab/>
+      </w:r>
+      <w:r>
+        <w:rPr>
+          <w:b/>
+          <w:bCs/>
+          <w:sz w:val="28"/>
+          <w:szCs w:val="28"/>
+          <w:lang w:val="en-GB"/>
         </w:rPr>
         <w:tab/>
       </w:r>
@@ -2235,6 +2478,7 @@
           <w:bCs/>
           <w:sz w:val="28"/>
           <w:szCs w:val="28"/>
+          <w:lang w:val="en-GB"/>
         </w:rPr>
         <w:t>System.out.print</w:t>
       </w:r>
@@ -2245,6 +2489,7 @@
           <w:bCs/>
           <w:sz w:val="28"/>
           <w:szCs w:val="28"/>
+          <w:lang w:val="en-GB"/>
         </w:rPr>
         <w:t>(</w:t>
       </w:r>
@@ -2255,6 +2500,7 @@
           <w:bCs/>
           <w:sz w:val="28"/>
           <w:szCs w:val="28"/>
+          <w:lang w:val="en-GB"/>
         </w:rPr>
         <w:t>temp.data</w:t>
       </w:r>
@@ -2265,6 +2511,7 @@
           <w:bCs/>
           <w:sz w:val="28"/>
           <w:szCs w:val="28"/>
+          <w:lang w:val="en-GB"/>
         </w:rPr>
         <w:t xml:space="preserve"> + "=&gt;");</w:t>
       </w:r>
@@ -2276,32 +2523,36 @@
           <w:bCs/>
           <w:sz w:val="28"/>
           <w:szCs w:val="28"/>
-        </w:rPr>
-      </w:pPr>
-      <w:r>
-        <w:rPr>
-          <w:b/>
-          <w:bCs/>
-          <w:sz w:val="28"/>
-          <w:szCs w:val="28"/>
-        </w:rPr>
-        <w:tab/>
-      </w:r>
-      <w:r>
-        <w:rPr>
-          <w:b/>
-          <w:bCs/>
-          <w:sz w:val="28"/>
-          <w:szCs w:val="28"/>
-        </w:rPr>
-        <w:tab/>
-      </w:r>
-      <w:r>
-        <w:rPr>
-          <w:b/>
-          <w:bCs/>
-          <w:sz w:val="28"/>
-          <w:szCs w:val="28"/>
+          <w:lang w:val="en-GB"/>
+        </w:rPr>
+      </w:pPr>
+      <w:r>
+        <w:rPr>
+          <w:b/>
+          <w:bCs/>
+          <w:sz w:val="28"/>
+          <w:szCs w:val="28"/>
+          <w:lang w:val="en-GB"/>
+        </w:rPr>
+        <w:tab/>
+      </w:r>
+      <w:r>
+        <w:rPr>
+          <w:b/>
+          <w:bCs/>
+          <w:sz w:val="28"/>
+          <w:szCs w:val="28"/>
+          <w:lang w:val="en-GB"/>
+        </w:rPr>
+        <w:tab/>
+      </w:r>
+      <w:r>
+        <w:rPr>
+          <w:b/>
+          <w:bCs/>
+          <w:sz w:val="28"/>
+          <w:szCs w:val="28"/>
+          <w:lang w:val="en-GB"/>
         </w:rPr>
         <w:tab/>
         <w:t>// move to the next node</w:t>
@@ -2314,32 +2565,36 @@
           <w:bCs/>
           <w:sz w:val="28"/>
           <w:szCs w:val="28"/>
-        </w:rPr>
-      </w:pPr>
-      <w:r>
-        <w:rPr>
-          <w:b/>
-          <w:bCs/>
-          <w:sz w:val="28"/>
-          <w:szCs w:val="28"/>
-        </w:rPr>
-        <w:tab/>
-      </w:r>
-      <w:r>
-        <w:rPr>
-          <w:b/>
-          <w:bCs/>
-          <w:sz w:val="28"/>
-          <w:szCs w:val="28"/>
-        </w:rPr>
-        <w:tab/>
-      </w:r>
-      <w:r>
-        <w:rPr>
-          <w:b/>
-          <w:bCs/>
-          <w:sz w:val="28"/>
-          <w:szCs w:val="28"/>
+          <w:lang w:val="en-GB"/>
+        </w:rPr>
+      </w:pPr>
+      <w:r>
+        <w:rPr>
+          <w:b/>
+          <w:bCs/>
+          <w:sz w:val="28"/>
+          <w:szCs w:val="28"/>
+          <w:lang w:val="en-GB"/>
+        </w:rPr>
+        <w:tab/>
+      </w:r>
+      <w:r>
+        <w:rPr>
+          <w:b/>
+          <w:bCs/>
+          <w:sz w:val="28"/>
+          <w:szCs w:val="28"/>
+          <w:lang w:val="en-GB"/>
+        </w:rPr>
+        <w:tab/>
+      </w:r>
+      <w:r>
+        <w:rPr>
+          <w:b/>
+          <w:bCs/>
+          <w:sz w:val="28"/>
+          <w:szCs w:val="28"/>
+          <w:lang w:val="en-GB"/>
         </w:rPr>
         <w:tab/>
         <w:t xml:space="preserve">temp = </w:t>
@@ -2352,6 +2607,7 @@
           <w:bCs/>
           <w:sz w:val="28"/>
           <w:szCs w:val="28"/>
+          <w:lang w:val="en-GB"/>
         </w:rPr>
         <w:t>temp.next</w:t>
       </w:r>
@@ -2363,6 +2619,7 @@
           <w:bCs/>
           <w:sz w:val="28"/>
           <w:szCs w:val="28"/>
+          <w:lang w:val="en-GB"/>
         </w:rPr>
         <w:t xml:space="preserve">; </w:t>
       </w:r>
@@ -2374,23 +2631,26 @@
           <w:bCs/>
           <w:sz w:val="28"/>
           <w:szCs w:val="28"/>
-        </w:rPr>
-      </w:pPr>
-      <w:r>
-        <w:rPr>
-          <w:b/>
-          <w:bCs/>
-          <w:sz w:val="28"/>
-          <w:szCs w:val="28"/>
-        </w:rPr>
-        <w:tab/>
-      </w:r>
-      <w:r>
-        <w:rPr>
-          <w:b/>
-          <w:bCs/>
-          <w:sz w:val="28"/>
-          <w:szCs w:val="28"/>
+          <w:lang w:val="en-GB"/>
+        </w:rPr>
+      </w:pPr>
+      <w:r>
+        <w:rPr>
+          <w:b/>
+          <w:bCs/>
+          <w:sz w:val="28"/>
+          <w:szCs w:val="28"/>
+          <w:lang w:val="en-GB"/>
+        </w:rPr>
+        <w:tab/>
+      </w:r>
+      <w:r>
+        <w:rPr>
+          <w:b/>
+          <w:bCs/>
+          <w:sz w:val="28"/>
+          <w:szCs w:val="28"/>
+          <w:lang w:val="en-GB"/>
         </w:rPr>
         <w:tab/>
         <w:t>}</w:t>
@@ -2403,23 +2663,26 @@
           <w:bCs/>
           <w:sz w:val="28"/>
           <w:szCs w:val="28"/>
-        </w:rPr>
-      </w:pPr>
-      <w:r>
-        <w:rPr>
-          <w:b/>
-          <w:bCs/>
-          <w:sz w:val="28"/>
-          <w:szCs w:val="28"/>
-        </w:rPr>
-        <w:tab/>
-      </w:r>
-      <w:r>
-        <w:rPr>
-          <w:b/>
-          <w:bCs/>
-          <w:sz w:val="28"/>
-          <w:szCs w:val="28"/>
+          <w:lang w:val="en-GB"/>
+        </w:rPr>
+      </w:pPr>
+      <w:r>
+        <w:rPr>
+          <w:b/>
+          <w:bCs/>
+          <w:sz w:val="28"/>
+          <w:szCs w:val="28"/>
+          <w:lang w:val="en-GB"/>
+        </w:rPr>
+        <w:tab/>
+      </w:r>
+      <w:r>
+        <w:rPr>
+          <w:b/>
+          <w:bCs/>
+          <w:sz w:val="28"/>
+          <w:szCs w:val="28"/>
+          <w:lang w:val="en-GB"/>
         </w:rPr>
         <w:tab/>
       </w:r>
@@ -2430,6 +2693,7 @@
           <w:bCs/>
           <w:sz w:val="28"/>
           <w:szCs w:val="28"/>
+          <w:lang w:val="en-GB"/>
         </w:rPr>
         <w:t>System.out.println</w:t>
       </w:r>
@@ -2440,6 +2704,7 @@
           <w:bCs/>
           <w:sz w:val="28"/>
           <w:szCs w:val="28"/>
+          <w:lang w:val="en-GB"/>
         </w:rPr>
         <w:t>("Null");</w:t>
       </w:r>
@@ -2451,24 +2716,27 @@
           <w:bCs/>
           <w:sz w:val="28"/>
           <w:szCs w:val="28"/>
-        </w:rPr>
-      </w:pPr>
-    </w:p>
-    <w:p>
-      <w:pPr>
-        <w:rPr>
-          <w:b/>
-          <w:bCs/>
-          <w:sz w:val="28"/>
-          <w:szCs w:val="28"/>
-        </w:rPr>
-      </w:pPr>
-      <w:r>
-        <w:rPr>
-          <w:b/>
-          <w:bCs/>
-          <w:sz w:val="28"/>
-          <w:szCs w:val="28"/>
+          <w:lang w:val="en-GB"/>
+        </w:rPr>
+      </w:pPr>
+    </w:p>
+    <w:p>
+      <w:pPr>
+        <w:rPr>
+          <w:b/>
+          <w:bCs/>
+          <w:sz w:val="28"/>
+          <w:szCs w:val="28"/>
+          <w:lang w:val="en-GB"/>
+        </w:rPr>
+      </w:pPr>
+      <w:r>
+        <w:rPr>
+          <w:b/>
+          <w:bCs/>
+          <w:sz w:val="28"/>
+          <w:szCs w:val="28"/>
+          <w:lang w:val="en-GB"/>
         </w:rPr>
         <w:tab/>
         <w:t>}</w:t>
@@ -2481,14 +2749,16 @@
           <w:bCs/>
           <w:sz w:val="28"/>
           <w:szCs w:val="28"/>
-        </w:rPr>
-      </w:pPr>
-      <w:r>
-        <w:rPr>
-          <w:b/>
-          <w:bCs/>
-          <w:sz w:val="28"/>
-          <w:szCs w:val="28"/>
+          <w:lang w:val="en-GB"/>
+        </w:rPr>
+      </w:pPr>
+      <w:r>
+        <w:rPr>
+          <w:b/>
+          <w:bCs/>
+          <w:sz w:val="28"/>
+          <w:szCs w:val="28"/>
+          <w:lang w:val="en-GB"/>
         </w:rPr>
         <w:tab/>
         <w:t>//Insert at given position</w:t>
@@ -2501,14 +2771,16 @@
           <w:bCs/>
           <w:sz w:val="28"/>
           <w:szCs w:val="28"/>
-        </w:rPr>
-      </w:pPr>
-      <w:r>
-        <w:rPr>
-          <w:b/>
-          <w:bCs/>
-          <w:sz w:val="28"/>
-          <w:szCs w:val="28"/>
+          <w:lang w:val="en-GB"/>
+        </w:rPr>
+      </w:pPr>
+      <w:r>
+        <w:rPr>
+          <w:b/>
+          <w:bCs/>
+          <w:sz w:val="28"/>
+          <w:szCs w:val="28"/>
+          <w:lang w:val="en-GB"/>
         </w:rPr>
         <w:lastRenderedPageBreak/>
         <w:tab/>
@@ -2522,6 +2794,7 @@
           <w:bCs/>
           <w:sz w:val="28"/>
           <w:szCs w:val="28"/>
+          <w:lang w:val="en-GB"/>
         </w:rPr>
         <w:t>insertAt</w:t>
       </w:r>
@@ -2532,6 +2805,7 @@
           <w:bCs/>
           <w:sz w:val="28"/>
           <w:szCs w:val="28"/>
+          <w:lang w:val="en-GB"/>
         </w:rPr>
         <w:t>(</w:t>
       </w:r>
@@ -2542,6 +2816,7 @@
           <w:bCs/>
           <w:sz w:val="28"/>
           <w:szCs w:val="28"/>
+          <w:lang w:val="en-GB"/>
         </w:rPr>
         <w:t xml:space="preserve">int </w:t>
       </w:r>
@@ -2552,6 +2827,7 @@
           <w:bCs/>
           <w:sz w:val="28"/>
           <w:szCs w:val="28"/>
+          <w:lang w:val="en-GB"/>
         </w:rPr>
         <w:t>pos,int</w:t>
       </w:r>
@@ -2562,6 +2838,7 @@
           <w:bCs/>
           <w:sz w:val="28"/>
           <w:szCs w:val="28"/>
+          <w:lang w:val="en-GB"/>
         </w:rPr>
         <w:t xml:space="preserve"> data)</w:t>
       </w:r>
@@ -2573,14 +2850,16 @@
           <w:bCs/>
           <w:sz w:val="28"/>
           <w:szCs w:val="28"/>
-        </w:rPr>
-      </w:pPr>
-      <w:r>
-        <w:rPr>
-          <w:b/>
-          <w:bCs/>
-          <w:sz w:val="28"/>
-          <w:szCs w:val="28"/>
+          <w:lang w:val="en-GB"/>
+        </w:rPr>
+      </w:pPr>
+      <w:r>
+        <w:rPr>
+          <w:b/>
+          <w:bCs/>
+          <w:sz w:val="28"/>
+          <w:szCs w:val="28"/>
+          <w:lang w:val="en-GB"/>
         </w:rPr>
         <w:tab/>
         <w:t>{</w:t>
@@ -2593,23 +2872,26 @@
           <w:bCs/>
           <w:sz w:val="28"/>
           <w:szCs w:val="28"/>
-        </w:rPr>
-      </w:pPr>
-      <w:r>
-        <w:rPr>
-          <w:b/>
-          <w:bCs/>
-          <w:sz w:val="28"/>
-          <w:szCs w:val="28"/>
-        </w:rPr>
-        <w:tab/>
-      </w:r>
-      <w:r>
-        <w:rPr>
-          <w:b/>
-          <w:bCs/>
-          <w:sz w:val="28"/>
-          <w:szCs w:val="28"/>
+          <w:lang w:val="en-GB"/>
+        </w:rPr>
+      </w:pPr>
+      <w:r>
+        <w:rPr>
+          <w:b/>
+          <w:bCs/>
+          <w:sz w:val="28"/>
+          <w:szCs w:val="28"/>
+          <w:lang w:val="en-GB"/>
+        </w:rPr>
+        <w:tab/>
+      </w:r>
+      <w:r>
+        <w:rPr>
+          <w:b/>
+          <w:bCs/>
+          <w:sz w:val="28"/>
+          <w:szCs w:val="28"/>
+          <w:lang w:val="en-GB"/>
         </w:rPr>
         <w:tab/>
       </w:r>
@@ -2620,6 +2902,7 @@
           <w:bCs/>
           <w:sz w:val="28"/>
           <w:szCs w:val="28"/>
+          <w:lang w:val="en-GB"/>
         </w:rPr>
         <w:t>if(</w:t>
       </w:r>
@@ -2631,6 +2914,7 @@
           <w:bCs/>
           <w:sz w:val="28"/>
           <w:szCs w:val="28"/>
+          <w:lang w:val="en-GB"/>
         </w:rPr>
         <w:t>pos</w:t>
       </w:r>
@@ -2641,6 +2925,7 @@
           <w:bCs/>
           <w:sz w:val="28"/>
           <w:szCs w:val="28"/>
+          <w:lang w:val="en-GB"/>
         </w:rPr>
         <w:t xml:space="preserve"> == 1)</w:t>
       </w:r>
@@ -2652,23 +2937,26 @@
           <w:bCs/>
           <w:sz w:val="28"/>
           <w:szCs w:val="28"/>
-        </w:rPr>
-      </w:pPr>
-      <w:r>
-        <w:rPr>
-          <w:b/>
-          <w:bCs/>
-          <w:sz w:val="28"/>
-          <w:szCs w:val="28"/>
-        </w:rPr>
-        <w:tab/>
-      </w:r>
-      <w:r>
-        <w:rPr>
-          <w:b/>
-          <w:bCs/>
-          <w:sz w:val="28"/>
-          <w:szCs w:val="28"/>
+          <w:lang w:val="en-GB"/>
+        </w:rPr>
+      </w:pPr>
+      <w:r>
+        <w:rPr>
+          <w:b/>
+          <w:bCs/>
+          <w:sz w:val="28"/>
+          <w:szCs w:val="28"/>
+          <w:lang w:val="en-GB"/>
+        </w:rPr>
+        <w:tab/>
+      </w:r>
+      <w:r>
+        <w:rPr>
+          <w:b/>
+          <w:bCs/>
+          <w:sz w:val="28"/>
+          <w:szCs w:val="28"/>
+          <w:lang w:val="en-GB"/>
         </w:rPr>
         <w:tab/>
         <w:t>{</w:t>
@@ -2681,32 +2969,36 @@
           <w:bCs/>
           <w:sz w:val="28"/>
           <w:szCs w:val="28"/>
-        </w:rPr>
-      </w:pPr>
-      <w:r>
-        <w:rPr>
-          <w:b/>
-          <w:bCs/>
-          <w:sz w:val="28"/>
-          <w:szCs w:val="28"/>
-        </w:rPr>
-        <w:tab/>
-      </w:r>
-      <w:r>
-        <w:rPr>
-          <w:b/>
-          <w:bCs/>
-          <w:sz w:val="28"/>
-          <w:szCs w:val="28"/>
-        </w:rPr>
-        <w:tab/>
-      </w:r>
-      <w:r>
-        <w:rPr>
-          <w:b/>
-          <w:bCs/>
-          <w:sz w:val="28"/>
-          <w:szCs w:val="28"/>
+          <w:lang w:val="en-GB"/>
+        </w:rPr>
+      </w:pPr>
+      <w:r>
+        <w:rPr>
+          <w:b/>
+          <w:bCs/>
+          <w:sz w:val="28"/>
+          <w:szCs w:val="28"/>
+          <w:lang w:val="en-GB"/>
+        </w:rPr>
+        <w:tab/>
+      </w:r>
+      <w:r>
+        <w:rPr>
+          <w:b/>
+          <w:bCs/>
+          <w:sz w:val="28"/>
+          <w:szCs w:val="28"/>
+          <w:lang w:val="en-GB"/>
+        </w:rPr>
+        <w:tab/>
+      </w:r>
+      <w:r>
+        <w:rPr>
+          <w:b/>
+          <w:bCs/>
+          <w:sz w:val="28"/>
+          <w:szCs w:val="28"/>
+          <w:lang w:val="en-GB"/>
         </w:rPr>
         <w:tab/>
         <w:t>//call insert First</w:t>
@@ -2719,32 +3011,36 @@
           <w:bCs/>
           <w:sz w:val="28"/>
           <w:szCs w:val="28"/>
-        </w:rPr>
-      </w:pPr>
-      <w:r>
-        <w:rPr>
-          <w:b/>
-          <w:bCs/>
-          <w:sz w:val="28"/>
-          <w:szCs w:val="28"/>
-        </w:rPr>
-        <w:tab/>
-      </w:r>
-      <w:r>
-        <w:rPr>
-          <w:b/>
-          <w:bCs/>
-          <w:sz w:val="28"/>
-          <w:szCs w:val="28"/>
-        </w:rPr>
-        <w:tab/>
-      </w:r>
-      <w:r>
-        <w:rPr>
-          <w:b/>
-          <w:bCs/>
-          <w:sz w:val="28"/>
-          <w:szCs w:val="28"/>
+          <w:lang w:val="en-GB"/>
+        </w:rPr>
+      </w:pPr>
+      <w:r>
+        <w:rPr>
+          <w:b/>
+          <w:bCs/>
+          <w:sz w:val="28"/>
+          <w:szCs w:val="28"/>
+          <w:lang w:val="en-GB"/>
+        </w:rPr>
+        <w:tab/>
+      </w:r>
+      <w:r>
+        <w:rPr>
+          <w:b/>
+          <w:bCs/>
+          <w:sz w:val="28"/>
+          <w:szCs w:val="28"/>
+          <w:lang w:val="en-GB"/>
+        </w:rPr>
+        <w:tab/>
+      </w:r>
+      <w:r>
+        <w:rPr>
+          <w:b/>
+          <w:bCs/>
+          <w:sz w:val="28"/>
+          <w:szCs w:val="28"/>
+          <w:lang w:val="en-GB"/>
         </w:rPr>
         <w:tab/>
       </w:r>
@@ -2755,6 +3051,7 @@
           <w:bCs/>
           <w:sz w:val="28"/>
           <w:szCs w:val="28"/>
+          <w:lang w:val="en-GB"/>
         </w:rPr>
         <w:t>insertFirst</w:t>
       </w:r>
@@ -2765,6 +3062,7 @@
           <w:bCs/>
           <w:sz w:val="28"/>
           <w:szCs w:val="28"/>
+          <w:lang w:val="en-GB"/>
         </w:rPr>
         <w:t>(data);</w:t>
       </w:r>
@@ -2776,32 +3074,36 @@
           <w:bCs/>
           <w:sz w:val="28"/>
           <w:szCs w:val="28"/>
-        </w:rPr>
-      </w:pPr>
-      <w:r>
-        <w:rPr>
-          <w:b/>
-          <w:bCs/>
-          <w:sz w:val="28"/>
-          <w:szCs w:val="28"/>
-        </w:rPr>
-        <w:tab/>
-      </w:r>
-      <w:r>
-        <w:rPr>
-          <w:b/>
-          <w:bCs/>
-          <w:sz w:val="28"/>
-          <w:szCs w:val="28"/>
-        </w:rPr>
-        <w:tab/>
-      </w:r>
-      <w:r>
-        <w:rPr>
-          <w:b/>
-          <w:bCs/>
-          <w:sz w:val="28"/>
-          <w:szCs w:val="28"/>
+          <w:lang w:val="en-GB"/>
+        </w:rPr>
+      </w:pPr>
+      <w:r>
+        <w:rPr>
+          <w:b/>
+          <w:bCs/>
+          <w:sz w:val="28"/>
+          <w:szCs w:val="28"/>
+          <w:lang w:val="en-GB"/>
+        </w:rPr>
+        <w:tab/>
+      </w:r>
+      <w:r>
+        <w:rPr>
+          <w:b/>
+          <w:bCs/>
+          <w:sz w:val="28"/>
+          <w:szCs w:val="28"/>
+          <w:lang w:val="en-GB"/>
+        </w:rPr>
+        <w:tab/>
+      </w:r>
+      <w:r>
+        <w:rPr>
+          <w:b/>
+          <w:bCs/>
+          <w:sz w:val="28"/>
+          <w:szCs w:val="28"/>
+          <w:lang w:val="en-GB"/>
         </w:rPr>
         <w:tab/>
         <w:t>return;</w:t>
@@ -2814,23 +3116,26 @@
           <w:bCs/>
           <w:sz w:val="28"/>
           <w:szCs w:val="28"/>
-        </w:rPr>
-      </w:pPr>
-      <w:r>
-        <w:rPr>
-          <w:b/>
-          <w:bCs/>
-          <w:sz w:val="28"/>
-          <w:szCs w:val="28"/>
-        </w:rPr>
-        <w:tab/>
-      </w:r>
-      <w:r>
-        <w:rPr>
-          <w:b/>
-          <w:bCs/>
-          <w:sz w:val="28"/>
-          <w:szCs w:val="28"/>
+          <w:lang w:val="en-GB"/>
+        </w:rPr>
+      </w:pPr>
+      <w:r>
+        <w:rPr>
+          <w:b/>
+          <w:bCs/>
+          <w:sz w:val="28"/>
+          <w:szCs w:val="28"/>
+          <w:lang w:val="en-GB"/>
+        </w:rPr>
+        <w:tab/>
+      </w:r>
+      <w:r>
+        <w:rPr>
+          <w:b/>
+          <w:bCs/>
+          <w:sz w:val="28"/>
+          <w:szCs w:val="28"/>
+          <w:lang w:val="en-GB"/>
         </w:rPr>
         <w:tab/>
         <w:t>}</w:t>
@@ -2843,23 +3148,26 @@
           <w:bCs/>
           <w:sz w:val="28"/>
           <w:szCs w:val="28"/>
-        </w:rPr>
-      </w:pPr>
-      <w:r>
-        <w:rPr>
-          <w:b/>
-          <w:bCs/>
-          <w:sz w:val="28"/>
-          <w:szCs w:val="28"/>
-        </w:rPr>
-        <w:tab/>
-      </w:r>
-      <w:r>
-        <w:rPr>
-          <w:b/>
-          <w:bCs/>
-          <w:sz w:val="28"/>
-          <w:szCs w:val="28"/>
+          <w:lang w:val="en-GB"/>
+        </w:rPr>
+      </w:pPr>
+      <w:r>
+        <w:rPr>
+          <w:b/>
+          <w:bCs/>
+          <w:sz w:val="28"/>
+          <w:szCs w:val="28"/>
+          <w:lang w:val="en-GB"/>
+        </w:rPr>
+        <w:tab/>
+      </w:r>
+      <w:r>
+        <w:rPr>
+          <w:b/>
+          <w:bCs/>
+          <w:sz w:val="28"/>
+          <w:szCs w:val="28"/>
+          <w:lang w:val="en-GB"/>
         </w:rPr>
         <w:tab/>
         <w:t>// traverse to the specified position</w:t>
@@ -2872,23 +3180,26 @@
           <w:bCs/>
           <w:sz w:val="28"/>
           <w:szCs w:val="28"/>
-        </w:rPr>
-      </w:pPr>
-      <w:r>
-        <w:rPr>
-          <w:b/>
-          <w:bCs/>
-          <w:sz w:val="28"/>
-          <w:szCs w:val="28"/>
-        </w:rPr>
-        <w:tab/>
-      </w:r>
-      <w:r>
-        <w:rPr>
-          <w:b/>
-          <w:bCs/>
-          <w:sz w:val="28"/>
-          <w:szCs w:val="28"/>
+          <w:lang w:val="en-GB"/>
+        </w:rPr>
+      </w:pPr>
+      <w:r>
+        <w:rPr>
+          <w:b/>
+          <w:bCs/>
+          <w:sz w:val="28"/>
+          <w:szCs w:val="28"/>
+          <w:lang w:val="en-GB"/>
+        </w:rPr>
+        <w:tab/>
+      </w:r>
+      <w:r>
+        <w:rPr>
+          <w:b/>
+          <w:bCs/>
+          <w:sz w:val="28"/>
+          <w:szCs w:val="28"/>
+          <w:lang w:val="en-GB"/>
         </w:rPr>
         <w:tab/>
         <w:t>Node temp = head;</w:t>
@@ -2901,23 +3212,26 @@
           <w:bCs/>
           <w:sz w:val="28"/>
           <w:szCs w:val="28"/>
-        </w:rPr>
-      </w:pPr>
-      <w:r>
-        <w:rPr>
-          <w:b/>
-          <w:bCs/>
-          <w:sz w:val="28"/>
-          <w:szCs w:val="28"/>
-        </w:rPr>
-        <w:tab/>
-      </w:r>
-      <w:r>
-        <w:rPr>
-          <w:b/>
-          <w:bCs/>
-          <w:sz w:val="28"/>
-          <w:szCs w:val="28"/>
+          <w:lang w:val="en-GB"/>
+        </w:rPr>
+      </w:pPr>
+      <w:r>
+        <w:rPr>
+          <w:b/>
+          <w:bCs/>
+          <w:sz w:val="28"/>
+          <w:szCs w:val="28"/>
+          <w:lang w:val="en-GB"/>
+        </w:rPr>
+        <w:tab/>
+      </w:r>
+      <w:r>
+        <w:rPr>
+          <w:b/>
+          <w:bCs/>
+          <w:sz w:val="28"/>
+          <w:szCs w:val="28"/>
+          <w:lang w:val="en-GB"/>
         </w:rPr>
         <w:tab/>
       </w:r>
@@ -2928,6 +3242,7 @@
           <w:bCs/>
           <w:sz w:val="28"/>
           <w:szCs w:val="28"/>
+          <w:lang w:val="en-GB"/>
         </w:rPr>
         <w:t>for(</w:t>
       </w:r>
@@ -2938,6 +3253,7 @@
           <w:bCs/>
           <w:sz w:val="28"/>
           <w:szCs w:val="28"/>
+          <w:lang w:val="en-GB"/>
         </w:rPr>
         <w:t xml:space="preserve">int </w:t>
       </w:r>
@@ -2948,6 +3264,7 @@
           <w:bCs/>
           <w:sz w:val="28"/>
           <w:szCs w:val="28"/>
+          <w:lang w:val="en-GB"/>
         </w:rPr>
         <w:t>i</w:t>
       </w:r>
@@ -2958,6 +3275,7 @@
           <w:bCs/>
           <w:sz w:val="28"/>
           <w:szCs w:val="28"/>
+          <w:lang w:val="en-GB"/>
         </w:rPr>
         <w:t xml:space="preserve">=1; </w:t>
       </w:r>
@@ -2968,6 +3286,7 @@
           <w:bCs/>
           <w:sz w:val="28"/>
           <w:szCs w:val="28"/>
+          <w:lang w:val="en-GB"/>
         </w:rPr>
         <w:t>i</w:t>
       </w:r>
@@ -2978,6 +3297,7 @@
           <w:bCs/>
           <w:sz w:val="28"/>
           <w:szCs w:val="28"/>
+          <w:lang w:val="en-GB"/>
         </w:rPr>
         <w:t xml:space="preserve">&lt;(pos-1) &amp;&amp; (temp!=null); </w:t>
       </w:r>
@@ -2988,6 +3308,7 @@
           <w:bCs/>
           <w:sz w:val="28"/>
           <w:szCs w:val="28"/>
+          <w:lang w:val="en-GB"/>
         </w:rPr>
         <w:t>i</w:t>
       </w:r>
@@ -2998,6 +3319,7 @@
           <w:bCs/>
           <w:sz w:val="28"/>
           <w:szCs w:val="28"/>
+          <w:lang w:val="en-GB"/>
         </w:rPr>
         <w:t>++)</w:t>
       </w:r>
@@ -3009,23 +3331,26 @@
           <w:bCs/>
           <w:sz w:val="28"/>
           <w:szCs w:val="28"/>
-        </w:rPr>
-      </w:pPr>
-      <w:r>
-        <w:rPr>
-          <w:b/>
-          <w:bCs/>
-          <w:sz w:val="28"/>
-          <w:szCs w:val="28"/>
-        </w:rPr>
-        <w:tab/>
-      </w:r>
-      <w:r>
-        <w:rPr>
-          <w:b/>
-          <w:bCs/>
-          <w:sz w:val="28"/>
-          <w:szCs w:val="28"/>
+          <w:lang w:val="en-GB"/>
+        </w:rPr>
+      </w:pPr>
+      <w:r>
+        <w:rPr>
+          <w:b/>
+          <w:bCs/>
+          <w:sz w:val="28"/>
+          <w:szCs w:val="28"/>
+          <w:lang w:val="en-GB"/>
+        </w:rPr>
+        <w:tab/>
+      </w:r>
+      <w:r>
+        <w:rPr>
+          <w:b/>
+          <w:bCs/>
+          <w:sz w:val="28"/>
+          <w:szCs w:val="28"/>
+          <w:lang w:val="en-GB"/>
         </w:rPr>
         <w:tab/>
         <w:t>{</w:t>
@@ -3038,32 +3363,36 @@
           <w:bCs/>
           <w:sz w:val="28"/>
           <w:szCs w:val="28"/>
-        </w:rPr>
-      </w:pPr>
-      <w:r>
-        <w:rPr>
-          <w:b/>
-          <w:bCs/>
-          <w:sz w:val="28"/>
-          <w:szCs w:val="28"/>
-        </w:rPr>
-        <w:tab/>
-      </w:r>
-      <w:r>
-        <w:rPr>
-          <w:b/>
-          <w:bCs/>
-          <w:sz w:val="28"/>
-          <w:szCs w:val="28"/>
-        </w:rPr>
-        <w:tab/>
-      </w:r>
-      <w:r>
-        <w:rPr>
-          <w:b/>
-          <w:bCs/>
-          <w:sz w:val="28"/>
-          <w:szCs w:val="28"/>
+          <w:lang w:val="en-GB"/>
+        </w:rPr>
+      </w:pPr>
+      <w:r>
+        <w:rPr>
+          <w:b/>
+          <w:bCs/>
+          <w:sz w:val="28"/>
+          <w:szCs w:val="28"/>
+          <w:lang w:val="en-GB"/>
+        </w:rPr>
+        <w:tab/>
+      </w:r>
+      <w:r>
+        <w:rPr>
+          <w:b/>
+          <w:bCs/>
+          <w:sz w:val="28"/>
+          <w:szCs w:val="28"/>
+          <w:lang w:val="en-GB"/>
+        </w:rPr>
+        <w:tab/>
+      </w:r>
+      <w:r>
+        <w:rPr>
+          <w:b/>
+          <w:bCs/>
+          <w:sz w:val="28"/>
+          <w:szCs w:val="28"/>
+          <w:lang w:val="en-GB"/>
         </w:rPr>
         <w:tab/>
         <w:t>temp=</w:t>
@@ -3076,6 +3405,7 @@
           <w:bCs/>
           <w:sz w:val="28"/>
           <w:szCs w:val="28"/>
+          <w:lang w:val="en-GB"/>
         </w:rPr>
         <w:t>temp.next</w:t>
       </w:r>
@@ -3087,6 +3417,7 @@
           <w:bCs/>
           <w:sz w:val="28"/>
           <w:szCs w:val="28"/>
+          <w:lang w:val="en-GB"/>
         </w:rPr>
         <w:t>;</w:t>
       </w:r>
@@ -3098,32 +3429,36 @@
           <w:bCs/>
           <w:sz w:val="28"/>
           <w:szCs w:val="28"/>
-        </w:rPr>
-      </w:pPr>
-      <w:r>
-        <w:rPr>
-          <w:b/>
-          <w:bCs/>
-          <w:sz w:val="28"/>
-          <w:szCs w:val="28"/>
-        </w:rPr>
-        <w:tab/>
-      </w:r>
-      <w:r>
-        <w:rPr>
-          <w:b/>
-          <w:bCs/>
-          <w:sz w:val="28"/>
-          <w:szCs w:val="28"/>
-        </w:rPr>
-        <w:tab/>
-      </w:r>
-      <w:r>
-        <w:rPr>
-          <w:b/>
-          <w:bCs/>
-          <w:sz w:val="28"/>
-          <w:szCs w:val="28"/>
+          <w:lang w:val="en-GB"/>
+        </w:rPr>
+      </w:pPr>
+      <w:r>
+        <w:rPr>
+          <w:b/>
+          <w:bCs/>
+          <w:sz w:val="28"/>
+          <w:szCs w:val="28"/>
+          <w:lang w:val="en-GB"/>
+        </w:rPr>
+        <w:tab/>
+      </w:r>
+      <w:r>
+        <w:rPr>
+          <w:b/>
+          <w:bCs/>
+          <w:sz w:val="28"/>
+          <w:szCs w:val="28"/>
+          <w:lang w:val="en-GB"/>
+        </w:rPr>
+        <w:tab/>
+      </w:r>
+      <w:r>
+        <w:rPr>
+          <w:b/>
+          <w:bCs/>
+          <w:sz w:val="28"/>
+          <w:szCs w:val="28"/>
+          <w:lang w:val="en-GB"/>
         </w:rPr>
         <w:tab/>
         <w:t>if(temp==null)</w:t>
@@ -3136,32 +3471,36 @@
           <w:bCs/>
           <w:sz w:val="28"/>
           <w:szCs w:val="28"/>
-        </w:rPr>
-      </w:pPr>
-      <w:r>
-        <w:rPr>
-          <w:b/>
-          <w:bCs/>
-          <w:sz w:val="28"/>
-          <w:szCs w:val="28"/>
-        </w:rPr>
-        <w:tab/>
-      </w:r>
-      <w:r>
-        <w:rPr>
-          <w:b/>
-          <w:bCs/>
-          <w:sz w:val="28"/>
-          <w:szCs w:val="28"/>
-        </w:rPr>
-        <w:tab/>
-      </w:r>
-      <w:r>
-        <w:rPr>
-          <w:b/>
-          <w:bCs/>
-          <w:sz w:val="28"/>
-          <w:szCs w:val="28"/>
+          <w:lang w:val="en-GB"/>
+        </w:rPr>
+      </w:pPr>
+      <w:r>
+        <w:rPr>
+          <w:b/>
+          <w:bCs/>
+          <w:sz w:val="28"/>
+          <w:szCs w:val="28"/>
+          <w:lang w:val="en-GB"/>
+        </w:rPr>
+        <w:tab/>
+      </w:r>
+      <w:r>
+        <w:rPr>
+          <w:b/>
+          <w:bCs/>
+          <w:sz w:val="28"/>
+          <w:szCs w:val="28"/>
+          <w:lang w:val="en-GB"/>
+        </w:rPr>
+        <w:tab/>
+      </w:r>
+      <w:r>
+        <w:rPr>
+          <w:b/>
+          <w:bCs/>
+          <w:sz w:val="28"/>
+          <w:szCs w:val="28"/>
+          <w:lang w:val="en-GB"/>
         </w:rPr>
         <w:tab/>
         <w:t>{</w:t>
@@ -3174,41 +3513,46 @@
           <w:bCs/>
           <w:sz w:val="28"/>
           <w:szCs w:val="28"/>
-        </w:rPr>
-      </w:pPr>
-      <w:r>
-        <w:rPr>
-          <w:b/>
-          <w:bCs/>
-          <w:sz w:val="28"/>
-          <w:szCs w:val="28"/>
-        </w:rPr>
-        <w:tab/>
-      </w:r>
-      <w:r>
-        <w:rPr>
-          <w:b/>
-          <w:bCs/>
-          <w:sz w:val="28"/>
-          <w:szCs w:val="28"/>
-        </w:rPr>
-        <w:tab/>
-      </w:r>
-      <w:r>
-        <w:rPr>
-          <w:b/>
-          <w:bCs/>
-          <w:sz w:val="28"/>
-          <w:szCs w:val="28"/>
-        </w:rPr>
-        <w:tab/>
-      </w:r>
-      <w:r>
-        <w:rPr>
-          <w:b/>
-          <w:bCs/>
-          <w:sz w:val="28"/>
-          <w:szCs w:val="28"/>
+          <w:lang w:val="en-GB"/>
+        </w:rPr>
+      </w:pPr>
+      <w:r>
+        <w:rPr>
+          <w:b/>
+          <w:bCs/>
+          <w:sz w:val="28"/>
+          <w:szCs w:val="28"/>
+          <w:lang w:val="en-GB"/>
+        </w:rPr>
+        <w:tab/>
+      </w:r>
+      <w:r>
+        <w:rPr>
+          <w:b/>
+          <w:bCs/>
+          <w:sz w:val="28"/>
+          <w:szCs w:val="28"/>
+          <w:lang w:val="en-GB"/>
+        </w:rPr>
+        <w:tab/>
+      </w:r>
+      <w:r>
+        <w:rPr>
+          <w:b/>
+          <w:bCs/>
+          <w:sz w:val="28"/>
+          <w:szCs w:val="28"/>
+          <w:lang w:val="en-GB"/>
+        </w:rPr>
+        <w:tab/>
+      </w:r>
+      <w:r>
+        <w:rPr>
+          <w:b/>
+          <w:bCs/>
+          <w:sz w:val="28"/>
+          <w:szCs w:val="28"/>
+          <w:lang w:val="en-GB"/>
         </w:rPr>
         <w:tab/>
       </w:r>
@@ -3219,6 +3563,7 @@
           <w:bCs/>
           <w:sz w:val="28"/>
           <w:szCs w:val="28"/>
+          <w:lang w:val="en-GB"/>
         </w:rPr>
         <w:t>System.out.println</w:t>
       </w:r>
@@ -3229,6 +3574,7 @@
           <w:bCs/>
           <w:sz w:val="28"/>
           <w:szCs w:val="28"/>
+          <w:lang w:val="en-GB"/>
         </w:rPr>
         <w:t>("Invalid position!");</w:t>
       </w:r>
@@ -3240,41 +3586,46 @@
           <w:bCs/>
           <w:sz w:val="28"/>
           <w:szCs w:val="28"/>
-        </w:rPr>
-      </w:pPr>
-      <w:r>
-        <w:rPr>
-          <w:b/>
-          <w:bCs/>
-          <w:sz w:val="28"/>
-          <w:szCs w:val="28"/>
-        </w:rPr>
-        <w:tab/>
-      </w:r>
-      <w:r>
-        <w:rPr>
-          <w:b/>
-          <w:bCs/>
-          <w:sz w:val="28"/>
-          <w:szCs w:val="28"/>
-        </w:rPr>
-        <w:tab/>
-      </w:r>
-      <w:r>
-        <w:rPr>
-          <w:b/>
-          <w:bCs/>
-          <w:sz w:val="28"/>
-          <w:szCs w:val="28"/>
-        </w:rPr>
-        <w:tab/>
-      </w:r>
-      <w:r>
-        <w:rPr>
-          <w:b/>
-          <w:bCs/>
-          <w:sz w:val="28"/>
-          <w:szCs w:val="28"/>
+          <w:lang w:val="en-GB"/>
+        </w:rPr>
+      </w:pPr>
+      <w:r>
+        <w:rPr>
+          <w:b/>
+          <w:bCs/>
+          <w:sz w:val="28"/>
+          <w:szCs w:val="28"/>
+          <w:lang w:val="en-GB"/>
+        </w:rPr>
+        <w:tab/>
+      </w:r>
+      <w:r>
+        <w:rPr>
+          <w:b/>
+          <w:bCs/>
+          <w:sz w:val="28"/>
+          <w:szCs w:val="28"/>
+          <w:lang w:val="en-GB"/>
+        </w:rPr>
+        <w:tab/>
+      </w:r>
+      <w:r>
+        <w:rPr>
+          <w:b/>
+          <w:bCs/>
+          <w:sz w:val="28"/>
+          <w:szCs w:val="28"/>
+          <w:lang w:val="en-GB"/>
+        </w:rPr>
+        <w:tab/>
+      </w:r>
+      <w:r>
+        <w:rPr>
+          <w:b/>
+          <w:bCs/>
+          <w:sz w:val="28"/>
+          <w:szCs w:val="28"/>
+          <w:lang w:val="en-GB"/>
         </w:rPr>
         <w:tab/>
         <w:t>return;</w:t>
@@ -3287,32 +3638,36 @@
           <w:bCs/>
           <w:sz w:val="28"/>
           <w:szCs w:val="28"/>
-        </w:rPr>
-      </w:pPr>
-      <w:r>
-        <w:rPr>
-          <w:b/>
-          <w:bCs/>
-          <w:sz w:val="28"/>
-          <w:szCs w:val="28"/>
-        </w:rPr>
-        <w:tab/>
-      </w:r>
-      <w:r>
-        <w:rPr>
-          <w:b/>
-          <w:bCs/>
-          <w:sz w:val="28"/>
-          <w:szCs w:val="28"/>
-        </w:rPr>
-        <w:tab/>
-      </w:r>
-      <w:r>
-        <w:rPr>
-          <w:b/>
-          <w:bCs/>
-          <w:sz w:val="28"/>
-          <w:szCs w:val="28"/>
+          <w:lang w:val="en-GB"/>
+        </w:rPr>
+      </w:pPr>
+      <w:r>
+        <w:rPr>
+          <w:b/>
+          <w:bCs/>
+          <w:sz w:val="28"/>
+          <w:szCs w:val="28"/>
+          <w:lang w:val="en-GB"/>
+        </w:rPr>
+        <w:tab/>
+      </w:r>
+      <w:r>
+        <w:rPr>
+          <w:b/>
+          <w:bCs/>
+          <w:sz w:val="28"/>
+          <w:szCs w:val="28"/>
+          <w:lang w:val="en-GB"/>
+        </w:rPr>
+        <w:tab/>
+      </w:r>
+      <w:r>
+        <w:rPr>
+          <w:b/>
+          <w:bCs/>
+          <w:sz w:val="28"/>
+          <w:szCs w:val="28"/>
+          <w:lang w:val="en-GB"/>
         </w:rPr>
         <w:tab/>
         <w:t>}</w:t>
@@ -3325,23 +3680,26 @@
           <w:bCs/>
           <w:sz w:val="28"/>
           <w:szCs w:val="28"/>
-        </w:rPr>
-      </w:pPr>
-      <w:r>
-        <w:rPr>
-          <w:b/>
-          <w:bCs/>
-          <w:sz w:val="28"/>
-          <w:szCs w:val="28"/>
-        </w:rPr>
-        <w:tab/>
-      </w:r>
-      <w:r>
-        <w:rPr>
-          <w:b/>
-          <w:bCs/>
-          <w:sz w:val="28"/>
-          <w:szCs w:val="28"/>
+          <w:lang w:val="en-GB"/>
+        </w:rPr>
+      </w:pPr>
+      <w:r>
+        <w:rPr>
+          <w:b/>
+          <w:bCs/>
+          <w:sz w:val="28"/>
+          <w:szCs w:val="28"/>
+          <w:lang w:val="en-GB"/>
+        </w:rPr>
+        <w:tab/>
+      </w:r>
+      <w:r>
+        <w:rPr>
+          <w:b/>
+          <w:bCs/>
+          <w:sz w:val="28"/>
+          <w:szCs w:val="28"/>
+          <w:lang w:val="en-GB"/>
         </w:rPr>
         <w:tab/>
         <w:t>}</w:t>
@@ -3354,23 +3712,26 @@
           <w:bCs/>
           <w:sz w:val="28"/>
           <w:szCs w:val="28"/>
-        </w:rPr>
-      </w:pPr>
-      <w:r>
-        <w:rPr>
-          <w:b/>
-          <w:bCs/>
-          <w:sz w:val="28"/>
-          <w:szCs w:val="28"/>
-        </w:rPr>
-        <w:tab/>
-      </w:r>
-      <w:r>
-        <w:rPr>
-          <w:b/>
-          <w:bCs/>
-          <w:sz w:val="28"/>
-          <w:szCs w:val="28"/>
+          <w:lang w:val="en-GB"/>
+        </w:rPr>
+      </w:pPr>
+      <w:r>
+        <w:rPr>
+          <w:b/>
+          <w:bCs/>
+          <w:sz w:val="28"/>
+          <w:szCs w:val="28"/>
+          <w:lang w:val="en-GB"/>
+        </w:rPr>
+        <w:tab/>
+      </w:r>
+      <w:r>
+        <w:rPr>
+          <w:b/>
+          <w:bCs/>
+          <w:sz w:val="28"/>
+          <w:szCs w:val="28"/>
+          <w:lang w:val="en-GB"/>
         </w:rPr>
         <w:tab/>
         <w:t>// assign new node</w:t>
@@ -3383,23 +3744,26 @@
           <w:bCs/>
           <w:sz w:val="28"/>
           <w:szCs w:val="28"/>
-        </w:rPr>
-      </w:pPr>
-      <w:r>
-        <w:rPr>
-          <w:b/>
-          <w:bCs/>
-          <w:sz w:val="28"/>
-          <w:szCs w:val="28"/>
-        </w:rPr>
-        <w:tab/>
-      </w:r>
-      <w:r>
-        <w:rPr>
-          <w:b/>
-          <w:bCs/>
-          <w:sz w:val="28"/>
-          <w:szCs w:val="28"/>
+          <w:lang w:val="en-GB"/>
+        </w:rPr>
+      </w:pPr>
+      <w:r>
+        <w:rPr>
+          <w:b/>
+          <w:bCs/>
+          <w:sz w:val="28"/>
+          <w:szCs w:val="28"/>
+          <w:lang w:val="en-GB"/>
+        </w:rPr>
+        <w:tab/>
+      </w:r>
+      <w:r>
+        <w:rPr>
+          <w:b/>
+          <w:bCs/>
+          <w:sz w:val="28"/>
+          <w:szCs w:val="28"/>
+          <w:lang w:val="en-GB"/>
         </w:rPr>
         <w:tab/>
         <w:t xml:space="preserve">Node </w:t>
@@ -3411,6 +3775,7 @@
           <w:bCs/>
           <w:sz w:val="28"/>
           <w:szCs w:val="28"/>
+          <w:lang w:val="en-GB"/>
         </w:rPr>
         <w:t>newN</w:t>
       </w:r>
@@ -3421,6 +3786,7 @@
           <w:bCs/>
           <w:sz w:val="28"/>
           <w:szCs w:val="28"/>
+          <w:lang w:val="en-GB"/>
         </w:rPr>
         <w:t xml:space="preserve"> = new Node(data);</w:t>
       </w:r>
@@ -3432,23 +3798,26 @@
           <w:bCs/>
           <w:sz w:val="28"/>
           <w:szCs w:val="28"/>
-        </w:rPr>
-      </w:pPr>
-      <w:r>
-        <w:rPr>
-          <w:b/>
-          <w:bCs/>
-          <w:sz w:val="28"/>
-          <w:szCs w:val="28"/>
-        </w:rPr>
-        <w:tab/>
-      </w:r>
-      <w:r>
-        <w:rPr>
-          <w:b/>
-          <w:bCs/>
-          <w:sz w:val="28"/>
-          <w:szCs w:val="28"/>
+          <w:lang w:val="en-GB"/>
+        </w:rPr>
+      </w:pPr>
+      <w:r>
+        <w:rPr>
+          <w:b/>
+          <w:bCs/>
+          <w:sz w:val="28"/>
+          <w:szCs w:val="28"/>
+          <w:lang w:val="en-GB"/>
+        </w:rPr>
+        <w:tab/>
+      </w:r>
+      <w:r>
+        <w:rPr>
+          <w:b/>
+          <w:bCs/>
+          <w:sz w:val="28"/>
+          <w:szCs w:val="28"/>
+          <w:lang w:val="en-GB"/>
         </w:rPr>
         <w:tab/>
       </w:r>
@@ -3459,6 +3828,7 @@
           <w:bCs/>
           <w:sz w:val="28"/>
           <w:szCs w:val="28"/>
+          <w:lang w:val="en-GB"/>
         </w:rPr>
         <w:t>newN.next</w:t>
       </w:r>
@@ -3469,6 +3839,7 @@
           <w:bCs/>
           <w:sz w:val="28"/>
           <w:szCs w:val="28"/>
+          <w:lang w:val="en-GB"/>
         </w:rPr>
         <w:t>=</w:t>
       </w:r>
@@ -3480,6 +3851,7 @@
           <w:bCs/>
           <w:sz w:val="28"/>
           <w:szCs w:val="28"/>
+          <w:lang w:val="en-GB"/>
         </w:rPr>
         <w:t>temp.next</w:t>
       </w:r>
@@ -3491,6 +3863,7 @@
           <w:bCs/>
           <w:sz w:val="28"/>
           <w:szCs w:val="28"/>
+          <w:lang w:val="en-GB"/>
         </w:rPr>
         <w:t xml:space="preserve">; // assign the </w:t>
       </w:r>
@@ -3501,6 +3874,7 @@
           <w:bCs/>
           <w:sz w:val="28"/>
           <w:szCs w:val="28"/>
+          <w:lang w:val="en-GB"/>
         </w:rPr>
         <w:t>newnode</w:t>
       </w:r>
@@ -3511,6 +3885,7 @@
           <w:bCs/>
           <w:sz w:val="28"/>
           <w:szCs w:val="28"/>
+          <w:lang w:val="en-GB"/>
         </w:rPr>
         <w:t xml:space="preserve"> to old</w:t>
       </w:r>
@@ -3522,23 +3897,26 @@
           <w:bCs/>
           <w:sz w:val="28"/>
           <w:szCs w:val="28"/>
-        </w:rPr>
-      </w:pPr>
-      <w:r>
-        <w:rPr>
-          <w:b/>
-          <w:bCs/>
-          <w:sz w:val="28"/>
-          <w:szCs w:val="28"/>
-        </w:rPr>
-        <w:tab/>
-      </w:r>
-      <w:r>
-        <w:rPr>
-          <w:b/>
-          <w:bCs/>
-          <w:sz w:val="28"/>
-          <w:szCs w:val="28"/>
+          <w:lang w:val="en-GB"/>
+        </w:rPr>
+      </w:pPr>
+      <w:r>
+        <w:rPr>
+          <w:b/>
+          <w:bCs/>
+          <w:sz w:val="28"/>
+          <w:szCs w:val="28"/>
+          <w:lang w:val="en-GB"/>
+        </w:rPr>
+        <w:tab/>
+      </w:r>
+      <w:r>
+        <w:rPr>
+          <w:b/>
+          <w:bCs/>
+          <w:sz w:val="28"/>
+          <w:szCs w:val="28"/>
+          <w:lang w:val="en-GB"/>
         </w:rPr>
         <w:tab/>
       </w:r>
@@ -3550,6 +3928,7 @@
           <w:bCs/>
           <w:sz w:val="28"/>
           <w:szCs w:val="28"/>
+          <w:lang w:val="en-GB"/>
         </w:rPr>
         <w:t>temp.next</w:t>
       </w:r>
@@ -3561,6 +3940,7 @@
           <w:bCs/>
           <w:sz w:val="28"/>
           <w:szCs w:val="28"/>
+          <w:lang w:val="en-GB"/>
         </w:rPr>
         <w:t>=</w:t>
       </w:r>
@@ -3571,6 +3951,7 @@
           <w:bCs/>
           <w:sz w:val="28"/>
           <w:szCs w:val="28"/>
+          <w:lang w:val="en-GB"/>
         </w:rPr>
         <w:t>newN</w:t>
       </w:r>
@@ -3581,6 +3962,7 @@
           <w:bCs/>
           <w:sz w:val="28"/>
           <w:szCs w:val="28"/>
+          <w:lang w:val="en-GB"/>
         </w:rPr>
         <w:t>; // assign new node at specified position</w:t>
       </w:r>
@@ -3592,14 +3974,16 @@
           <w:bCs/>
           <w:sz w:val="28"/>
           <w:szCs w:val="28"/>
-        </w:rPr>
-      </w:pPr>
-      <w:r>
-        <w:rPr>
-          <w:b/>
-          <w:bCs/>
-          <w:sz w:val="28"/>
-          <w:szCs w:val="28"/>
+          <w:lang w:val="en-GB"/>
+        </w:rPr>
+      </w:pPr>
+      <w:r>
+        <w:rPr>
+          <w:b/>
+          <w:bCs/>
+          <w:sz w:val="28"/>
+          <w:szCs w:val="28"/>
+          <w:lang w:val="en-GB"/>
         </w:rPr>
         <w:tab/>
         <w:t>}</w:t>
@@ -3612,55 +3996,128 @@
           <w:bCs/>
           <w:sz w:val="28"/>
           <w:szCs w:val="28"/>
-        </w:rPr>
-      </w:pPr>
-      <w:r>
-        <w:rPr>
-          <w:b/>
-          <w:bCs/>
-          <w:sz w:val="28"/>
-          <w:szCs w:val="28"/>
-        </w:rPr>
-        <w:tab/>
-      </w:r>
-    </w:p>
-    <w:p>
-      <w:pPr>
-        <w:rPr>
-          <w:b/>
-          <w:bCs/>
-          <w:sz w:val="28"/>
-          <w:szCs w:val="28"/>
-        </w:rPr>
-      </w:pPr>
-      <w:r>
-        <w:rPr>
-          <w:b/>
-          <w:bCs/>
-          <w:sz w:val="28"/>
-          <w:szCs w:val="28"/>
+          <w:lang w:val="en-GB"/>
+        </w:rPr>
+      </w:pPr>
+      <w:r>
+        <w:rPr>
+          <w:b/>
+          <w:bCs/>
+          <w:sz w:val="28"/>
+          <w:szCs w:val="28"/>
+          <w:lang w:val="en-GB"/>
+        </w:rPr>
+        <w:tab/>
+        <w:t>// A function to count nodes in the linked list</w:t>
+      </w:r>
+    </w:p>
+    <w:p>
+      <w:pPr>
+        <w:rPr>
+          <w:b/>
+          <w:bCs/>
+          <w:sz w:val="28"/>
+          <w:szCs w:val="28"/>
+          <w:lang w:val="en-GB"/>
+        </w:rPr>
+      </w:pPr>
+      <w:r>
+        <w:rPr>
+          <w:b/>
+          <w:bCs/>
+          <w:sz w:val="28"/>
+          <w:szCs w:val="28"/>
+          <w:lang w:val="en-GB"/>
         </w:rPr>
         <w:lastRenderedPageBreak/>
-        <w:t>}</w:t>
-      </w:r>
-    </w:p>
-    <w:p>
-      <w:pPr>
-        <w:rPr>
-          <w:b/>
-          <w:bCs/>
-          <w:sz w:val="28"/>
-          <w:szCs w:val="28"/>
-        </w:rPr>
-      </w:pPr>
-      <w:r>
-        <w:rPr>
-          <w:b/>
-          <w:bCs/>
-          <w:sz w:val="28"/>
-          <w:szCs w:val="28"/>
-        </w:rPr>
-        <w:t xml:space="preserve">class </w:t>
+        <w:tab/>
+        <w:t xml:space="preserve">public int </w:t>
+      </w:r>
+      <w:proofErr w:type="gramStart"/>
+      <w:r>
+        <w:rPr>
+          <w:b/>
+          <w:bCs/>
+          <w:sz w:val="28"/>
+          <w:szCs w:val="28"/>
+          <w:lang w:val="en-GB"/>
+        </w:rPr>
+        <w:t>count(</w:t>
+      </w:r>
+      <w:proofErr w:type="gramEnd"/>
+      <w:r>
+        <w:rPr>
+          <w:b/>
+          <w:bCs/>
+          <w:sz w:val="28"/>
+          <w:szCs w:val="28"/>
+          <w:lang w:val="en-GB"/>
+        </w:rPr>
+        <w:t>)</w:t>
+      </w:r>
+    </w:p>
+    <w:p>
+      <w:pPr>
+        <w:rPr>
+          <w:b/>
+          <w:bCs/>
+          <w:sz w:val="28"/>
+          <w:szCs w:val="28"/>
+          <w:lang w:val="en-GB"/>
+        </w:rPr>
+      </w:pPr>
+      <w:r>
+        <w:rPr>
+          <w:b/>
+          <w:bCs/>
+          <w:sz w:val="28"/>
+          <w:szCs w:val="28"/>
+          <w:lang w:val="en-GB"/>
+        </w:rPr>
+        <w:tab/>
+        <w:t>{</w:t>
+      </w:r>
+      <w:r>
+        <w:rPr>
+          <w:b/>
+          <w:bCs/>
+          <w:sz w:val="28"/>
+          <w:szCs w:val="28"/>
+          <w:lang w:val="en-GB"/>
+        </w:rPr>
+        <w:tab/>
+      </w:r>
+    </w:p>
+    <w:p>
+      <w:pPr>
+        <w:rPr>
+          <w:b/>
+          <w:bCs/>
+          <w:sz w:val="28"/>
+          <w:szCs w:val="28"/>
+          <w:lang w:val="en-GB"/>
+        </w:rPr>
+      </w:pPr>
+      <w:r>
+        <w:rPr>
+          <w:b/>
+          <w:bCs/>
+          <w:sz w:val="28"/>
+          <w:szCs w:val="28"/>
+          <w:lang w:val="en-GB"/>
+        </w:rPr>
+        <w:tab/>
+      </w:r>
+      <w:r>
+        <w:rPr>
+          <w:b/>
+          <w:bCs/>
+          <w:sz w:val="28"/>
+          <w:szCs w:val="28"/>
+          <w:lang w:val="en-GB"/>
+        </w:rPr>
+        <w:tab/>
+        <w:t xml:space="preserve">int </w:t>
       </w:r>
       <w:proofErr w:type="spellStart"/>
       <w:r>
@@ -3669,27 +4126,136 @@
           <w:bCs/>
           <w:sz w:val="28"/>
           <w:szCs w:val="28"/>
-        </w:rPr>
-        <w:t>SinglyDemo</w:t>
+          <w:lang w:val="en-GB"/>
+        </w:rPr>
+        <w:t>cnt</w:t>
       </w:r>
       <w:proofErr w:type="spellEnd"/>
-    </w:p>
-    <w:p>
-      <w:pPr>
-        <w:rPr>
-          <w:b/>
-          <w:bCs/>
-          <w:sz w:val="28"/>
-          <w:szCs w:val="28"/>
-        </w:rPr>
-      </w:pPr>
-      <w:r>
-        <w:rPr>
-          <w:b/>
-          <w:bCs/>
-          <w:sz w:val="28"/>
-          <w:szCs w:val="28"/>
-        </w:rPr>
+      <w:r>
+        <w:rPr>
+          <w:b/>
+          <w:bCs/>
+          <w:sz w:val="28"/>
+          <w:szCs w:val="28"/>
+          <w:lang w:val="en-GB"/>
+        </w:rPr>
+        <w:t>=0;</w:t>
+      </w:r>
+    </w:p>
+    <w:p>
+      <w:pPr>
+        <w:rPr>
+          <w:b/>
+          <w:bCs/>
+          <w:sz w:val="28"/>
+          <w:szCs w:val="28"/>
+          <w:lang w:val="en-GB"/>
+        </w:rPr>
+      </w:pPr>
+      <w:r>
+        <w:rPr>
+          <w:b/>
+          <w:bCs/>
+          <w:sz w:val="28"/>
+          <w:szCs w:val="28"/>
+          <w:lang w:val="en-GB"/>
+        </w:rPr>
+        <w:tab/>
+      </w:r>
+      <w:r>
+        <w:rPr>
+          <w:b/>
+          <w:bCs/>
+          <w:sz w:val="28"/>
+          <w:szCs w:val="28"/>
+          <w:lang w:val="en-GB"/>
+        </w:rPr>
+        <w:tab/>
+        <w:t>Node temp=head;</w:t>
+      </w:r>
+    </w:p>
+    <w:p>
+      <w:pPr>
+        <w:rPr>
+          <w:b/>
+          <w:bCs/>
+          <w:sz w:val="28"/>
+          <w:szCs w:val="28"/>
+          <w:lang w:val="en-GB"/>
+        </w:rPr>
+      </w:pPr>
+      <w:r>
+        <w:rPr>
+          <w:b/>
+          <w:bCs/>
+          <w:sz w:val="28"/>
+          <w:szCs w:val="28"/>
+          <w:lang w:val="en-GB"/>
+        </w:rPr>
+        <w:tab/>
+      </w:r>
+      <w:r>
+        <w:rPr>
+          <w:b/>
+          <w:bCs/>
+          <w:sz w:val="28"/>
+          <w:szCs w:val="28"/>
+          <w:lang w:val="en-GB"/>
+        </w:rPr>
+        <w:tab/>
+      </w:r>
+      <w:proofErr w:type="gramStart"/>
+      <w:r>
+        <w:rPr>
+          <w:b/>
+          <w:bCs/>
+          <w:sz w:val="28"/>
+          <w:szCs w:val="28"/>
+          <w:lang w:val="en-GB"/>
+        </w:rPr>
+        <w:t>while(</w:t>
+      </w:r>
+      <w:proofErr w:type="gramEnd"/>
+      <w:r>
+        <w:rPr>
+          <w:b/>
+          <w:bCs/>
+          <w:sz w:val="28"/>
+          <w:szCs w:val="28"/>
+          <w:lang w:val="en-GB"/>
+        </w:rPr>
+        <w:t>temp != null)</w:t>
+      </w:r>
+    </w:p>
+    <w:p>
+      <w:pPr>
+        <w:rPr>
+          <w:b/>
+          <w:bCs/>
+          <w:sz w:val="28"/>
+          <w:szCs w:val="28"/>
+          <w:lang w:val="en-GB"/>
+        </w:rPr>
+      </w:pPr>
+      <w:r>
+        <w:rPr>
+          <w:b/>
+          <w:bCs/>
+          <w:sz w:val="28"/>
+          <w:szCs w:val="28"/>
+          <w:lang w:val="en-GB"/>
+        </w:rPr>
+        <w:tab/>
+      </w:r>
+      <w:r>
+        <w:rPr>
+          <w:b/>
+          <w:bCs/>
+          <w:sz w:val="28"/>
+          <w:szCs w:val="28"/>
+          <w:lang w:val="en-GB"/>
+        </w:rPr>
+        <w:tab/>
         <w:t>{</w:t>
       </w:r>
     </w:p>
@@ -3700,37 +4266,80 @@
           <w:bCs/>
           <w:sz w:val="28"/>
           <w:szCs w:val="28"/>
-        </w:rPr>
-      </w:pPr>
-      <w:r>
-        <w:rPr>
-          <w:b/>
-          <w:bCs/>
-          <w:sz w:val="28"/>
-          <w:szCs w:val="28"/>
-        </w:rPr>
-        <w:tab/>
-        <w:t xml:space="preserve">public static void </w:t>
-      </w:r>
-      <w:proofErr w:type="gramStart"/>
-      <w:r>
-        <w:rPr>
-          <w:b/>
-          <w:bCs/>
-          <w:sz w:val="28"/>
-          <w:szCs w:val="28"/>
-        </w:rPr>
-        <w:t>main(</w:t>
-      </w:r>
-      <w:proofErr w:type="gramEnd"/>
-      <w:r>
-        <w:rPr>
-          <w:b/>
-          <w:bCs/>
-          <w:sz w:val="28"/>
-          <w:szCs w:val="28"/>
-        </w:rPr>
-        <w:t xml:space="preserve">String </w:t>
+          <w:lang w:val="en-GB"/>
+        </w:rPr>
+      </w:pPr>
+      <w:r>
+        <w:rPr>
+          <w:b/>
+          <w:bCs/>
+          <w:sz w:val="28"/>
+          <w:szCs w:val="28"/>
+          <w:lang w:val="en-GB"/>
+        </w:rPr>
+        <w:tab/>
+      </w:r>
+      <w:r>
+        <w:rPr>
+          <w:b/>
+          <w:bCs/>
+          <w:sz w:val="28"/>
+          <w:szCs w:val="28"/>
+          <w:lang w:val="en-GB"/>
+        </w:rPr>
+        <w:tab/>
+      </w:r>
+      <w:r>
+        <w:rPr>
+          <w:b/>
+          <w:bCs/>
+          <w:sz w:val="28"/>
+          <w:szCs w:val="28"/>
+          <w:lang w:val="en-GB"/>
+        </w:rPr>
+        <w:tab/>
+        <w:t>//increment the count</w:t>
+      </w:r>
+    </w:p>
+    <w:p>
+      <w:pPr>
+        <w:rPr>
+          <w:b/>
+          <w:bCs/>
+          <w:sz w:val="28"/>
+          <w:szCs w:val="28"/>
+          <w:lang w:val="en-GB"/>
+        </w:rPr>
+      </w:pPr>
+      <w:r>
+        <w:rPr>
+          <w:b/>
+          <w:bCs/>
+          <w:sz w:val="28"/>
+          <w:szCs w:val="28"/>
+          <w:lang w:val="en-GB"/>
+        </w:rPr>
+        <w:tab/>
+      </w:r>
+      <w:r>
+        <w:rPr>
+          <w:b/>
+          <w:bCs/>
+          <w:sz w:val="28"/>
+          <w:szCs w:val="28"/>
+          <w:lang w:val="en-GB"/>
+        </w:rPr>
+        <w:tab/>
+      </w:r>
+      <w:r>
+        <w:rPr>
+          <w:b/>
+          <w:bCs/>
+          <w:sz w:val="28"/>
+          <w:szCs w:val="28"/>
+          <w:lang w:val="en-GB"/>
+        </w:rPr>
+        <w:tab/>
       </w:r>
       <w:proofErr w:type="spellStart"/>
       <w:r>
@@ -3739,8 +4348,9 @@
           <w:bCs/>
           <w:sz w:val="28"/>
           <w:szCs w:val="28"/>
-        </w:rPr>
-        <w:t>args</w:t>
+          <w:lang w:val="en-GB"/>
+        </w:rPr>
+        <w:t>cnt</w:t>
       </w:r>
       <w:proofErr w:type="spellEnd"/>
       <w:r>
@@ -3749,76 +4359,51 @@
           <w:bCs/>
           <w:sz w:val="28"/>
           <w:szCs w:val="28"/>
-        </w:rPr>
-        <w:t>[])</w:t>
-      </w:r>
-    </w:p>
-    <w:p>
-      <w:pPr>
-        <w:rPr>
-          <w:b/>
-          <w:bCs/>
-          <w:sz w:val="28"/>
-          <w:szCs w:val="28"/>
-        </w:rPr>
-      </w:pPr>
-      <w:r>
-        <w:rPr>
-          <w:b/>
-          <w:bCs/>
-          <w:sz w:val="28"/>
-          <w:szCs w:val="28"/>
-        </w:rPr>
-        <w:tab/>
-        <w:t>{</w:t>
-      </w:r>
-    </w:p>
-    <w:p>
-      <w:pPr>
-        <w:rPr>
-          <w:b/>
-          <w:bCs/>
-          <w:sz w:val="28"/>
-          <w:szCs w:val="28"/>
-        </w:rPr>
-      </w:pPr>
-      <w:r>
-        <w:rPr>
-          <w:b/>
-          <w:bCs/>
-          <w:sz w:val="28"/>
-          <w:szCs w:val="28"/>
-        </w:rPr>
-        <w:tab/>
-      </w:r>
-      <w:r>
-        <w:rPr>
-          <w:b/>
-          <w:bCs/>
-          <w:sz w:val="28"/>
-          <w:szCs w:val="28"/>
-        </w:rPr>
-        <w:tab/>
-      </w:r>
-      <w:proofErr w:type="spellStart"/>
-      <w:r>
-        <w:rPr>
-          <w:b/>
-          <w:bCs/>
-          <w:sz w:val="28"/>
-          <w:szCs w:val="28"/>
-        </w:rPr>
-        <w:t>SinglyLinkedList</w:t>
-      </w:r>
-      <w:proofErr w:type="spellEnd"/>
-      <w:r>
-        <w:rPr>
-          <w:b/>
-          <w:bCs/>
-          <w:sz w:val="28"/>
-          <w:szCs w:val="28"/>
-        </w:rPr>
-        <w:t xml:space="preserve"> l1 = new </w:t>
+          <w:lang w:val="en-GB"/>
+        </w:rPr>
+        <w:t>++;</w:t>
+      </w:r>
+    </w:p>
+    <w:p>
+      <w:pPr>
+        <w:rPr>
+          <w:b/>
+          <w:bCs/>
+          <w:sz w:val="28"/>
+          <w:szCs w:val="28"/>
+          <w:lang w:val="en-GB"/>
+        </w:rPr>
+      </w:pPr>
+      <w:r>
+        <w:rPr>
+          <w:b/>
+          <w:bCs/>
+          <w:sz w:val="28"/>
+          <w:szCs w:val="28"/>
+          <w:lang w:val="en-GB"/>
+        </w:rPr>
+        <w:tab/>
+      </w:r>
+      <w:r>
+        <w:rPr>
+          <w:b/>
+          <w:bCs/>
+          <w:sz w:val="28"/>
+          <w:szCs w:val="28"/>
+          <w:lang w:val="en-GB"/>
+        </w:rPr>
+        <w:tab/>
+      </w:r>
+      <w:r>
+        <w:rPr>
+          <w:b/>
+          <w:bCs/>
+          <w:sz w:val="28"/>
+          <w:szCs w:val="28"/>
+          <w:lang w:val="en-GB"/>
+        </w:rPr>
+        <w:tab/>
+        <w:t xml:space="preserve">temp = </w:t>
       </w:r>
       <w:proofErr w:type="spellStart"/>
       <w:proofErr w:type="gramStart"/>
@@ -3828,6 +4413,2866 @@
           <w:bCs/>
           <w:sz w:val="28"/>
           <w:szCs w:val="28"/>
+          <w:lang w:val="en-GB"/>
+        </w:rPr>
+        <w:t>temp.next</w:t>
+      </w:r>
+      <w:proofErr w:type="spellEnd"/>
+      <w:proofErr w:type="gramEnd"/>
+      <w:r>
+        <w:rPr>
+          <w:b/>
+          <w:bCs/>
+          <w:sz w:val="28"/>
+          <w:szCs w:val="28"/>
+          <w:lang w:val="en-GB"/>
+        </w:rPr>
+        <w:t>;</w:t>
+      </w:r>
+    </w:p>
+    <w:p>
+      <w:pPr>
+        <w:rPr>
+          <w:b/>
+          <w:bCs/>
+          <w:sz w:val="28"/>
+          <w:szCs w:val="28"/>
+          <w:lang w:val="en-GB"/>
+        </w:rPr>
+      </w:pPr>
+      <w:r>
+        <w:rPr>
+          <w:b/>
+          <w:bCs/>
+          <w:sz w:val="28"/>
+          <w:szCs w:val="28"/>
+          <w:lang w:val="en-GB"/>
+        </w:rPr>
+        <w:tab/>
+      </w:r>
+      <w:r>
+        <w:rPr>
+          <w:b/>
+          <w:bCs/>
+          <w:sz w:val="28"/>
+          <w:szCs w:val="28"/>
+          <w:lang w:val="en-GB"/>
+        </w:rPr>
+        <w:tab/>
+        <w:t>}</w:t>
+      </w:r>
+    </w:p>
+    <w:p>
+      <w:pPr>
+        <w:rPr>
+          <w:b/>
+          <w:bCs/>
+          <w:sz w:val="28"/>
+          <w:szCs w:val="28"/>
+          <w:lang w:val="en-GB"/>
+        </w:rPr>
+      </w:pPr>
+      <w:r>
+        <w:rPr>
+          <w:b/>
+          <w:bCs/>
+          <w:sz w:val="28"/>
+          <w:szCs w:val="28"/>
+          <w:lang w:val="en-GB"/>
+        </w:rPr>
+        <w:tab/>
+      </w:r>
+      <w:r>
+        <w:rPr>
+          <w:b/>
+          <w:bCs/>
+          <w:sz w:val="28"/>
+          <w:szCs w:val="28"/>
+          <w:lang w:val="en-GB"/>
+        </w:rPr>
+        <w:tab/>
+        <w:t xml:space="preserve">return </w:t>
+      </w:r>
+      <w:proofErr w:type="spellStart"/>
+      <w:r>
+        <w:rPr>
+          <w:b/>
+          <w:bCs/>
+          <w:sz w:val="28"/>
+          <w:szCs w:val="28"/>
+          <w:lang w:val="en-GB"/>
+        </w:rPr>
+        <w:t>cnt</w:t>
+      </w:r>
+      <w:proofErr w:type="spellEnd"/>
+      <w:r>
+        <w:rPr>
+          <w:b/>
+          <w:bCs/>
+          <w:sz w:val="28"/>
+          <w:szCs w:val="28"/>
+          <w:lang w:val="en-GB"/>
+        </w:rPr>
+        <w:t>;</w:t>
+      </w:r>
+    </w:p>
+    <w:p>
+      <w:pPr>
+        <w:rPr>
+          <w:b/>
+          <w:bCs/>
+          <w:sz w:val="28"/>
+          <w:szCs w:val="28"/>
+          <w:lang w:val="en-GB"/>
+        </w:rPr>
+      </w:pPr>
+      <w:r>
+        <w:rPr>
+          <w:b/>
+          <w:bCs/>
+          <w:sz w:val="28"/>
+          <w:szCs w:val="28"/>
+          <w:lang w:val="en-GB"/>
+        </w:rPr>
+        <w:tab/>
+        <w:t>}</w:t>
+      </w:r>
+    </w:p>
+    <w:p>
+      <w:pPr>
+        <w:rPr>
+          <w:b/>
+          <w:bCs/>
+          <w:sz w:val="28"/>
+          <w:szCs w:val="28"/>
+          <w:lang w:val="en-GB"/>
+        </w:rPr>
+      </w:pPr>
+    </w:p>
+    <w:p>
+      <w:pPr>
+        <w:rPr>
+          <w:b/>
+          <w:bCs/>
+          <w:sz w:val="28"/>
+          <w:szCs w:val="28"/>
+          <w:lang w:val="en-GB"/>
+        </w:rPr>
+      </w:pPr>
+      <w:r>
+        <w:rPr>
+          <w:b/>
+          <w:bCs/>
+          <w:sz w:val="28"/>
+          <w:szCs w:val="28"/>
+          <w:lang w:val="en-GB"/>
+        </w:rPr>
+        <w:tab/>
+        <w:t>// Search a Node</w:t>
+      </w:r>
+    </w:p>
+    <w:p>
+      <w:pPr>
+        <w:rPr>
+          <w:b/>
+          <w:bCs/>
+          <w:sz w:val="28"/>
+          <w:szCs w:val="28"/>
+          <w:lang w:val="en-GB"/>
+        </w:rPr>
+      </w:pPr>
+      <w:r>
+        <w:rPr>
+          <w:b/>
+          <w:bCs/>
+          <w:sz w:val="28"/>
+          <w:szCs w:val="28"/>
+          <w:lang w:val="en-GB"/>
+        </w:rPr>
+        <w:tab/>
+        <w:t xml:space="preserve">public int </w:t>
+      </w:r>
+      <w:proofErr w:type="gramStart"/>
+      <w:r>
+        <w:rPr>
+          <w:b/>
+          <w:bCs/>
+          <w:sz w:val="28"/>
+          <w:szCs w:val="28"/>
+          <w:lang w:val="en-GB"/>
+        </w:rPr>
+        <w:t>search(</w:t>
+      </w:r>
+      <w:proofErr w:type="gramEnd"/>
+      <w:r>
+        <w:rPr>
+          <w:b/>
+          <w:bCs/>
+          <w:sz w:val="28"/>
+          <w:szCs w:val="28"/>
+          <w:lang w:val="en-GB"/>
+        </w:rPr>
+        <w:t>int key)</w:t>
+      </w:r>
+    </w:p>
+    <w:p>
+      <w:pPr>
+        <w:rPr>
+          <w:b/>
+          <w:bCs/>
+          <w:sz w:val="28"/>
+          <w:szCs w:val="28"/>
+          <w:lang w:val="en-GB"/>
+        </w:rPr>
+      </w:pPr>
+      <w:r>
+        <w:rPr>
+          <w:b/>
+          <w:bCs/>
+          <w:sz w:val="28"/>
+          <w:szCs w:val="28"/>
+          <w:lang w:val="en-GB"/>
+        </w:rPr>
+        <w:tab/>
+        <w:t>{</w:t>
+      </w:r>
+    </w:p>
+    <w:p>
+      <w:pPr>
+        <w:rPr>
+          <w:b/>
+          <w:bCs/>
+          <w:sz w:val="28"/>
+          <w:szCs w:val="28"/>
+          <w:lang w:val="en-GB"/>
+        </w:rPr>
+      </w:pPr>
+      <w:r>
+        <w:rPr>
+          <w:b/>
+          <w:bCs/>
+          <w:sz w:val="28"/>
+          <w:szCs w:val="28"/>
+          <w:lang w:val="en-GB"/>
+        </w:rPr>
+        <w:tab/>
+      </w:r>
+      <w:r>
+        <w:rPr>
+          <w:b/>
+          <w:bCs/>
+          <w:sz w:val="28"/>
+          <w:szCs w:val="28"/>
+          <w:lang w:val="en-GB"/>
+        </w:rPr>
+        <w:tab/>
+        <w:t xml:space="preserve">int </w:t>
+      </w:r>
+      <w:proofErr w:type="spellStart"/>
+      <w:r>
+        <w:rPr>
+          <w:b/>
+          <w:bCs/>
+          <w:sz w:val="28"/>
+          <w:szCs w:val="28"/>
+          <w:lang w:val="en-GB"/>
+        </w:rPr>
+        <w:t>pos</w:t>
+      </w:r>
+      <w:proofErr w:type="spellEnd"/>
+      <w:r>
+        <w:rPr>
+          <w:b/>
+          <w:bCs/>
+          <w:sz w:val="28"/>
+          <w:szCs w:val="28"/>
+          <w:lang w:val="en-GB"/>
+        </w:rPr>
+        <w:t>=1;</w:t>
+      </w:r>
+    </w:p>
+    <w:p>
+      <w:pPr>
+        <w:rPr>
+          <w:b/>
+          <w:bCs/>
+          <w:sz w:val="28"/>
+          <w:szCs w:val="28"/>
+          <w:lang w:val="en-GB"/>
+        </w:rPr>
+      </w:pPr>
+      <w:r>
+        <w:rPr>
+          <w:b/>
+          <w:bCs/>
+          <w:sz w:val="28"/>
+          <w:szCs w:val="28"/>
+          <w:lang w:val="en-GB"/>
+        </w:rPr>
+        <w:tab/>
+      </w:r>
+      <w:r>
+        <w:rPr>
+          <w:b/>
+          <w:bCs/>
+          <w:sz w:val="28"/>
+          <w:szCs w:val="28"/>
+          <w:lang w:val="en-GB"/>
+        </w:rPr>
+        <w:tab/>
+        <w:t>Node temp = head;</w:t>
+      </w:r>
+    </w:p>
+    <w:p>
+      <w:pPr>
+        <w:rPr>
+          <w:b/>
+          <w:bCs/>
+          <w:sz w:val="28"/>
+          <w:szCs w:val="28"/>
+          <w:lang w:val="en-GB"/>
+        </w:rPr>
+      </w:pPr>
+      <w:r>
+        <w:rPr>
+          <w:b/>
+          <w:bCs/>
+          <w:sz w:val="28"/>
+          <w:szCs w:val="28"/>
+          <w:lang w:val="en-GB"/>
+        </w:rPr>
+        <w:tab/>
+      </w:r>
+      <w:r>
+        <w:rPr>
+          <w:b/>
+          <w:bCs/>
+          <w:sz w:val="28"/>
+          <w:szCs w:val="28"/>
+          <w:lang w:val="en-GB"/>
+        </w:rPr>
+        <w:tab/>
+      </w:r>
+      <w:proofErr w:type="gramStart"/>
+      <w:r>
+        <w:rPr>
+          <w:b/>
+          <w:bCs/>
+          <w:sz w:val="28"/>
+          <w:szCs w:val="28"/>
+          <w:lang w:val="en-GB"/>
+        </w:rPr>
+        <w:t>while(</w:t>
+      </w:r>
+      <w:proofErr w:type="gramEnd"/>
+      <w:r>
+        <w:rPr>
+          <w:b/>
+          <w:bCs/>
+          <w:sz w:val="28"/>
+          <w:szCs w:val="28"/>
+          <w:lang w:val="en-GB"/>
+        </w:rPr>
+        <w:t>temp != null)</w:t>
+      </w:r>
+    </w:p>
+    <w:p>
+      <w:pPr>
+        <w:rPr>
+          <w:b/>
+          <w:bCs/>
+          <w:sz w:val="28"/>
+          <w:szCs w:val="28"/>
+          <w:lang w:val="en-GB"/>
+        </w:rPr>
+      </w:pPr>
+      <w:r>
+        <w:rPr>
+          <w:b/>
+          <w:bCs/>
+          <w:sz w:val="28"/>
+          <w:szCs w:val="28"/>
+          <w:lang w:val="en-GB"/>
+        </w:rPr>
+        <w:tab/>
+      </w:r>
+      <w:r>
+        <w:rPr>
+          <w:b/>
+          <w:bCs/>
+          <w:sz w:val="28"/>
+          <w:szCs w:val="28"/>
+          <w:lang w:val="en-GB"/>
+        </w:rPr>
+        <w:tab/>
+        <w:t>{</w:t>
+      </w:r>
+    </w:p>
+    <w:p>
+      <w:pPr>
+        <w:rPr>
+          <w:b/>
+          <w:bCs/>
+          <w:sz w:val="28"/>
+          <w:szCs w:val="28"/>
+          <w:lang w:val="en-GB"/>
+        </w:rPr>
+      </w:pPr>
+      <w:r>
+        <w:rPr>
+          <w:b/>
+          <w:bCs/>
+          <w:sz w:val="28"/>
+          <w:szCs w:val="28"/>
+          <w:lang w:val="en-GB"/>
+        </w:rPr>
+        <w:tab/>
+      </w:r>
+      <w:r>
+        <w:rPr>
+          <w:b/>
+          <w:bCs/>
+          <w:sz w:val="28"/>
+          <w:szCs w:val="28"/>
+          <w:lang w:val="en-GB"/>
+        </w:rPr>
+        <w:tab/>
+      </w:r>
+      <w:r>
+        <w:rPr>
+          <w:b/>
+          <w:bCs/>
+          <w:sz w:val="28"/>
+          <w:szCs w:val="28"/>
+          <w:lang w:val="en-GB"/>
+        </w:rPr>
+        <w:tab/>
+        <w:t>//check for the key</w:t>
+      </w:r>
+    </w:p>
+    <w:p>
+      <w:pPr>
+        <w:rPr>
+          <w:b/>
+          <w:bCs/>
+          <w:sz w:val="28"/>
+          <w:szCs w:val="28"/>
+          <w:lang w:val="en-GB"/>
+        </w:rPr>
+      </w:pPr>
+      <w:r>
+        <w:rPr>
+          <w:b/>
+          <w:bCs/>
+          <w:sz w:val="28"/>
+          <w:szCs w:val="28"/>
+          <w:lang w:val="en-GB"/>
+        </w:rPr>
+        <w:tab/>
+      </w:r>
+      <w:r>
+        <w:rPr>
+          <w:b/>
+          <w:bCs/>
+          <w:sz w:val="28"/>
+          <w:szCs w:val="28"/>
+          <w:lang w:val="en-GB"/>
+        </w:rPr>
+        <w:tab/>
+      </w:r>
+      <w:r>
+        <w:rPr>
+          <w:b/>
+          <w:bCs/>
+          <w:sz w:val="28"/>
+          <w:szCs w:val="28"/>
+          <w:lang w:val="en-GB"/>
+        </w:rPr>
+        <w:tab/>
+      </w:r>
+      <w:proofErr w:type="gramStart"/>
+      <w:r>
+        <w:rPr>
+          <w:b/>
+          <w:bCs/>
+          <w:sz w:val="28"/>
+          <w:szCs w:val="28"/>
+          <w:lang w:val="en-GB"/>
+        </w:rPr>
+        <w:t>if(</w:t>
+      </w:r>
+      <w:proofErr w:type="spellStart"/>
+      <w:proofErr w:type="gramEnd"/>
+      <w:r>
+        <w:rPr>
+          <w:b/>
+          <w:bCs/>
+          <w:sz w:val="28"/>
+          <w:szCs w:val="28"/>
+          <w:lang w:val="en-GB"/>
+        </w:rPr>
+        <w:t>temp.data</w:t>
+      </w:r>
+      <w:proofErr w:type="spellEnd"/>
+      <w:r>
+        <w:rPr>
+          <w:b/>
+          <w:bCs/>
+          <w:sz w:val="28"/>
+          <w:szCs w:val="28"/>
+          <w:lang w:val="en-GB"/>
+        </w:rPr>
+        <w:t xml:space="preserve"> == key)</w:t>
+      </w:r>
+    </w:p>
+    <w:p>
+      <w:pPr>
+        <w:rPr>
+          <w:b/>
+          <w:bCs/>
+          <w:sz w:val="28"/>
+          <w:szCs w:val="28"/>
+          <w:lang w:val="en-GB"/>
+        </w:rPr>
+      </w:pPr>
+      <w:r>
+        <w:rPr>
+          <w:b/>
+          <w:bCs/>
+          <w:sz w:val="28"/>
+          <w:szCs w:val="28"/>
+          <w:lang w:val="en-GB"/>
+        </w:rPr>
+        <w:tab/>
+      </w:r>
+      <w:r>
+        <w:rPr>
+          <w:b/>
+          <w:bCs/>
+          <w:sz w:val="28"/>
+          <w:szCs w:val="28"/>
+          <w:lang w:val="en-GB"/>
+        </w:rPr>
+        <w:tab/>
+      </w:r>
+      <w:r>
+        <w:rPr>
+          <w:b/>
+          <w:bCs/>
+          <w:sz w:val="28"/>
+          <w:szCs w:val="28"/>
+          <w:lang w:val="en-GB"/>
+        </w:rPr>
+        <w:tab/>
+        <w:t xml:space="preserve">return </w:t>
+      </w:r>
+      <w:proofErr w:type="spellStart"/>
+      <w:r>
+        <w:rPr>
+          <w:b/>
+          <w:bCs/>
+          <w:sz w:val="28"/>
+          <w:szCs w:val="28"/>
+          <w:lang w:val="en-GB"/>
+        </w:rPr>
+        <w:t>pos</w:t>
+      </w:r>
+      <w:proofErr w:type="spellEnd"/>
+      <w:r>
+        <w:rPr>
+          <w:b/>
+          <w:bCs/>
+          <w:sz w:val="28"/>
+          <w:szCs w:val="28"/>
+          <w:lang w:val="en-GB"/>
+        </w:rPr>
+        <w:t>;</w:t>
+      </w:r>
+    </w:p>
+    <w:p>
+      <w:pPr>
+        <w:rPr>
+          <w:b/>
+          <w:bCs/>
+          <w:sz w:val="28"/>
+          <w:szCs w:val="28"/>
+          <w:lang w:val="en-GB"/>
+        </w:rPr>
+      </w:pPr>
+      <w:r>
+        <w:rPr>
+          <w:b/>
+          <w:bCs/>
+          <w:sz w:val="28"/>
+          <w:szCs w:val="28"/>
+          <w:lang w:val="en-GB"/>
+        </w:rPr>
+        <w:tab/>
+      </w:r>
+      <w:r>
+        <w:rPr>
+          <w:b/>
+          <w:bCs/>
+          <w:sz w:val="28"/>
+          <w:szCs w:val="28"/>
+          <w:lang w:val="en-GB"/>
+        </w:rPr>
+        <w:tab/>
+      </w:r>
+      <w:r>
+        <w:rPr>
+          <w:b/>
+          <w:bCs/>
+          <w:sz w:val="28"/>
+          <w:szCs w:val="28"/>
+          <w:lang w:val="en-GB"/>
+        </w:rPr>
+        <w:tab/>
+        <w:t xml:space="preserve">temp = </w:t>
+      </w:r>
+      <w:proofErr w:type="spellStart"/>
+      <w:proofErr w:type="gramStart"/>
+      <w:r>
+        <w:rPr>
+          <w:b/>
+          <w:bCs/>
+          <w:sz w:val="28"/>
+          <w:szCs w:val="28"/>
+          <w:lang w:val="en-GB"/>
+        </w:rPr>
+        <w:t>temp.next</w:t>
+      </w:r>
+      <w:proofErr w:type="spellEnd"/>
+      <w:proofErr w:type="gramEnd"/>
+      <w:r>
+        <w:rPr>
+          <w:b/>
+          <w:bCs/>
+          <w:sz w:val="28"/>
+          <w:szCs w:val="28"/>
+          <w:lang w:val="en-GB"/>
+        </w:rPr>
+        <w:t>;</w:t>
+      </w:r>
+    </w:p>
+    <w:p>
+      <w:pPr>
+        <w:rPr>
+          <w:b/>
+          <w:bCs/>
+          <w:sz w:val="28"/>
+          <w:szCs w:val="28"/>
+          <w:lang w:val="en-GB"/>
+        </w:rPr>
+      </w:pPr>
+      <w:r>
+        <w:rPr>
+          <w:b/>
+          <w:bCs/>
+          <w:sz w:val="28"/>
+          <w:szCs w:val="28"/>
+          <w:lang w:val="en-GB"/>
+        </w:rPr>
+        <w:tab/>
+      </w:r>
+      <w:r>
+        <w:rPr>
+          <w:b/>
+          <w:bCs/>
+          <w:sz w:val="28"/>
+          <w:szCs w:val="28"/>
+          <w:lang w:val="en-GB"/>
+        </w:rPr>
+        <w:tab/>
+      </w:r>
+      <w:r>
+        <w:rPr>
+          <w:b/>
+          <w:bCs/>
+          <w:sz w:val="28"/>
+          <w:szCs w:val="28"/>
+          <w:lang w:val="en-GB"/>
+        </w:rPr>
+        <w:tab/>
+      </w:r>
+      <w:proofErr w:type="spellStart"/>
+      <w:r>
+        <w:rPr>
+          <w:b/>
+          <w:bCs/>
+          <w:sz w:val="28"/>
+          <w:szCs w:val="28"/>
+          <w:lang w:val="en-GB"/>
+        </w:rPr>
+        <w:t>pos</w:t>
+      </w:r>
+      <w:proofErr w:type="spellEnd"/>
+      <w:r>
+        <w:rPr>
+          <w:b/>
+          <w:bCs/>
+          <w:sz w:val="28"/>
+          <w:szCs w:val="28"/>
+          <w:lang w:val="en-GB"/>
+        </w:rPr>
+        <w:t>++;</w:t>
+      </w:r>
+    </w:p>
+    <w:p>
+      <w:pPr>
+        <w:rPr>
+          <w:b/>
+          <w:bCs/>
+          <w:sz w:val="28"/>
+          <w:szCs w:val="28"/>
+          <w:lang w:val="en-GB"/>
+        </w:rPr>
+      </w:pPr>
+      <w:r>
+        <w:rPr>
+          <w:b/>
+          <w:bCs/>
+          <w:sz w:val="28"/>
+          <w:szCs w:val="28"/>
+          <w:lang w:val="en-GB"/>
+        </w:rPr>
+        <w:lastRenderedPageBreak/>
+        <w:tab/>
+      </w:r>
+      <w:r>
+        <w:rPr>
+          <w:b/>
+          <w:bCs/>
+          <w:sz w:val="28"/>
+          <w:szCs w:val="28"/>
+          <w:lang w:val="en-GB"/>
+        </w:rPr>
+        <w:tab/>
+        <w:t>}</w:t>
+      </w:r>
+    </w:p>
+    <w:p>
+      <w:pPr>
+        <w:rPr>
+          <w:b/>
+          <w:bCs/>
+          <w:sz w:val="28"/>
+          <w:szCs w:val="28"/>
+          <w:lang w:val="en-GB"/>
+        </w:rPr>
+      </w:pPr>
+      <w:r>
+        <w:rPr>
+          <w:b/>
+          <w:bCs/>
+          <w:sz w:val="28"/>
+          <w:szCs w:val="28"/>
+          <w:lang w:val="en-GB"/>
+        </w:rPr>
+        <w:tab/>
+      </w:r>
+      <w:r>
+        <w:rPr>
+          <w:b/>
+          <w:bCs/>
+          <w:sz w:val="28"/>
+          <w:szCs w:val="28"/>
+          <w:lang w:val="en-GB"/>
+        </w:rPr>
+        <w:tab/>
+        <w:t>return -1;</w:t>
+      </w:r>
+    </w:p>
+    <w:p>
+      <w:pPr>
+        <w:rPr>
+          <w:b/>
+          <w:bCs/>
+          <w:sz w:val="28"/>
+          <w:szCs w:val="28"/>
+          <w:lang w:val="en-GB"/>
+        </w:rPr>
+      </w:pPr>
+      <w:r>
+        <w:rPr>
+          <w:b/>
+          <w:bCs/>
+          <w:sz w:val="28"/>
+          <w:szCs w:val="28"/>
+          <w:lang w:val="en-GB"/>
+        </w:rPr>
+        <w:tab/>
+        <w:t>}</w:t>
+      </w:r>
+    </w:p>
+    <w:p>
+      <w:pPr>
+        <w:rPr>
+          <w:b/>
+          <w:bCs/>
+          <w:sz w:val="28"/>
+          <w:szCs w:val="28"/>
+          <w:lang w:val="en-GB"/>
+        </w:rPr>
+      </w:pPr>
+      <w:r>
+        <w:rPr>
+          <w:b/>
+          <w:bCs/>
+          <w:sz w:val="28"/>
+          <w:szCs w:val="28"/>
+          <w:lang w:val="en-GB"/>
+        </w:rPr>
+        <w:tab/>
+        <w:t>// delete a node</w:t>
+      </w:r>
+    </w:p>
+    <w:p>
+      <w:pPr>
+        <w:rPr>
+          <w:b/>
+          <w:bCs/>
+          <w:sz w:val="28"/>
+          <w:szCs w:val="28"/>
+          <w:lang w:val="en-GB"/>
+        </w:rPr>
+      </w:pPr>
+      <w:r>
+        <w:rPr>
+          <w:b/>
+          <w:bCs/>
+          <w:sz w:val="28"/>
+          <w:szCs w:val="28"/>
+          <w:lang w:val="en-GB"/>
+        </w:rPr>
+        <w:tab/>
+        <w:t xml:space="preserve">public </w:t>
+      </w:r>
+      <w:proofErr w:type="spellStart"/>
+      <w:r>
+        <w:rPr>
+          <w:b/>
+          <w:bCs/>
+          <w:sz w:val="28"/>
+          <w:szCs w:val="28"/>
+          <w:lang w:val="en-GB"/>
+        </w:rPr>
+        <w:t>boolean</w:t>
+      </w:r>
+      <w:proofErr w:type="spellEnd"/>
+      <w:r>
+        <w:rPr>
+          <w:b/>
+          <w:bCs/>
+          <w:sz w:val="28"/>
+          <w:szCs w:val="28"/>
+          <w:lang w:val="en-GB"/>
+        </w:rPr>
+        <w:t xml:space="preserve"> </w:t>
+      </w:r>
+      <w:proofErr w:type="gramStart"/>
+      <w:r>
+        <w:rPr>
+          <w:b/>
+          <w:bCs/>
+          <w:sz w:val="28"/>
+          <w:szCs w:val="28"/>
+          <w:lang w:val="en-GB"/>
+        </w:rPr>
+        <w:t>delete(</w:t>
+      </w:r>
+      <w:proofErr w:type="gramEnd"/>
+      <w:r>
+        <w:rPr>
+          <w:b/>
+          <w:bCs/>
+          <w:sz w:val="28"/>
+          <w:szCs w:val="28"/>
+          <w:lang w:val="en-GB"/>
+        </w:rPr>
+        <w:t>int key)</w:t>
+      </w:r>
+    </w:p>
+    <w:p>
+      <w:pPr>
+        <w:rPr>
+          <w:b/>
+          <w:bCs/>
+          <w:sz w:val="28"/>
+          <w:szCs w:val="28"/>
+          <w:lang w:val="en-GB"/>
+        </w:rPr>
+      </w:pPr>
+      <w:r>
+        <w:rPr>
+          <w:b/>
+          <w:bCs/>
+          <w:sz w:val="28"/>
+          <w:szCs w:val="28"/>
+          <w:lang w:val="en-GB"/>
+        </w:rPr>
+        <w:tab/>
+        <w:t>{</w:t>
+      </w:r>
+    </w:p>
+    <w:p>
+      <w:pPr>
+        <w:rPr>
+          <w:b/>
+          <w:bCs/>
+          <w:sz w:val="28"/>
+          <w:szCs w:val="28"/>
+          <w:lang w:val="en-GB"/>
+        </w:rPr>
+      </w:pPr>
+      <w:r>
+        <w:rPr>
+          <w:b/>
+          <w:bCs/>
+          <w:sz w:val="28"/>
+          <w:szCs w:val="28"/>
+          <w:lang w:val="en-GB"/>
+        </w:rPr>
+        <w:tab/>
+      </w:r>
+      <w:r>
+        <w:rPr>
+          <w:b/>
+          <w:bCs/>
+          <w:sz w:val="28"/>
+          <w:szCs w:val="28"/>
+          <w:lang w:val="en-GB"/>
+        </w:rPr>
+        <w:tab/>
+        <w:t xml:space="preserve">// 1) If head is null </w:t>
+      </w:r>
+      <w:proofErr w:type="spellStart"/>
+      <w:r>
+        <w:rPr>
+          <w:b/>
+          <w:bCs/>
+          <w:sz w:val="28"/>
+          <w:szCs w:val="28"/>
+          <w:lang w:val="en-GB"/>
+        </w:rPr>
+        <w:t>retuen</w:t>
+      </w:r>
+      <w:proofErr w:type="spellEnd"/>
+      <w:r>
+        <w:rPr>
+          <w:b/>
+          <w:bCs/>
+          <w:sz w:val="28"/>
+          <w:szCs w:val="28"/>
+          <w:lang w:val="en-GB"/>
+        </w:rPr>
+        <w:t xml:space="preserve"> false</w:t>
+      </w:r>
+    </w:p>
+    <w:p>
+      <w:pPr>
+        <w:rPr>
+          <w:b/>
+          <w:bCs/>
+          <w:sz w:val="28"/>
+          <w:szCs w:val="28"/>
+          <w:lang w:val="en-GB"/>
+        </w:rPr>
+      </w:pPr>
+      <w:r>
+        <w:rPr>
+          <w:b/>
+          <w:bCs/>
+          <w:sz w:val="28"/>
+          <w:szCs w:val="28"/>
+          <w:lang w:val="en-GB"/>
+        </w:rPr>
+        <w:tab/>
+      </w:r>
+      <w:r>
+        <w:rPr>
+          <w:b/>
+          <w:bCs/>
+          <w:sz w:val="28"/>
+          <w:szCs w:val="28"/>
+          <w:lang w:val="en-GB"/>
+        </w:rPr>
+        <w:tab/>
+      </w:r>
+      <w:proofErr w:type="gramStart"/>
+      <w:r>
+        <w:rPr>
+          <w:b/>
+          <w:bCs/>
+          <w:sz w:val="28"/>
+          <w:szCs w:val="28"/>
+          <w:lang w:val="en-GB"/>
+        </w:rPr>
+        <w:t>if(</w:t>
+      </w:r>
+      <w:proofErr w:type="gramEnd"/>
+      <w:r>
+        <w:rPr>
+          <w:b/>
+          <w:bCs/>
+          <w:sz w:val="28"/>
+          <w:szCs w:val="28"/>
+          <w:lang w:val="en-GB"/>
+        </w:rPr>
+        <w:t>head == null)</w:t>
+      </w:r>
+    </w:p>
+    <w:p>
+      <w:pPr>
+        <w:rPr>
+          <w:b/>
+          <w:bCs/>
+          <w:sz w:val="28"/>
+          <w:szCs w:val="28"/>
+          <w:lang w:val="en-GB"/>
+        </w:rPr>
+      </w:pPr>
+      <w:r>
+        <w:rPr>
+          <w:b/>
+          <w:bCs/>
+          <w:sz w:val="28"/>
+          <w:szCs w:val="28"/>
+          <w:lang w:val="en-GB"/>
+        </w:rPr>
+        <w:tab/>
+      </w:r>
+      <w:r>
+        <w:rPr>
+          <w:b/>
+          <w:bCs/>
+          <w:sz w:val="28"/>
+          <w:szCs w:val="28"/>
+          <w:lang w:val="en-GB"/>
+        </w:rPr>
+        <w:tab/>
+        <w:t>return false;</w:t>
+      </w:r>
+    </w:p>
+    <w:p>
+      <w:pPr>
+        <w:rPr>
+          <w:b/>
+          <w:bCs/>
+          <w:sz w:val="28"/>
+          <w:szCs w:val="28"/>
+          <w:lang w:val="en-GB"/>
+        </w:rPr>
+      </w:pPr>
+      <w:r>
+        <w:rPr>
+          <w:b/>
+          <w:bCs/>
+          <w:sz w:val="28"/>
+          <w:szCs w:val="28"/>
+          <w:lang w:val="en-GB"/>
+        </w:rPr>
+        <w:tab/>
+      </w:r>
+      <w:r>
+        <w:rPr>
+          <w:b/>
+          <w:bCs/>
+          <w:sz w:val="28"/>
+          <w:szCs w:val="28"/>
+          <w:lang w:val="en-GB"/>
+        </w:rPr>
+        <w:tab/>
+        <w:t>// 2) if key is head</w:t>
+      </w:r>
+    </w:p>
+    <w:p>
+      <w:pPr>
+        <w:rPr>
+          <w:b/>
+          <w:bCs/>
+          <w:sz w:val="28"/>
+          <w:szCs w:val="28"/>
+          <w:lang w:val="en-GB"/>
+        </w:rPr>
+      </w:pPr>
+      <w:r>
+        <w:rPr>
+          <w:b/>
+          <w:bCs/>
+          <w:sz w:val="28"/>
+          <w:szCs w:val="28"/>
+          <w:lang w:val="en-GB"/>
+        </w:rPr>
+        <w:tab/>
+      </w:r>
+      <w:r>
+        <w:rPr>
+          <w:b/>
+          <w:bCs/>
+          <w:sz w:val="28"/>
+          <w:szCs w:val="28"/>
+          <w:lang w:val="en-GB"/>
+        </w:rPr>
+        <w:tab/>
+      </w:r>
+      <w:proofErr w:type="gramStart"/>
+      <w:r>
+        <w:rPr>
+          <w:b/>
+          <w:bCs/>
+          <w:sz w:val="28"/>
+          <w:szCs w:val="28"/>
+          <w:lang w:val="en-GB"/>
+        </w:rPr>
+        <w:t>if(</w:t>
+      </w:r>
+      <w:proofErr w:type="spellStart"/>
+      <w:proofErr w:type="gramEnd"/>
+      <w:r>
+        <w:rPr>
+          <w:b/>
+          <w:bCs/>
+          <w:sz w:val="28"/>
+          <w:szCs w:val="28"/>
+          <w:lang w:val="en-GB"/>
+        </w:rPr>
+        <w:t>head.data</w:t>
+      </w:r>
+      <w:proofErr w:type="spellEnd"/>
+      <w:r>
+        <w:rPr>
+          <w:b/>
+          <w:bCs/>
+          <w:sz w:val="28"/>
+          <w:szCs w:val="28"/>
+          <w:lang w:val="en-GB"/>
+        </w:rPr>
+        <w:t xml:space="preserve"> == key)</w:t>
+      </w:r>
+    </w:p>
+    <w:p>
+      <w:pPr>
+        <w:rPr>
+          <w:b/>
+          <w:bCs/>
+          <w:sz w:val="28"/>
+          <w:szCs w:val="28"/>
+          <w:lang w:val="en-GB"/>
+        </w:rPr>
+      </w:pPr>
+      <w:r>
+        <w:rPr>
+          <w:b/>
+          <w:bCs/>
+          <w:sz w:val="28"/>
+          <w:szCs w:val="28"/>
+          <w:lang w:val="en-GB"/>
+        </w:rPr>
+        <w:tab/>
+      </w:r>
+      <w:r>
+        <w:rPr>
+          <w:b/>
+          <w:bCs/>
+          <w:sz w:val="28"/>
+          <w:szCs w:val="28"/>
+          <w:lang w:val="en-GB"/>
+        </w:rPr>
+        <w:tab/>
+        <w:t>{</w:t>
+      </w:r>
+    </w:p>
+    <w:p>
+      <w:pPr>
+        <w:rPr>
+          <w:b/>
+          <w:bCs/>
+          <w:sz w:val="28"/>
+          <w:szCs w:val="28"/>
+          <w:lang w:val="en-GB"/>
+        </w:rPr>
+      </w:pPr>
+      <w:r>
+        <w:rPr>
+          <w:b/>
+          <w:bCs/>
+          <w:sz w:val="28"/>
+          <w:szCs w:val="28"/>
+          <w:lang w:val="en-GB"/>
+        </w:rPr>
+        <w:tab/>
+      </w:r>
+      <w:r>
+        <w:rPr>
+          <w:b/>
+          <w:bCs/>
+          <w:sz w:val="28"/>
+          <w:szCs w:val="28"/>
+          <w:lang w:val="en-GB"/>
+        </w:rPr>
+        <w:tab/>
+      </w:r>
+      <w:r>
+        <w:rPr>
+          <w:b/>
+          <w:bCs/>
+          <w:sz w:val="28"/>
+          <w:szCs w:val="28"/>
+          <w:lang w:val="en-GB"/>
+        </w:rPr>
+        <w:tab/>
+        <w:t xml:space="preserve">head = </w:t>
+      </w:r>
+      <w:proofErr w:type="spellStart"/>
+      <w:proofErr w:type="gramStart"/>
+      <w:r>
+        <w:rPr>
+          <w:b/>
+          <w:bCs/>
+          <w:sz w:val="28"/>
+          <w:szCs w:val="28"/>
+          <w:lang w:val="en-GB"/>
+        </w:rPr>
+        <w:t>head.next</w:t>
+      </w:r>
+      <w:proofErr w:type="spellEnd"/>
+      <w:proofErr w:type="gramEnd"/>
+      <w:r>
+        <w:rPr>
+          <w:b/>
+          <w:bCs/>
+          <w:sz w:val="28"/>
+          <w:szCs w:val="28"/>
+          <w:lang w:val="en-GB"/>
+        </w:rPr>
+        <w:t>; // move the head</w:t>
+      </w:r>
+    </w:p>
+    <w:p>
+      <w:pPr>
+        <w:rPr>
+          <w:b/>
+          <w:bCs/>
+          <w:sz w:val="28"/>
+          <w:szCs w:val="28"/>
+          <w:lang w:val="en-GB"/>
+        </w:rPr>
+      </w:pPr>
+      <w:r>
+        <w:rPr>
+          <w:b/>
+          <w:bCs/>
+          <w:sz w:val="28"/>
+          <w:szCs w:val="28"/>
+          <w:lang w:val="en-GB"/>
+        </w:rPr>
+        <w:tab/>
+      </w:r>
+      <w:r>
+        <w:rPr>
+          <w:b/>
+          <w:bCs/>
+          <w:sz w:val="28"/>
+          <w:szCs w:val="28"/>
+          <w:lang w:val="en-GB"/>
+        </w:rPr>
+        <w:tab/>
+      </w:r>
+      <w:r>
+        <w:rPr>
+          <w:b/>
+          <w:bCs/>
+          <w:sz w:val="28"/>
+          <w:szCs w:val="28"/>
+          <w:lang w:val="en-GB"/>
+        </w:rPr>
+        <w:tab/>
+        <w:t>return true;</w:t>
+      </w:r>
+    </w:p>
+    <w:p>
+      <w:pPr>
+        <w:rPr>
+          <w:b/>
+          <w:bCs/>
+          <w:sz w:val="28"/>
+          <w:szCs w:val="28"/>
+          <w:lang w:val="en-GB"/>
+        </w:rPr>
+      </w:pPr>
+      <w:r>
+        <w:rPr>
+          <w:b/>
+          <w:bCs/>
+          <w:sz w:val="28"/>
+          <w:szCs w:val="28"/>
+          <w:lang w:val="en-GB"/>
+        </w:rPr>
+        <w:tab/>
+      </w:r>
+      <w:r>
+        <w:rPr>
+          <w:b/>
+          <w:bCs/>
+          <w:sz w:val="28"/>
+          <w:szCs w:val="28"/>
+          <w:lang w:val="en-GB"/>
+        </w:rPr>
+        <w:tab/>
+        <w:t>}</w:t>
+      </w:r>
+    </w:p>
+    <w:p>
+      <w:pPr>
+        <w:rPr>
+          <w:b/>
+          <w:bCs/>
+          <w:sz w:val="28"/>
+          <w:szCs w:val="28"/>
+          <w:lang w:val="en-GB"/>
+        </w:rPr>
+      </w:pPr>
+      <w:r>
+        <w:rPr>
+          <w:b/>
+          <w:bCs/>
+          <w:sz w:val="28"/>
+          <w:szCs w:val="28"/>
+          <w:lang w:val="en-GB"/>
+        </w:rPr>
+        <w:tab/>
+      </w:r>
+      <w:r>
+        <w:rPr>
+          <w:b/>
+          <w:bCs/>
+          <w:sz w:val="28"/>
+          <w:szCs w:val="28"/>
+          <w:lang w:val="en-GB"/>
+        </w:rPr>
+        <w:tab/>
+        <w:t>// 3) any other node</w:t>
+      </w:r>
+    </w:p>
+    <w:p>
+      <w:pPr>
+        <w:rPr>
+          <w:b/>
+          <w:bCs/>
+          <w:sz w:val="28"/>
+          <w:szCs w:val="28"/>
+          <w:lang w:val="en-GB"/>
+        </w:rPr>
+      </w:pPr>
+      <w:r>
+        <w:rPr>
+          <w:b/>
+          <w:bCs/>
+          <w:sz w:val="28"/>
+          <w:szCs w:val="28"/>
+          <w:lang w:val="en-GB"/>
+        </w:rPr>
+        <w:tab/>
+      </w:r>
+      <w:r>
+        <w:rPr>
+          <w:b/>
+          <w:bCs/>
+          <w:sz w:val="28"/>
+          <w:szCs w:val="28"/>
+          <w:lang w:val="en-GB"/>
+        </w:rPr>
+        <w:tab/>
+        <w:t xml:space="preserve">Node </w:t>
+      </w:r>
+      <w:proofErr w:type="spellStart"/>
+      <w:r>
+        <w:rPr>
+          <w:b/>
+          <w:bCs/>
+          <w:sz w:val="28"/>
+          <w:szCs w:val="28"/>
+          <w:lang w:val="en-GB"/>
+        </w:rPr>
+        <w:t>prev</w:t>
+      </w:r>
+      <w:proofErr w:type="spellEnd"/>
+      <w:r>
+        <w:rPr>
+          <w:b/>
+          <w:bCs/>
+          <w:sz w:val="28"/>
+          <w:szCs w:val="28"/>
+          <w:lang w:val="en-GB"/>
+        </w:rPr>
+        <w:t xml:space="preserve"> = head;</w:t>
+      </w:r>
+    </w:p>
+    <w:p>
+      <w:pPr>
+        <w:rPr>
+          <w:b/>
+          <w:bCs/>
+          <w:sz w:val="28"/>
+          <w:szCs w:val="28"/>
+          <w:lang w:val="en-GB"/>
+        </w:rPr>
+      </w:pPr>
+      <w:r>
+        <w:rPr>
+          <w:b/>
+          <w:bCs/>
+          <w:sz w:val="28"/>
+          <w:szCs w:val="28"/>
+          <w:lang w:val="en-GB"/>
+        </w:rPr>
+        <w:tab/>
+      </w:r>
+      <w:r>
+        <w:rPr>
+          <w:b/>
+          <w:bCs/>
+          <w:sz w:val="28"/>
+          <w:szCs w:val="28"/>
+          <w:lang w:val="en-GB"/>
+        </w:rPr>
+        <w:tab/>
+        <w:t>// check whether the node exists</w:t>
+      </w:r>
+    </w:p>
+    <w:p>
+      <w:pPr>
+        <w:rPr>
+          <w:b/>
+          <w:bCs/>
+          <w:sz w:val="28"/>
+          <w:szCs w:val="28"/>
+          <w:lang w:val="en-GB"/>
+        </w:rPr>
+      </w:pPr>
+      <w:r>
+        <w:rPr>
+          <w:b/>
+          <w:bCs/>
+          <w:sz w:val="28"/>
+          <w:szCs w:val="28"/>
+          <w:lang w:val="en-GB"/>
+        </w:rPr>
+        <w:tab/>
+      </w:r>
+      <w:r>
+        <w:rPr>
+          <w:b/>
+          <w:bCs/>
+          <w:sz w:val="28"/>
+          <w:szCs w:val="28"/>
+          <w:lang w:val="en-GB"/>
+        </w:rPr>
+        <w:tab/>
+      </w:r>
+      <w:proofErr w:type="gramStart"/>
+      <w:r>
+        <w:rPr>
+          <w:b/>
+          <w:bCs/>
+          <w:sz w:val="28"/>
+          <w:szCs w:val="28"/>
+          <w:lang w:val="en-GB"/>
+        </w:rPr>
+        <w:t>while(</w:t>
+      </w:r>
+      <w:proofErr w:type="spellStart"/>
+      <w:proofErr w:type="gramEnd"/>
+      <w:r>
+        <w:rPr>
+          <w:b/>
+          <w:bCs/>
+          <w:sz w:val="28"/>
+          <w:szCs w:val="28"/>
+          <w:lang w:val="en-GB"/>
+        </w:rPr>
+        <w:t>prev.next</w:t>
+      </w:r>
+      <w:proofErr w:type="spellEnd"/>
+      <w:r>
+        <w:rPr>
+          <w:b/>
+          <w:bCs/>
+          <w:sz w:val="28"/>
+          <w:szCs w:val="28"/>
+          <w:lang w:val="en-GB"/>
+        </w:rPr>
+        <w:t xml:space="preserve"> != null &amp;&amp; </w:t>
+      </w:r>
+      <w:proofErr w:type="spellStart"/>
+      <w:r>
+        <w:rPr>
+          <w:b/>
+          <w:bCs/>
+          <w:sz w:val="28"/>
+          <w:szCs w:val="28"/>
+          <w:lang w:val="en-GB"/>
+        </w:rPr>
+        <w:t>prev.next.data</w:t>
+      </w:r>
+      <w:proofErr w:type="spellEnd"/>
+      <w:r>
+        <w:rPr>
+          <w:b/>
+          <w:bCs/>
+          <w:sz w:val="28"/>
+          <w:szCs w:val="28"/>
+          <w:lang w:val="en-GB"/>
+        </w:rPr>
+        <w:t xml:space="preserve"> != key)</w:t>
+      </w:r>
+    </w:p>
+    <w:p>
+      <w:pPr>
+        <w:rPr>
+          <w:b/>
+          <w:bCs/>
+          <w:sz w:val="28"/>
+          <w:szCs w:val="28"/>
+          <w:lang w:val="en-GB"/>
+        </w:rPr>
+      </w:pPr>
+      <w:r>
+        <w:rPr>
+          <w:b/>
+          <w:bCs/>
+          <w:sz w:val="28"/>
+          <w:szCs w:val="28"/>
+          <w:lang w:val="en-GB"/>
+        </w:rPr>
+        <w:tab/>
+      </w:r>
+      <w:r>
+        <w:rPr>
+          <w:b/>
+          <w:bCs/>
+          <w:sz w:val="28"/>
+          <w:szCs w:val="28"/>
+          <w:lang w:val="en-GB"/>
+        </w:rPr>
+        <w:tab/>
+      </w:r>
+      <w:r>
+        <w:rPr>
+          <w:b/>
+          <w:bCs/>
+          <w:sz w:val="28"/>
+          <w:szCs w:val="28"/>
+          <w:lang w:val="en-GB"/>
+        </w:rPr>
+        <w:tab/>
+      </w:r>
+      <w:proofErr w:type="spellStart"/>
+      <w:r>
+        <w:rPr>
+          <w:b/>
+          <w:bCs/>
+          <w:sz w:val="28"/>
+          <w:szCs w:val="28"/>
+          <w:lang w:val="en-GB"/>
+        </w:rPr>
+        <w:t>prev</w:t>
+      </w:r>
+      <w:proofErr w:type="spellEnd"/>
+      <w:r>
+        <w:rPr>
+          <w:b/>
+          <w:bCs/>
+          <w:sz w:val="28"/>
+          <w:szCs w:val="28"/>
+          <w:lang w:val="en-GB"/>
+        </w:rPr>
+        <w:t xml:space="preserve"> = </w:t>
+      </w:r>
+      <w:proofErr w:type="spellStart"/>
+      <w:proofErr w:type="gramStart"/>
+      <w:r>
+        <w:rPr>
+          <w:b/>
+          <w:bCs/>
+          <w:sz w:val="28"/>
+          <w:szCs w:val="28"/>
+          <w:lang w:val="en-GB"/>
+        </w:rPr>
+        <w:t>prev.next</w:t>
+      </w:r>
+      <w:proofErr w:type="spellEnd"/>
+      <w:proofErr w:type="gramEnd"/>
+      <w:r>
+        <w:rPr>
+          <w:b/>
+          <w:bCs/>
+          <w:sz w:val="28"/>
+          <w:szCs w:val="28"/>
+          <w:lang w:val="en-GB"/>
+        </w:rPr>
+        <w:t>;</w:t>
+      </w:r>
+    </w:p>
+    <w:p>
+      <w:pPr>
+        <w:rPr>
+          <w:b/>
+          <w:bCs/>
+          <w:sz w:val="28"/>
+          <w:szCs w:val="28"/>
+          <w:lang w:val="en-GB"/>
+        </w:rPr>
+      </w:pPr>
+      <w:r>
+        <w:rPr>
+          <w:b/>
+          <w:bCs/>
+          <w:sz w:val="28"/>
+          <w:szCs w:val="28"/>
+          <w:lang w:val="en-GB"/>
+        </w:rPr>
+        <w:tab/>
+      </w:r>
+      <w:r>
+        <w:rPr>
+          <w:b/>
+          <w:bCs/>
+          <w:sz w:val="28"/>
+          <w:szCs w:val="28"/>
+          <w:lang w:val="en-GB"/>
+        </w:rPr>
+        <w:tab/>
+      </w:r>
+      <w:proofErr w:type="gramStart"/>
+      <w:r>
+        <w:rPr>
+          <w:b/>
+          <w:bCs/>
+          <w:sz w:val="28"/>
+          <w:szCs w:val="28"/>
+          <w:lang w:val="en-GB"/>
+        </w:rPr>
+        <w:t>if(</w:t>
+      </w:r>
+      <w:proofErr w:type="spellStart"/>
+      <w:proofErr w:type="gramEnd"/>
+      <w:r>
+        <w:rPr>
+          <w:b/>
+          <w:bCs/>
+          <w:sz w:val="28"/>
+          <w:szCs w:val="28"/>
+          <w:lang w:val="en-GB"/>
+        </w:rPr>
+        <w:t>prev.next</w:t>
+      </w:r>
+      <w:proofErr w:type="spellEnd"/>
+      <w:r>
+        <w:rPr>
+          <w:b/>
+          <w:bCs/>
+          <w:sz w:val="28"/>
+          <w:szCs w:val="28"/>
+          <w:lang w:val="en-GB"/>
+        </w:rPr>
+        <w:t xml:space="preserve"> == null) // if not found</w:t>
+      </w:r>
+    </w:p>
+    <w:p>
+      <w:pPr>
+        <w:rPr>
+          <w:b/>
+          <w:bCs/>
+          <w:sz w:val="28"/>
+          <w:szCs w:val="28"/>
+          <w:lang w:val="en-GB"/>
+        </w:rPr>
+      </w:pPr>
+      <w:r>
+        <w:rPr>
+          <w:b/>
+          <w:bCs/>
+          <w:sz w:val="28"/>
+          <w:szCs w:val="28"/>
+          <w:lang w:val="en-GB"/>
+        </w:rPr>
+        <w:tab/>
+      </w:r>
+      <w:r>
+        <w:rPr>
+          <w:b/>
+          <w:bCs/>
+          <w:sz w:val="28"/>
+          <w:szCs w:val="28"/>
+          <w:lang w:val="en-GB"/>
+        </w:rPr>
+        <w:tab/>
+        <w:t>return false;</w:t>
+      </w:r>
+    </w:p>
+    <w:p>
+      <w:pPr>
+        <w:rPr>
+          <w:b/>
+          <w:bCs/>
+          <w:sz w:val="28"/>
+          <w:szCs w:val="28"/>
+          <w:lang w:val="en-GB"/>
+        </w:rPr>
+      </w:pPr>
+      <w:r>
+        <w:rPr>
+          <w:b/>
+          <w:bCs/>
+          <w:sz w:val="28"/>
+          <w:szCs w:val="28"/>
+          <w:lang w:val="en-GB"/>
+        </w:rPr>
+        <w:tab/>
+      </w:r>
+      <w:r>
+        <w:rPr>
+          <w:b/>
+          <w:bCs/>
+          <w:sz w:val="28"/>
+          <w:szCs w:val="28"/>
+          <w:lang w:val="en-GB"/>
+        </w:rPr>
+        <w:tab/>
+      </w:r>
+      <w:proofErr w:type="spellStart"/>
+      <w:proofErr w:type="gramStart"/>
+      <w:r>
+        <w:rPr>
+          <w:b/>
+          <w:bCs/>
+          <w:sz w:val="28"/>
+          <w:szCs w:val="28"/>
+          <w:lang w:val="en-GB"/>
+        </w:rPr>
+        <w:t>prev.next</w:t>
+      </w:r>
+      <w:proofErr w:type="spellEnd"/>
+      <w:proofErr w:type="gramEnd"/>
+      <w:r>
+        <w:rPr>
+          <w:b/>
+          <w:bCs/>
+          <w:sz w:val="28"/>
+          <w:szCs w:val="28"/>
+          <w:lang w:val="en-GB"/>
+        </w:rPr>
+        <w:t xml:space="preserve"> = </w:t>
+      </w:r>
+      <w:proofErr w:type="spellStart"/>
+      <w:r>
+        <w:rPr>
+          <w:b/>
+          <w:bCs/>
+          <w:sz w:val="28"/>
+          <w:szCs w:val="28"/>
+          <w:lang w:val="en-GB"/>
+        </w:rPr>
+        <w:t>prev.next.next</w:t>
+      </w:r>
+      <w:proofErr w:type="spellEnd"/>
+      <w:r>
+        <w:rPr>
+          <w:b/>
+          <w:bCs/>
+          <w:sz w:val="28"/>
+          <w:szCs w:val="28"/>
+          <w:lang w:val="en-GB"/>
+        </w:rPr>
+        <w:t>;</w:t>
+      </w:r>
+    </w:p>
+    <w:p>
+      <w:pPr>
+        <w:rPr>
+          <w:b/>
+          <w:bCs/>
+          <w:sz w:val="28"/>
+          <w:szCs w:val="28"/>
+          <w:lang w:val="en-GB"/>
+        </w:rPr>
+      </w:pPr>
+      <w:r>
+        <w:rPr>
+          <w:b/>
+          <w:bCs/>
+          <w:sz w:val="28"/>
+          <w:szCs w:val="28"/>
+          <w:lang w:val="en-GB"/>
+        </w:rPr>
+        <w:tab/>
+      </w:r>
+      <w:r>
+        <w:rPr>
+          <w:b/>
+          <w:bCs/>
+          <w:sz w:val="28"/>
+          <w:szCs w:val="28"/>
+          <w:lang w:val="en-GB"/>
+        </w:rPr>
+        <w:tab/>
+        <w:t>return true;</w:t>
+      </w:r>
+    </w:p>
+    <w:p>
+      <w:pPr>
+        <w:rPr>
+          <w:b/>
+          <w:bCs/>
+          <w:sz w:val="28"/>
+          <w:szCs w:val="28"/>
+          <w:lang w:val="en-GB"/>
+        </w:rPr>
+      </w:pPr>
+      <w:r>
+        <w:rPr>
+          <w:b/>
+          <w:bCs/>
+          <w:sz w:val="28"/>
+          <w:szCs w:val="28"/>
+          <w:lang w:val="en-GB"/>
+        </w:rPr>
+        <w:tab/>
+        <w:t>}</w:t>
+      </w:r>
+    </w:p>
+    <w:p>
+      <w:pPr>
+        <w:rPr>
+          <w:b/>
+          <w:bCs/>
+          <w:sz w:val="28"/>
+          <w:szCs w:val="28"/>
+          <w:lang w:val="en-GB"/>
+        </w:rPr>
+      </w:pPr>
+      <w:r>
+        <w:rPr>
+          <w:b/>
+          <w:bCs/>
+          <w:sz w:val="28"/>
+          <w:szCs w:val="28"/>
+          <w:lang w:val="en-GB"/>
+        </w:rPr>
+        <w:lastRenderedPageBreak/>
+        <w:tab/>
+        <w:t xml:space="preserve">public void </w:t>
+      </w:r>
+      <w:proofErr w:type="gramStart"/>
+      <w:r>
+        <w:rPr>
+          <w:b/>
+          <w:bCs/>
+          <w:sz w:val="28"/>
+          <w:szCs w:val="28"/>
+          <w:lang w:val="en-GB"/>
+        </w:rPr>
+        <w:t>reverse(</w:t>
+      </w:r>
+      <w:proofErr w:type="gramEnd"/>
+      <w:r>
+        <w:rPr>
+          <w:b/>
+          <w:bCs/>
+          <w:sz w:val="28"/>
+          <w:szCs w:val="28"/>
+          <w:lang w:val="en-GB"/>
+        </w:rPr>
+        <w:t>)</w:t>
+      </w:r>
+    </w:p>
+    <w:p>
+      <w:pPr>
+        <w:rPr>
+          <w:b/>
+          <w:bCs/>
+          <w:sz w:val="28"/>
+          <w:szCs w:val="28"/>
+          <w:lang w:val="en-GB"/>
+        </w:rPr>
+      </w:pPr>
+      <w:r>
+        <w:rPr>
+          <w:b/>
+          <w:bCs/>
+          <w:sz w:val="28"/>
+          <w:szCs w:val="28"/>
+          <w:lang w:val="en-GB"/>
+        </w:rPr>
+        <w:tab/>
+        <w:t>{</w:t>
+      </w:r>
+    </w:p>
+    <w:p>
+      <w:pPr>
+        <w:rPr>
+          <w:b/>
+          <w:bCs/>
+          <w:sz w:val="28"/>
+          <w:szCs w:val="28"/>
+          <w:lang w:val="en-GB"/>
+        </w:rPr>
+      </w:pPr>
+      <w:r>
+        <w:rPr>
+          <w:b/>
+          <w:bCs/>
+          <w:sz w:val="28"/>
+          <w:szCs w:val="28"/>
+          <w:lang w:val="en-GB"/>
+        </w:rPr>
+        <w:tab/>
+      </w:r>
+      <w:r>
+        <w:rPr>
+          <w:b/>
+          <w:bCs/>
+          <w:sz w:val="28"/>
+          <w:szCs w:val="28"/>
+          <w:lang w:val="en-GB"/>
+        </w:rPr>
+        <w:tab/>
+        <w:t>// three variables</w:t>
+      </w:r>
+    </w:p>
+    <w:p>
+      <w:pPr>
+        <w:rPr>
+          <w:b/>
+          <w:bCs/>
+          <w:sz w:val="28"/>
+          <w:szCs w:val="28"/>
+          <w:lang w:val="en-GB"/>
+        </w:rPr>
+      </w:pPr>
+      <w:r>
+        <w:rPr>
+          <w:b/>
+          <w:bCs/>
+          <w:sz w:val="28"/>
+          <w:szCs w:val="28"/>
+          <w:lang w:val="en-GB"/>
+        </w:rPr>
+        <w:tab/>
+      </w:r>
+      <w:r>
+        <w:rPr>
+          <w:b/>
+          <w:bCs/>
+          <w:sz w:val="28"/>
+          <w:szCs w:val="28"/>
+          <w:lang w:val="en-GB"/>
+        </w:rPr>
+        <w:tab/>
+        <w:t xml:space="preserve">Node </w:t>
+      </w:r>
+      <w:proofErr w:type="spellStart"/>
+      <w:r>
+        <w:rPr>
+          <w:b/>
+          <w:bCs/>
+          <w:sz w:val="28"/>
+          <w:szCs w:val="28"/>
+          <w:lang w:val="en-GB"/>
+        </w:rPr>
+        <w:t>curr</w:t>
+      </w:r>
+      <w:proofErr w:type="spellEnd"/>
+      <w:r>
+        <w:rPr>
+          <w:b/>
+          <w:bCs/>
+          <w:sz w:val="28"/>
+          <w:szCs w:val="28"/>
+          <w:lang w:val="en-GB"/>
+        </w:rPr>
+        <w:t>;</w:t>
+      </w:r>
+    </w:p>
+    <w:p>
+      <w:pPr>
+        <w:rPr>
+          <w:b/>
+          <w:bCs/>
+          <w:sz w:val="28"/>
+          <w:szCs w:val="28"/>
+          <w:lang w:val="en-GB"/>
+        </w:rPr>
+      </w:pPr>
+      <w:r>
+        <w:rPr>
+          <w:b/>
+          <w:bCs/>
+          <w:sz w:val="28"/>
+          <w:szCs w:val="28"/>
+          <w:lang w:val="en-GB"/>
+        </w:rPr>
+        <w:tab/>
+      </w:r>
+      <w:r>
+        <w:rPr>
+          <w:b/>
+          <w:bCs/>
+          <w:sz w:val="28"/>
+          <w:szCs w:val="28"/>
+          <w:lang w:val="en-GB"/>
+        </w:rPr>
+        <w:tab/>
+        <w:t xml:space="preserve">Node </w:t>
+      </w:r>
+      <w:proofErr w:type="spellStart"/>
+      <w:r>
+        <w:rPr>
+          <w:b/>
+          <w:bCs/>
+          <w:sz w:val="28"/>
+          <w:szCs w:val="28"/>
+          <w:lang w:val="en-GB"/>
+        </w:rPr>
+        <w:t>prev</w:t>
+      </w:r>
+      <w:proofErr w:type="spellEnd"/>
+      <w:r>
+        <w:rPr>
+          <w:b/>
+          <w:bCs/>
+          <w:sz w:val="28"/>
+          <w:szCs w:val="28"/>
+          <w:lang w:val="en-GB"/>
+        </w:rPr>
+        <w:t xml:space="preserve"> = null;</w:t>
+      </w:r>
+    </w:p>
+    <w:p>
+      <w:pPr>
+        <w:rPr>
+          <w:b/>
+          <w:bCs/>
+          <w:sz w:val="28"/>
+          <w:szCs w:val="28"/>
+          <w:lang w:val="en-GB"/>
+        </w:rPr>
+      </w:pPr>
+      <w:r>
+        <w:rPr>
+          <w:b/>
+          <w:bCs/>
+          <w:sz w:val="28"/>
+          <w:szCs w:val="28"/>
+          <w:lang w:val="en-GB"/>
+        </w:rPr>
+        <w:tab/>
+      </w:r>
+      <w:r>
+        <w:rPr>
+          <w:b/>
+          <w:bCs/>
+          <w:sz w:val="28"/>
+          <w:szCs w:val="28"/>
+          <w:lang w:val="en-GB"/>
+        </w:rPr>
+        <w:tab/>
+        <w:t>Node next = null;</w:t>
+      </w:r>
+    </w:p>
+    <w:p>
+      <w:pPr>
+        <w:rPr>
+          <w:b/>
+          <w:bCs/>
+          <w:sz w:val="28"/>
+          <w:szCs w:val="28"/>
+          <w:lang w:val="en-GB"/>
+        </w:rPr>
+      </w:pPr>
+      <w:r>
+        <w:rPr>
+          <w:b/>
+          <w:bCs/>
+          <w:sz w:val="28"/>
+          <w:szCs w:val="28"/>
+          <w:lang w:val="en-GB"/>
+        </w:rPr>
+        <w:tab/>
+      </w:r>
+      <w:r>
+        <w:rPr>
+          <w:b/>
+          <w:bCs/>
+          <w:sz w:val="28"/>
+          <w:szCs w:val="28"/>
+          <w:lang w:val="en-GB"/>
+        </w:rPr>
+        <w:tab/>
+      </w:r>
+      <w:proofErr w:type="spellStart"/>
+      <w:r>
+        <w:rPr>
+          <w:b/>
+          <w:bCs/>
+          <w:sz w:val="28"/>
+          <w:szCs w:val="28"/>
+          <w:lang w:val="en-GB"/>
+        </w:rPr>
+        <w:t>curr</w:t>
+      </w:r>
+      <w:proofErr w:type="spellEnd"/>
+      <w:r>
+        <w:rPr>
+          <w:b/>
+          <w:bCs/>
+          <w:sz w:val="28"/>
+          <w:szCs w:val="28"/>
+          <w:lang w:val="en-GB"/>
+        </w:rPr>
+        <w:t xml:space="preserve"> = head;</w:t>
+      </w:r>
+    </w:p>
+    <w:p>
+      <w:pPr>
+        <w:rPr>
+          <w:b/>
+          <w:bCs/>
+          <w:sz w:val="28"/>
+          <w:szCs w:val="28"/>
+          <w:lang w:val="en-GB"/>
+        </w:rPr>
+      </w:pPr>
+      <w:r>
+        <w:rPr>
+          <w:b/>
+          <w:bCs/>
+          <w:sz w:val="28"/>
+          <w:szCs w:val="28"/>
+          <w:lang w:val="en-GB"/>
+        </w:rPr>
+        <w:tab/>
+      </w:r>
+      <w:r>
+        <w:rPr>
+          <w:b/>
+          <w:bCs/>
+          <w:sz w:val="28"/>
+          <w:szCs w:val="28"/>
+          <w:lang w:val="en-GB"/>
+        </w:rPr>
+        <w:tab/>
+      </w:r>
+      <w:proofErr w:type="gramStart"/>
+      <w:r>
+        <w:rPr>
+          <w:b/>
+          <w:bCs/>
+          <w:sz w:val="28"/>
+          <w:szCs w:val="28"/>
+          <w:lang w:val="en-GB"/>
+        </w:rPr>
+        <w:t>while(</w:t>
+      </w:r>
+      <w:proofErr w:type="spellStart"/>
+      <w:proofErr w:type="gramEnd"/>
+      <w:r>
+        <w:rPr>
+          <w:b/>
+          <w:bCs/>
+          <w:sz w:val="28"/>
+          <w:szCs w:val="28"/>
+          <w:lang w:val="en-GB"/>
+        </w:rPr>
+        <w:t>curr</w:t>
+      </w:r>
+      <w:proofErr w:type="spellEnd"/>
+      <w:r>
+        <w:rPr>
+          <w:b/>
+          <w:bCs/>
+          <w:sz w:val="28"/>
+          <w:szCs w:val="28"/>
+          <w:lang w:val="en-GB"/>
+        </w:rPr>
+        <w:t xml:space="preserve"> != null)</w:t>
+      </w:r>
+    </w:p>
+    <w:p>
+      <w:pPr>
+        <w:rPr>
+          <w:b/>
+          <w:bCs/>
+          <w:sz w:val="28"/>
+          <w:szCs w:val="28"/>
+          <w:lang w:val="en-GB"/>
+        </w:rPr>
+      </w:pPr>
+      <w:r>
+        <w:rPr>
+          <w:b/>
+          <w:bCs/>
+          <w:sz w:val="28"/>
+          <w:szCs w:val="28"/>
+          <w:lang w:val="en-GB"/>
+        </w:rPr>
+        <w:tab/>
+      </w:r>
+      <w:r>
+        <w:rPr>
+          <w:b/>
+          <w:bCs/>
+          <w:sz w:val="28"/>
+          <w:szCs w:val="28"/>
+          <w:lang w:val="en-GB"/>
+        </w:rPr>
+        <w:tab/>
+        <w:t>{</w:t>
+      </w:r>
+    </w:p>
+    <w:p>
+      <w:pPr>
+        <w:rPr>
+          <w:b/>
+          <w:bCs/>
+          <w:sz w:val="28"/>
+          <w:szCs w:val="28"/>
+          <w:lang w:val="en-GB"/>
+        </w:rPr>
+      </w:pPr>
+      <w:r>
+        <w:rPr>
+          <w:b/>
+          <w:bCs/>
+          <w:sz w:val="28"/>
+          <w:szCs w:val="28"/>
+          <w:lang w:val="en-GB"/>
+        </w:rPr>
+        <w:tab/>
+      </w:r>
+      <w:r>
+        <w:rPr>
+          <w:b/>
+          <w:bCs/>
+          <w:sz w:val="28"/>
+          <w:szCs w:val="28"/>
+          <w:lang w:val="en-GB"/>
+        </w:rPr>
+        <w:tab/>
+      </w:r>
+      <w:r>
+        <w:rPr>
+          <w:b/>
+          <w:bCs/>
+          <w:sz w:val="28"/>
+          <w:szCs w:val="28"/>
+          <w:lang w:val="en-GB"/>
+        </w:rPr>
+        <w:tab/>
+        <w:t xml:space="preserve">next = </w:t>
+      </w:r>
+      <w:proofErr w:type="spellStart"/>
+      <w:proofErr w:type="gramStart"/>
+      <w:r>
+        <w:rPr>
+          <w:b/>
+          <w:bCs/>
+          <w:sz w:val="28"/>
+          <w:szCs w:val="28"/>
+          <w:lang w:val="en-GB"/>
+        </w:rPr>
+        <w:t>curr.next</w:t>
+      </w:r>
+      <w:proofErr w:type="spellEnd"/>
+      <w:proofErr w:type="gramEnd"/>
+      <w:r>
+        <w:rPr>
+          <w:b/>
+          <w:bCs/>
+          <w:sz w:val="28"/>
+          <w:szCs w:val="28"/>
+          <w:lang w:val="en-GB"/>
+        </w:rPr>
+        <w:t>;</w:t>
+      </w:r>
+    </w:p>
+    <w:p>
+      <w:pPr>
+        <w:rPr>
+          <w:b/>
+          <w:bCs/>
+          <w:sz w:val="28"/>
+          <w:szCs w:val="28"/>
+          <w:lang w:val="en-GB"/>
+        </w:rPr>
+      </w:pPr>
+      <w:r>
+        <w:rPr>
+          <w:b/>
+          <w:bCs/>
+          <w:sz w:val="28"/>
+          <w:szCs w:val="28"/>
+          <w:lang w:val="en-GB"/>
+        </w:rPr>
+        <w:tab/>
+      </w:r>
+      <w:r>
+        <w:rPr>
+          <w:b/>
+          <w:bCs/>
+          <w:sz w:val="28"/>
+          <w:szCs w:val="28"/>
+          <w:lang w:val="en-GB"/>
+        </w:rPr>
+        <w:tab/>
+      </w:r>
+      <w:r>
+        <w:rPr>
+          <w:b/>
+          <w:bCs/>
+          <w:sz w:val="28"/>
+          <w:szCs w:val="28"/>
+          <w:lang w:val="en-GB"/>
+        </w:rPr>
+        <w:tab/>
+      </w:r>
+      <w:proofErr w:type="spellStart"/>
+      <w:proofErr w:type="gramStart"/>
+      <w:r>
+        <w:rPr>
+          <w:b/>
+          <w:bCs/>
+          <w:sz w:val="28"/>
+          <w:szCs w:val="28"/>
+          <w:lang w:val="en-GB"/>
+        </w:rPr>
+        <w:t>curr.next</w:t>
+      </w:r>
+      <w:proofErr w:type="spellEnd"/>
+      <w:proofErr w:type="gramEnd"/>
+      <w:r>
+        <w:rPr>
+          <w:b/>
+          <w:bCs/>
+          <w:sz w:val="28"/>
+          <w:szCs w:val="28"/>
+          <w:lang w:val="en-GB"/>
+        </w:rPr>
+        <w:t xml:space="preserve"> = </w:t>
+      </w:r>
+      <w:proofErr w:type="spellStart"/>
+      <w:r>
+        <w:rPr>
+          <w:b/>
+          <w:bCs/>
+          <w:sz w:val="28"/>
+          <w:szCs w:val="28"/>
+          <w:lang w:val="en-GB"/>
+        </w:rPr>
+        <w:t>prev</w:t>
+      </w:r>
+      <w:proofErr w:type="spellEnd"/>
+      <w:r>
+        <w:rPr>
+          <w:b/>
+          <w:bCs/>
+          <w:sz w:val="28"/>
+          <w:szCs w:val="28"/>
+          <w:lang w:val="en-GB"/>
+        </w:rPr>
+        <w:t>;</w:t>
+      </w:r>
+    </w:p>
+    <w:p>
+      <w:pPr>
+        <w:rPr>
+          <w:b/>
+          <w:bCs/>
+          <w:sz w:val="28"/>
+          <w:szCs w:val="28"/>
+          <w:lang w:val="en-GB"/>
+        </w:rPr>
+      </w:pPr>
+      <w:r>
+        <w:rPr>
+          <w:b/>
+          <w:bCs/>
+          <w:sz w:val="28"/>
+          <w:szCs w:val="28"/>
+          <w:lang w:val="en-GB"/>
+        </w:rPr>
+        <w:tab/>
+      </w:r>
+      <w:r>
+        <w:rPr>
+          <w:b/>
+          <w:bCs/>
+          <w:sz w:val="28"/>
+          <w:szCs w:val="28"/>
+          <w:lang w:val="en-GB"/>
+        </w:rPr>
+        <w:tab/>
+      </w:r>
+      <w:r>
+        <w:rPr>
+          <w:b/>
+          <w:bCs/>
+          <w:sz w:val="28"/>
+          <w:szCs w:val="28"/>
+          <w:lang w:val="en-GB"/>
+        </w:rPr>
+        <w:tab/>
+      </w:r>
+      <w:proofErr w:type="spellStart"/>
+      <w:r>
+        <w:rPr>
+          <w:b/>
+          <w:bCs/>
+          <w:sz w:val="28"/>
+          <w:szCs w:val="28"/>
+          <w:lang w:val="en-GB"/>
+        </w:rPr>
+        <w:t>prev</w:t>
+      </w:r>
+      <w:proofErr w:type="spellEnd"/>
+      <w:r>
+        <w:rPr>
+          <w:b/>
+          <w:bCs/>
+          <w:sz w:val="28"/>
+          <w:szCs w:val="28"/>
+          <w:lang w:val="en-GB"/>
+        </w:rPr>
+        <w:t xml:space="preserve"> = </w:t>
+      </w:r>
+      <w:proofErr w:type="spellStart"/>
+      <w:r>
+        <w:rPr>
+          <w:b/>
+          <w:bCs/>
+          <w:sz w:val="28"/>
+          <w:szCs w:val="28"/>
+          <w:lang w:val="en-GB"/>
+        </w:rPr>
+        <w:t>curr</w:t>
+      </w:r>
+      <w:proofErr w:type="spellEnd"/>
+      <w:r>
+        <w:rPr>
+          <w:b/>
+          <w:bCs/>
+          <w:sz w:val="28"/>
+          <w:szCs w:val="28"/>
+          <w:lang w:val="en-GB"/>
+        </w:rPr>
+        <w:t>;</w:t>
+      </w:r>
+    </w:p>
+    <w:p>
+      <w:pPr>
+        <w:rPr>
+          <w:b/>
+          <w:bCs/>
+          <w:sz w:val="28"/>
+          <w:szCs w:val="28"/>
+          <w:lang w:val="en-GB"/>
+        </w:rPr>
+      </w:pPr>
+      <w:r>
+        <w:rPr>
+          <w:b/>
+          <w:bCs/>
+          <w:sz w:val="28"/>
+          <w:szCs w:val="28"/>
+          <w:lang w:val="en-GB"/>
+        </w:rPr>
+        <w:tab/>
+      </w:r>
+      <w:r>
+        <w:rPr>
+          <w:b/>
+          <w:bCs/>
+          <w:sz w:val="28"/>
+          <w:szCs w:val="28"/>
+          <w:lang w:val="en-GB"/>
+        </w:rPr>
+        <w:tab/>
+      </w:r>
+      <w:r>
+        <w:rPr>
+          <w:b/>
+          <w:bCs/>
+          <w:sz w:val="28"/>
+          <w:szCs w:val="28"/>
+          <w:lang w:val="en-GB"/>
+        </w:rPr>
+        <w:tab/>
+      </w:r>
+      <w:proofErr w:type="spellStart"/>
+      <w:r>
+        <w:rPr>
+          <w:b/>
+          <w:bCs/>
+          <w:sz w:val="28"/>
+          <w:szCs w:val="28"/>
+          <w:lang w:val="en-GB"/>
+        </w:rPr>
+        <w:t>curr</w:t>
+      </w:r>
+      <w:proofErr w:type="spellEnd"/>
+      <w:r>
+        <w:rPr>
+          <w:b/>
+          <w:bCs/>
+          <w:sz w:val="28"/>
+          <w:szCs w:val="28"/>
+          <w:lang w:val="en-GB"/>
+        </w:rPr>
+        <w:t xml:space="preserve"> = next;</w:t>
+      </w:r>
+    </w:p>
+    <w:p>
+      <w:pPr>
+        <w:rPr>
+          <w:b/>
+          <w:bCs/>
+          <w:sz w:val="28"/>
+          <w:szCs w:val="28"/>
+          <w:lang w:val="en-GB"/>
+        </w:rPr>
+      </w:pPr>
+      <w:r>
+        <w:rPr>
+          <w:b/>
+          <w:bCs/>
+          <w:sz w:val="28"/>
+          <w:szCs w:val="28"/>
+          <w:lang w:val="en-GB"/>
+        </w:rPr>
+        <w:tab/>
+      </w:r>
+      <w:r>
+        <w:rPr>
+          <w:b/>
+          <w:bCs/>
+          <w:sz w:val="28"/>
+          <w:szCs w:val="28"/>
+          <w:lang w:val="en-GB"/>
+        </w:rPr>
+        <w:tab/>
+        <w:t>}</w:t>
+      </w:r>
+    </w:p>
+    <w:p>
+      <w:pPr>
+        <w:rPr>
+          <w:b/>
+          <w:bCs/>
+          <w:sz w:val="28"/>
+          <w:szCs w:val="28"/>
+          <w:lang w:val="en-GB"/>
+        </w:rPr>
+      </w:pPr>
+      <w:r>
+        <w:rPr>
+          <w:b/>
+          <w:bCs/>
+          <w:sz w:val="28"/>
+          <w:szCs w:val="28"/>
+          <w:lang w:val="en-GB"/>
+        </w:rPr>
+        <w:tab/>
+      </w:r>
+      <w:r>
+        <w:rPr>
+          <w:b/>
+          <w:bCs/>
+          <w:sz w:val="28"/>
+          <w:szCs w:val="28"/>
+          <w:lang w:val="en-GB"/>
+        </w:rPr>
+        <w:tab/>
+        <w:t xml:space="preserve">head = </w:t>
+      </w:r>
+      <w:proofErr w:type="spellStart"/>
+      <w:r>
+        <w:rPr>
+          <w:b/>
+          <w:bCs/>
+          <w:sz w:val="28"/>
+          <w:szCs w:val="28"/>
+          <w:lang w:val="en-GB"/>
+        </w:rPr>
+        <w:t>prev</w:t>
+      </w:r>
+      <w:proofErr w:type="spellEnd"/>
+      <w:r>
+        <w:rPr>
+          <w:b/>
+          <w:bCs/>
+          <w:sz w:val="28"/>
+          <w:szCs w:val="28"/>
+          <w:lang w:val="en-GB"/>
+        </w:rPr>
+        <w:t>;</w:t>
+      </w:r>
+      <w:r>
+        <w:rPr>
+          <w:b/>
+          <w:bCs/>
+          <w:sz w:val="28"/>
+          <w:szCs w:val="28"/>
+          <w:lang w:val="en-GB"/>
+        </w:rPr>
+        <w:tab/>
+      </w:r>
+    </w:p>
+    <w:p>
+      <w:pPr>
+        <w:rPr>
+          <w:b/>
+          <w:bCs/>
+          <w:sz w:val="28"/>
+          <w:szCs w:val="28"/>
+          <w:lang w:val="en-GB"/>
+        </w:rPr>
+      </w:pPr>
+      <w:r>
+        <w:rPr>
+          <w:b/>
+          <w:bCs/>
+          <w:sz w:val="28"/>
+          <w:szCs w:val="28"/>
+          <w:lang w:val="en-GB"/>
+        </w:rPr>
+        <w:tab/>
+        <w:t xml:space="preserve">} </w:t>
+      </w:r>
+    </w:p>
+    <w:p>
+      <w:pPr>
+        <w:rPr>
+          <w:b/>
+          <w:bCs/>
+          <w:sz w:val="28"/>
+          <w:szCs w:val="28"/>
+          <w:lang w:val="en-GB"/>
+        </w:rPr>
+      </w:pPr>
+      <w:r>
+        <w:rPr>
+          <w:b/>
+          <w:bCs/>
+          <w:sz w:val="28"/>
+          <w:szCs w:val="28"/>
+          <w:lang w:val="en-GB"/>
+        </w:rPr>
+        <w:tab/>
+      </w:r>
+    </w:p>
+    <w:p>
+      <w:pPr>
+        <w:rPr>
+          <w:b/>
+          <w:bCs/>
+          <w:sz w:val="28"/>
+          <w:szCs w:val="28"/>
+          <w:lang w:val="en-GB"/>
+        </w:rPr>
+      </w:pPr>
+      <w:r>
+        <w:rPr>
+          <w:b/>
+          <w:bCs/>
+          <w:sz w:val="28"/>
+          <w:szCs w:val="28"/>
+          <w:lang w:val="en-GB"/>
+        </w:rPr>
+        <w:t>}</w:t>
+      </w:r>
+    </w:p>
+    <w:p>
+      <w:pPr>
+        <w:rPr>
+          <w:b/>
+          <w:bCs/>
+          <w:sz w:val="28"/>
+          <w:szCs w:val="28"/>
+          <w:lang w:val="en-GB"/>
+        </w:rPr>
+      </w:pPr>
+      <w:r>
+        <w:rPr>
+          <w:b/>
+          <w:bCs/>
+          <w:sz w:val="28"/>
+          <w:szCs w:val="28"/>
+          <w:lang w:val="en-GB"/>
+        </w:rPr>
+        <w:t xml:space="preserve">class </w:t>
+      </w:r>
+      <w:proofErr w:type="spellStart"/>
+      <w:r>
+        <w:rPr>
+          <w:b/>
+          <w:bCs/>
+          <w:sz w:val="28"/>
+          <w:szCs w:val="28"/>
+          <w:lang w:val="en-GB"/>
+        </w:rPr>
+        <w:t>SinglyDemo</w:t>
+      </w:r>
+      <w:proofErr w:type="spellEnd"/>
+    </w:p>
+    <w:p>
+      <w:pPr>
+        <w:rPr>
+          <w:b/>
+          <w:bCs/>
+          <w:sz w:val="28"/>
+          <w:szCs w:val="28"/>
+          <w:lang w:val="en-GB"/>
+        </w:rPr>
+      </w:pPr>
+      <w:r>
+        <w:rPr>
+          <w:b/>
+          <w:bCs/>
+          <w:sz w:val="28"/>
+          <w:szCs w:val="28"/>
+          <w:lang w:val="en-GB"/>
+        </w:rPr>
+        <w:t>{</w:t>
+      </w:r>
+    </w:p>
+    <w:p>
+      <w:pPr>
+        <w:rPr>
+          <w:b/>
+          <w:bCs/>
+          <w:sz w:val="28"/>
+          <w:szCs w:val="28"/>
+          <w:lang w:val="en-GB"/>
+        </w:rPr>
+      </w:pPr>
+      <w:r>
+        <w:rPr>
+          <w:b/>
+          <w:bCs/>
+          <w:sz w:val="28"/>
+          <w:szCs w:val="28"/>
+          <w:lang w:val="en-GB"/>
+        </w:rPr>
+        <w:tab/>
+        <w:t xml:space="preserve">public static void </w:t>
+      </w:r>
+      <w:proofErr w:type="gramStart"/>
+      <w:r>
+        <w:rPr>
+          <w:b/>
+          <w:bCs/>
+          <w:sz w:val="28"/>
+          <w:szCs w:val="28"/>
+          <w:lang w:val="en-GB"/>
+        </w:rPr>
+        <w:t>main(</w:t>
+      </w:r>
+      <w:proofErr w:type="gramEnd"/>
+      <w:r>
+        <w:rPr>
+          <w:b/>
+          <w:bCs/>
+          <w:sz w:val="28"/>
+          <w:szCs w:val="28"/>
+          <w:lang w:val="en-GB"/>
+        </w:rPr>
+        <w:t xml:space="preserve">String </w:t>
+      </w:r>
+      <w:proofErr w:type="spellStart"/>
+      <w:r>
+        <w:rPr>
+          <w:b/>
+          <w:bCs/>
+          <w:sz w:val="28"/>
+          <w:szCs w:val="28"/>
+          <w:lang w:val="en-GB"/>
+        </w:rPr>
+        <w:t>args</w:t>
+      </w:r>
+      <w:proofErr w:type="spellEnd"/>
+      <w:r>
+        <w:rPr>
+          <w:b/>
+          <w:bCs/>
+          <w:sz w:val="28"/>
+          <w:szCs w:val="28"/>
+          <w:lang w:val="en-GB"/>
+        </w:rPr>
+        <w:t>[])</w:t>
+      </w:r>
+    </w:p>
+    <w:p>
+      <w:pPr>
+        <w:rPr>
+          <w:b/>
+          <w:bCs/>
+          <w:sz w:val="28"/>
+          <w:szCs w:val="28"/>
+          <w:lang w:val="en-GB"/>
+        </w:rPr>
+      </w:pPr>
+      <w:r>
+        <w:rPr>
+          <w:b/>
+          <w:bCs/>
+          <w:sz w:val="28"/>
+          <w:szCs w:val="28"/>
+          <w:lang w:val="en-GB"/>
+        </w:rPr>
+        <w:tab/>
+        <w:t>{</w:t>
+      </w:r>
+    </w:p>
+    <w:p>
+      <w:pPr>
+        <w:rPr>
+          <w:b/>
+          <w:bCs/>
+          <w:sz w:val="28"/>
+          <w:szCs w:val="28"/>
+          <w:lang w:val="en-GB"/>
+        </w:rPr>
+      </w:pPr>
+      <w:r>
+        <w:rPr>
+          <w:b/>
+          <w:bCs/>
+          <w:sz w:val="28"/>
+          <w:szCs w:val="28"/>
+          <w:lang w:val="en-GB"/>
+        </w:rPr>
+        <w:tab/>
+      </w:r>
+      <w:r>
+        <w:rPr>
+          <w:b/>
+          <w:bCs/>
+          <w:sz w:val="28"/>
+          <w:szCs w:val="28"/>
+          <w:lang w:val="en-GB"/>
+        </w:rPr>
+        <w:tab/>
+      </w:r>
+      <w:proofErr w:type="spellStart"/>
+      <w:r>
+        <w:rPr>
+          <w:b/>
+          <w:bCs/>
+          <w:sz w:val="28"/>
+          <w:szCs w:val="28"/>
+          <w:lang w:val="en-GB"/>
         </w:rPr>
         <w:t>SinglyLinkedList</w:t>
       </w:r>
@@ -3838,6 +7283,30 @@
           <w:bCs/>
           <w:sz w:val="28"/>
           <w:szCs w:val="28"/>
+          <w:lang w:val="en-GB"/>
+        </w:rPr>
+        <w:t xml:space="preserve"> l1 = new </w:t>
+      </w:r>
+      <w:proofErr w:type="spellStart"/>
+      <w:proofErr w:type="gramStart"/>
+      <w:r>
+        <w:rPr>
+          <w:b/>
+          <w:bCs/>
+          <w:sz w:val="28"/>
+          <w:szCs w:val="28"/>
+          <w:lang w:val="en-GB"/>
+        </w:rPr>
+        <w:t>SinglyLinkedList</w:t>
+      </w:r>
+      <w:proofErr w:type="spellEnd"/>
+      <w:r>
+        <w:rPr>
+          <w:b/>
+          <w:bCs/>
+          <w:sz w:val="28"/>
+          <w:szCs w:val="28"/>
+          <w:lang w:val="en-GB"/>
         </w:rPr>
         <w:t>(</w:t>
       </w:r>
@@ -3848,6 +7317,7 @@
           <w:bCs/>
           <w:sz w:val="28"/>
           <w:szCs w:val="28"/>
+          <w:lang w:val="en-GB"/>
         </w:rPr>
         <w:t>);</w:t>
       </w:r>
@@ -3859,23 +7329,26 @@
           <w:bCs/>
           <w:sz w:val="28"/>
           <w:szCs w:val="28"/>
-        </w:rPr>
-      </w:pPr>
-      <w:r>
-        <w:rPr>
-          <w:b/>
-          <w:bCs/>
-          <w:sz w:val="28"/>
-          <w:szCs w:val="28"/>
-        </w:rPr>
-        <w:tab/>
-      </w:r>
-      <w:r>
-        <w:rPr>
-          <w:b/>
-          <w:bCs/>
-          <w:sz w:val="28"/>
-          <w:szCs w:val="28"/>
+          <w:lang w:val="en-GB"/>
+        </w:rPr>
+      </w:pPr>
+      <w:r>
+        <w:rPr>
+          <w:b/>
+          <w:bCs/>
+          <w:sz w:val="28"/>
+          <w:szCs w:val="28"/>
+          <w:lang w:val="en-GB"/>
+        </w:rPr>
+        <w:tab/>
+      </w:r>
+      <w:r>
+        <w:rPr>
+          <w:b/>
+          <w:bCs/>
+          <w:sz w:val="28"/>
+          <w:szCs w:val="28"/>
+          <w:lang w:val="en-GB"/>
         </w:rPr>
         <w:tab/>
       </w:r>
@@ -3886,6 +7359,7 @@
           <w:bCs/>
           <w:sz w:val="28"/>
           <w:szCs w:val="28"/>
+          <w:lang w:val="en-GB"/>
         </w:rPr>
         <w:t>System.out.println</w:t>
       </w:r>
@@ -3896,6 +7370,7 @@
           <w:bCs/>
           <w:sz w:val="28"/>
           <w:szCs w:val="28"/>
+          <w:lang w:val="en-GB"/>
         </w:rPr>
         <w:t>("Is Empty:"+l1.isEmpty());</w:t>
       </w:r>
@@ -3907,23 +7382,26 @@
           <w:bCs/>
           <w:sz w:val="28"/>
           <w:szCs w:val="28"/>
-        </w:rPr>
-      </w:pPr>
-      <w:r>
-        <w:rPr>
-          <w:b/>
-          <w:bCs/>
-          <w:sz w:val="28"/>
-          <w:szCs w:val="28"/>
-        </w:rPr>
-        <w:tab/>
-      </w:r>
-      <w:r>
-        <w:rPr>
-          <w:b/>
-          <w:bCs/>
-          <w:sz w:val="28"/>
-          <w:szCs w:val="28"/>
+          <w:lang w:val="en-GB"/>
+        </w:rPr>
+      </w:pPr>
+      <w:r>
+        <w:rPr>
+          <w:b/>
+          <w:bCs/>
+          <w:sz w:val="28"/>
+          <w:szCs w:val="28"/>
+          <w:lang w:val="en-GB"/>
+        </w:rPr>
+        <w:tab/>
+      </w:r>
+      <w:r>
+        <w:rPr>
+          <w:b/>
+          <w:bCs/>
+          <w:sz w:val="28"/>
+          <w:szCs w:val="28"/>
+          <w:lang w:val="en-GB"/>
         </w:rPr>
         <w:tab/>
         <w:t>l</w:t>
@@ -3935,6 +7413,7 @@
           <w:bCs/>
           <w:sz w:val="28"/>
           <w:szCs w:val="28"/>
+          <w:lang w:val="en-GB"/>
         </w:rPr>
         <w:t>1.insertFirst</w:t>
       </w:r>
@@ -3945,6 +7424,7 @@
           <w:bCs/>
           <w:sz w:val="28"/>
           <w:szCs w:val="28"/>
+          <w:lang w:val="en-GB"/>
         </w:rPr>
         <w:t>(10);</w:t>
       </w:r>
@@ -3956,23 +7436,27 @@
           <w:bCs/>
           <w:sz w:val="28"/>
           <w:szCs w:val="28"/>
-        </w:rPr>
-      </w:pPr>
-      <w:r>
-        <w:rPr>
-          <w:b/>
-          <w:bCs/>
-          <w:sz w:val="28"/>
-          <w:szCs w:val="28"/>
-        </w:rPr>
-        <w:tab/>
-      </w:r>
-      <w:r>
-        <w:rPr>
-          <w:b/>
-          <w:bCs/>
-          <w:sz w:val="28"/>
-          <w:szCs w:val="28"/>
+          <w:lang w:val="en-GB"/>
+        </w:rPr>
+      </w:pPr>
+      <w:r>
+        <w:rPr>
+          <w:b/>
+          <w:bCs/>
+          <w:sz w:val="28"/>
+          <w:szCs w:val="28"/>
+          <w:lang w:val="en-GB"/>
+        </w:rPr>
+        <w:lastRenderedPageBreak/>
+        <w:tab/>
+      </w:r>
+      <w:r>
+        <w:rPr>
+          <w:b/>
+          <w:bCs/>
+          <w:sz w:val="28"/>
+          <w:szCs w:val="28"/>
+          <w:lang w:val="en-GB"/>
         </w:rPr>
         <w:tab/>
         <w:t>l</w:t>
@@ -3984,6 +7468,7 @@
           <w:bCs/>
           <w:sz w:val="28"/>
           <w:szCs w:val="28"/>
+          <w:lang w:val="en-GB"/>
         </w:rPr>
         <w:t>1.insertLast</w:t>
       </w:r>
@@ -3994,6 +7479,7 @@
           <w:bCs/>
           <w:sz w:val="28"/>
           <w:szCs w:val="28"/>
+          <w:lang w:val="en-GB"/>
         </w:rPr>
         <w:t>(20);</w:t>
       </w:r>
@@ -4005,23 +7491,26 @@
           <w:bCs/>
           <w:sz w:val="28"/>
           <w:szCs w:val="28"/>
-        </w:rPr>
-      </w:pPr>
-      <w:r>
-        <w:rPr>
-          <w:b/>
-          <w:bCs/>
-          <w:sz w:val="28"/>
-          <w:szCs w:val="28"/>
-        </w:rPr>
-        <w:tab/>
-      </w:r>
-      <w:r>
-        <w:rPr>
-          <w:b/>
-          <w:bCs/>
-          <w:sz w:val="28"/>
-          <w:szCs w:val="28"/>
+          <w:lang w:val="en-GB"/>
+        </w:rPr>
+      </w:pPr>
+      <w:r>
+        <w:rPr>
+          <w:b/>
+          <w:bCs/>
+          <w:sz w:val="28"/>
+          <w:szCs w:val="28"/>
+          <w:lang w:val="en-GB"/>
+        </w:rPr>
+        <w:tab/>
+      </w:r>
+      <w:r>
+        <w:rPr>
+          <w:b/>
+          <w:bCs/>
+          <w:sz w:val="28"/>
+          <w:szCs w:val="28"/>
+          <w:lang w:val="en-GB"/>
         </w:rPr>
         <w:tab/>
         <w:t>l</w:t>
@@ -4033,6 +7522,7 @@
           <w:bCs/>
           <w:sz w:val="28"/>
           <w:szCs w:val="28"/>
+          <w:lang w:val="en-GB"/>
         </w:rPr>
         <w:t>1.insertLast</w:t>
       </w:r>
@@ -4043,6 +7533,7 @@
           <w:bCs/>
           <w:sz w:val="28"/>
           <w:szCs w:val="28"/>
+          <w:lang w:val="en-GB"/>
         </w:rPr>
         <w:t>(30);</w:t>
       </w:r>
@@ -4054,23 +7545,26 @@
           <w:bCs/>
           <w:sz w:val="28"/>
           <w:szCs w:val="28"/>
-        </w:rPr>
-      </w:pPr>
-      <w:r>
-        <w:rPr>
-          <w:b/>
-          <w:bCs/>
-          <w:sz w:val="28"/>
-          <w:szCs w:val="28"/>
-        </w:rPr>
-        <w:tab/>
-      </w:r>
-      <w:r>
-        <w:rPr>
-          <w:b/>
-          <w:bCs/>
-          <w:sz w:val="28"/>
-          <w:szCs w:val="28"/>
+          <w:lang w:val="en-GB"/>
+        </w:rPr>
+      </w:pPr>
+      <w:r>
+        <w:rPr>
+          <w:b/>
+          <w:bCs/>
+          <w:sz w:val="28"/>
+          <w:szCs w:val="28"/>
+          <w:lang w:val="en-GB"/>
+        </w:rPr>
+        <w:tab/>
+      </w:r>
+      <w:r>
+        <w:rPr>
+          <w:b/>
+          <w:bCs/>
+          <w:sz w:val="28"/>
+          <w:szCs w:val="28"/>
+          <w:lang w:val="en-GB"/>
         </w:rPr>
         <w:tab/>
         <w:t>l</w:t>
@@ -4082,6 +7576,7 @@
           <w:bCs/>
           <w:sz w:val="28"/>
           <w:szCs w:val="28"/>
+          <w:lang w:val="en-GB"/>
         </w:rPr>
         <w:t>1.insertLast</w:t>
       </w:r>
@@ -4092,6 +7587,7 @@
           <w:bCs/>
           <w:sz w:val="28"/>
           <w:szCs w:val="28"/>
+          <w:lang w:val="en-GB"/>
         </w:rPr>
         <w:t>(40);</w:t>
       </w:r>
@@ -4103,23 +7599,26 @@
           <w:bCs/>
           <w:sz w:val="28"/>
           <w:szCs w:val="28"/>
-        </w:rPr>
-      </w:pPr>
-      <w:r>
-        <w:rPr>
-          <w:b/>
-          <w:bCs/>
-          <w:sz w:val="28"/>
-          <w:szCs w:val="28"/>
-        </w:rPr>
-        <w:tab/>
-      </w:r>
-      <w:r>
-        <w:rPr>
-          <w:b/>
-          <w:bCs/>
-          <w:sz w:val="28"/>
-          <w:szCs w:val="28"/>
+          <w:lang w:val="en-GB"/>
+        </w:rPr>
+      </w:pPr>
+      <w:r>
+        <w:rPr>
+          <w:b/>
+          <w:bCs/>
+          <w:sz w:val="28"/>
+          <w:szCs w:val="28"/>
+          <w:lang w:val="en-GB"/>
+        </w:rPr>
+        <w:tab/>
+      </w:r>
+      <w:r>
+        <w:rPr>
+          <w:b/>
+          <w:bCs/>
+          <w:sz w:val="28"/>
+          <w:szCs w:val="28"/>
+          <w:lang w:val="en-GB"/>
         </w:rPr>
         <w:tab/>
       </w:r>
@@ -4130,6 +7629,7 @@
           <w:bCs/>
           <w:sz w:val="28"/>
           <w:szCs w:val="28"/>
+          <w:lang w:val="en-GB"/>
         </w:rPr>
         <w:t>System.out.println</w:t>
       </w:r>
@@ -4140,6 +7640,7 @@
           <w:bCs/>
           <w:sz w:val="28"/>
           <w:szCs w:val="28"/>
+          <w:lang w:val="en-GB"/>
         </w:rPr>
         <w:t>("Before Insertion");</w:t>
       </w:r>
@@ -4151,23 +7652,26 @@
           <w:bCs/>
           <w:sz w:val="28"/>
           <w:szCs w:val="28"/>
-        </w:rPr>
-      </w:pPr>
-      <w:r>
-        <w:rPr>
-          <w:b/>
-          <w:bCs/>
-          <w:sz w:val="28"/>
-          <w:szCs w:val="28"/>
-        </w:rPr>
-        <w:tab/>
-      </w:r>
-      <w:r>
-        <w:rPr>
-          <w:b/>
-          <w:bCs/>
-          <w:sz w:val="28"/>
-          <w:szCs w:val="28"/>
+          <w:lang w:val="en-GB"/>
+        </w:rPr>
+      </w:pPr>
+      <w:r>
+        <w:rPr>
+          <w:b/>
+          <w:bCs/>
+          <w:sz w:val="28"/>
+          <w:szCs w:val="28"/>
+          <w:lang w:val="en-GB"/>
+        </w:rPr>
+        <w:tab/>
+      </w:r>
+      <w:r>
+        <w:rPr>
+          <w:b/>
+          <w:bCs/>
+          <w:sz w:val="28"/>
+          <w:szCs w:val="28"/>
+          <w:lang w:val="en-GB"/>
         </w:rPr>
         <w:tab/>
         <w:t>l</w:t>
@@ -4179,6 +7683,7 @@
           <w:bCs/>
           <w:sz w:val="28"/>
           <w:szCs w:val="28"/>
+          <w:lang w:val="en-GB"/>
         </w:rPr>
         <w:t>1.display</w:t>
       </w:r>
@@ -4189,6 +7694,7 @@
           <w:bCs/>
           <w:sz w:val="28"/>
           <w:szCs w:val="28"/>
+          <w:lang w:val="en-GB"/>
         </w:rPr>
         <w:t>();</w:t>
       </w:r>
@@ -4200,23 +7706,26 @@
           <w:bCs/>
           <w:sz w:val="28"/>
           <w:szCs w:val="28"/>
-        </w:rPr>
-      </w:pPr>
-      <w:r>
-        <w:rPr>
-          <w:b/>
-          <w:bCs/>
-          <w:sz w:val="28"/>
-          <w:szCs w:val="28"/>
-        </w:rPr>
-        <w:tab/>
-      </w:r>
-      <w:r>
-        <w:rPr>
-          <w:b/>
-          <w:bCs/>
-          <w:sz w:val="28"/>
-          <w:szCs w:val="28"/>
+          <w:lang w:val="en-GB"/>
+        </w:rPr>
+      </w:pPr>
+      <w:r>
+        <w:rPr>
+          <w:b/>
+          <w:bCs/>
+          <w:sz w:val="28"/>
+          <w:szCs w:val="28"/>
+          <w:lang w:val="en-GB"/>
+        </w:rPr>
+        <w:tab/>
+      </w:r>
+      <w:r>
+        <w:rPr>
+          <w:b/>
+          <w:bCs/>
+          <w:sz w:val="28"/>
+          <w:szCs w:val="28"/>
+          <w:lang w:val="en-GB"/>
         </w:rPr>
         <w:tab/>
       </w:r>
@@ -4227,6 +7736,7 @@
           <w:bCs/>
           <w:sz w:val="28"/>
           <w:szCs w:val="28"/>
+          <w:lang w:val="en-GB"/>
         </w:rPr>
         <w:t>System.out.println</w:t>
       </w:r>
@@ -4237,6 +7747,7 @@
           <w:bCs/>
           <w:sz w:val="28"/>
           <w:szCs w:val="28"/>
+          <w:lang w:val="en-GB"/>
         </w:rPr>
         <w:t>("After Insertion");</w:t>
       </w:r>
@@ -4248,23 +7759,26 @@
           <w:bCs/>
           <w:sz w:val="28"/>
           <w:szCs w:val="28"/>
-        </w:rPr>
-      </w:pPr>
-      <w:r>
-        <w:rPr>
-          <w:b/>
-          <w:bCs/>
-          <w:sz w:val="28"/>
-          <w:szCs w:val="28"/>
-        </w:rPr>
-        <w:tab/>
-      </w:r>
-      <w:r>
-        <w:rPr>
-          <w:b/>
-          <w:bCs/>
-          <w:sz w:val="28"/>
-          <w:szCs w:val="28"/>
+          <w:lang w:val="en-GB"/>
+        </w:rPr>
+      </w:pPr>
+      <w:r>
+        <w:rPr>
+          <w:b/>
+          <w:bCs/>
+          <w:sz w:val="28"/>
+          <w:szCs w:val="28"/>
+          <w:lang w:val="en-GB"/>
+        </w:rPr>
+        <w:tab/>
+      </w:r>
+      <w:r>
+        <w:rPr>
+          <w:b/>
+          <w:bCs/>
+          <w:sz w:val="28"/>
+          <w:szCs w:val="28"/>
+          <w:lang w:val="en-GB"/>
         </w:rPr>
         <w:tab/>
         <w:t>l</w:t>
@@ -4276,6 +7790,7 @@
           <w:bCs/>
           <w:sz w:val="28"/>
           <w:szCs w:val="28"/>
+          <w:lang w:val="en-GB"/>
         </w:rPr>
         <w:t>1.insertAt</w:t>
       </w:r>
@@ -4286,6 +7801,7 @@
           <w:bCs/>
           <w:sz w:val="28"/>
           <w:szCs w:val="28"/>
+          <w:lang w:val="en-GB"/>
         </w:rPr>
         <w:t>(2,50);</w:t>
       </w:r>
@@ -4297,23 +7813,26 @@
           <w:bCs/>
           <w:sz w:val="28"/>
           <w:szCs w:val="28"/>
-        </w:rPr>
-      </w:pPr>
-      <w:r>
-        <w:rPr>
-          <w:b/>
-          <w:bCs/>
-          <w:sz w:val="28"/>
-          <w:szCs w:val="28"/>
-        </w:rPr>
-        <w:tab/>
-      </w:r>
-      <w:r>
-        <w:rPr>
-          <w:b/>
-          <w:bCs/>
-          <w:sz w:val="28"/>
-          <w:szCs w:val="28"/>
+          <w:lang w:val="en-GB"/>
+        </w:rPr>
+      </w:pPr>
+      <w:r>
+        <w:rPr>
+          <w:b/>
+          <w:bCs/>
+          <w:sz w:val="28"/>
+          <w:szCs w:val="28"/>
+          <w:lang w:val="en-GB"/>
+        </w:rPr>
+        <w:tab/>
+      </w:r>
+      <w:r>
+        <w:rPr>
+          <w:b/>
+          <w:bCs/>
+          <w:sz w:val="28"/>
+          <w:szCs w:val="28"/>
+          <w:lang w:val="en-GB"/>
         </w:rPr>
         <w:tab/>
         <w:t>l</w:t>
@@ -4325,6 +7844,7 @@
           <w:bCs/>
           <w:sz w:val="28"/>
           <w:szCs w:val="28"/>
+          <w:lang w:val="en-GB"/>
         </w:rPr>
         <w:t>1.display</w:t>
       </w:r>
@@ -4335,6 +7855,7 @@
           <w:bCs/>
           <w:sz w:val="28"/>
           <w:szCs w:val="28"/>
+          <w:lang w:val="en-GB"/>
         </w:rPr>
         <w:t>();</w:t>
       </w:r>
@@ -4346,14 +7867,282 @@
           <w:bCs/>
           <w:sz w:val="28"/>
           <w:szCs w:val="28"/>
-        </w:rPr>
-      </w:pPr>
-      <w:r>
-        <w:rPr>
-          <w:b/>
-          <w:bCs/>
-          <w:sz w:val="28"/>
-          <w:szCs w:val="28"/>
+          <w:lang w:val="en-GB"/>
+        </w:rPr>
+      </w:pPr>
+      <w:r>
+        <w:rPr>
+          <w:b/>
+          <w:bCs/>
+          <w:sz w:val="28"/>
+          <w:szCs w:val="28"/>
+          <w:lang w:val="en-GB"/>
+        </w:rPr>
+        <w:tab/>
+      </w:r>
+      <w:r>
+        <w:rPr>
+          <w:b/>
+          <w:bCs/>
+          <w:sz w:val="28"/>
+          <w:szCs w:val="28"/>
+          <w:lang w:val="en-GB"/>
+        </w:rPr>
+        <w:tab/>
+      </w:r>
+      <w:proofErr w:type="spellStart"/>
+      <w:r>
+        <w:rPr>
+          <w:b/>
+          <w:bCs/>
+          <w:sz w:val="28"/>
+          <w:szCs w:val="28"/>
+          <w:lang w:val="en-GB"/>
+        </w:rPr>
+        <w:t>System.out.println</w:t>
+      </w:r>
+      <w:proofErr w:type="spellEnd"/>
+      <w:r>
+        <w:rPr>
+          <w:b/>
+          <w:bCs/>
+          <w:sz w:val="28"/>
+          <w:szCs w:val="28"/>
+          <w:lang w:val="en-GB"/>
+        </w:rPr>
+        <w:t>("number of Nodes: " +l1.count());</w:t>
+      </w:r>
+    </w:p>
+    <w:p>
+      <w:pPr>
+        <w:rPr>
+          <w:b/>
+          <w:bCs/>
+          <w:sz w:val="28"/>
+          <w:szCs w:val="28"/>
+          <w:lang w:val="en-GB"/>
+        </w:rPr>
+      </w:pPr>
+      <w:r>
+        <w:rPr>
+          <w:b/>
+          <w:bCs/>
+          <w:sz w:val="28"/>
+          <w:szCs w:val="28"/>
+          <w:lang w:val="en-GB"/>
+        </w:rPr>
+        <w:tab/>
+      </w:r>
+      <w:r>
+        <w:rPr>
+          <w:b/>
+          <w:bCs/>
+          <w:sz w:val="28"/>
+          <w:szCs w:val="28"/>
+          <w:lang w:val="en-GB"/>
+        </w:rPr>
+        <w:tab/>
+        <w:t>int p = l</w:t>
+      </w:r>
+      <w:proofErr w:type="gramStart"/>
+      <w:r>
+        <w:rPr>
+          <w:b/>
+          <w:bCs/>
+          <w:sz w:val="28"/>
+          <w:szCs w:val="28"/>
+          <w:lang w:val="en-GB"/>
+        </w:rPr>
+        <w:t>1.search</w:t>
+      </w:r>
+      <w:proofErr w:type="gramEnd"/>
+      <w:r>
+        <w:rPr>
+          <w:b/>
+          <w:bCs/>
+          <w:sz w:val="28"/>
+          <w:szCs w:val="28"/>
+          <w:lang w:val="en-GB"/>
+        </w:rPr>
+        <w:t>(20);</w:t>
+      </w:r>
+    </w:p>
+    <w:p>
+      <w:pPr>
+        <w:rPr>
+          <w:b/>
+          <w:bCs/>
+          <w:sz w:val="28"/>
+          <w:szCs w:val="28"/>
+          <w:lang w:val="en-GB"/>
+        </w:rPr>
+      </w:pPr>
+      <w:r>
+        <w:rPr>
+          <w:b/>
+          <w:bCs/>
+          <w:sz w:val="28"/>
+          <w:szCs w:val="28"/>
+          <w:lang w:val="en-GB"/>
+        </w:rPr>
+        <w:tab/>
+      </w:r>
+      <w:r>
+        <w:rPr>
+          <w:b/>
+          <w:bCs/>
+          <w:sz w:val="28"/>
+          <w:szCs w:val="28"/>
+          <w:lang w:val="en-GB"/>
+        </w:rPr>
+        <w:tab/>
+        <w:t>if(p&gt;0)</w:t>
+      </w:r>
+    </w:p>
+    <w:p>
+      <w:pPr>
+        <w:rPr>
+          <w:b/>
+          <w:bCs/>
+          <w:sz w:val="28"/>
+          <w:szCs w:val="28"/>
+          <w:lang w:val="en-GB"/>
+        </w:rPr>
+      </w:pPr>
+      <w:r>
+        <w:rPr>
+          <w:b/>
+          <w:bCs/>
+          <w:sz w:val="28"/>
+          <w:szCs w:val="28"/>
+          <w:lang w:val="en-GB"/>
+        </w:rPr>
+        <w:tab/>
+      </w:r>
+      <w:r>
+        <w:rPr>
+          <w:b/>
+          <w:bCs/>
+          <w:sz w:val="28"/>
+          <w:szCs w:val="28"/>
+          <w:lang w:val="en-GB"/>
+        </w:rPr>
+        <w:tab/>
+        <w:t>{</w:t>
+      </w:r>
+    </w:p>
+    <w:p>
+      <w:pPr>
+        <w:rPr>
+          <w:b/>
+          <w:bCs/>
+          <w:sz w:val="28"/>
+          <w:szCs w:val="28"/>
+          <w:lang w:val="en-GB"/>
+        </w:rPr>
+      </w:pPr>
+      <w:r>
+        <w:rPr>
+          <w:b/>
+          <w:bCs/>
+          <w:sz w:val="28"/>
+          <w:szCs w:val="28"/>
+          <w:lang w:val="en-GB"/>
+        </w:rPr>
+        <w:tab/>
+      </w:r>
+      <w:r>
+        <w:rPr>
+          <w:b/>
+          <w:bCs/>
+          <w:sz w:val="28"/>
+          <w:szCs w:val="28"/>
+          <w:lang w:val="en-GB"/>
+        </w:rPr>
+        <w:tab/>
+      </w:r>
+      <w:r>
+        <w:rPr>
+          <w:b/>
+          <w:bCs/>
+          <w:sz w:val="28"/>
+          <w:szCs w:val="28"/>
+          <w:lang w:val="en-GB"/>
+        </w:rPr>
+        <w:tab/>
+      </w:r>
+      <w:proofErr w:type="spellStart"/>
+      <w:r>
+        <w:rPr>
+          <w:b/>
+          <w:bCs/>
+          <w:sz w:val="28"/>
+          <w:szCs w:val="28"/>
+          <w:lang w:val="en-GB"/>
+        </w:rPr>
+        <w:t>System.out.println</w:t>
+      </w:r>
+      <w:proofErr w:type="spellEnd"/>
+      <w:r>
+        <w:rPr>
+          <w:b/>
+          <w:bCs/>
+          <w:sz w:val="28"/>
+          <w:szCs w:val="28"/>
+          <w:lang w:val="en-GB"/>
+        </w:rPr>
+        <w:t xml:space="preserve">("Found </w:t>
+      </w:r>
+      <w:proofErr w:type="gramStart"/>
+      <w:r>
+        <w:rPr>
+          <w:b/>
+          <w:bCs/>
+          <w:sz w:val="28"/>
+          <w:szCs w:val="28"/>
+          <w:lang w:val="en-GB"/>
+        </w:rPr>
+        <w:t>at :</w:t>
+      </w:r>
+      <w:proofErr w:type="gramEnd"/>
+      <w:r>
+        <w:rPr>
+          <w:b/>
+          <w:bCs/>
+          <w:sz w:val="28"/>
+          <w:szCs w:val="28"/>
+          <w:lang w:val="en-GB"/>
+        </w:rPr>
+        <w:t>" + p);</w:t>
+      </w:r>
+    </w:p>
+    <w:p>
+      <w:pPr>
+        <w:rPr>
+          <w:b/>
+          <w:bCs/>
+          <w:sz w:val="28"/>
+          <w:szCs w:val="28"/>
+          <w:lang w:val="en-GB"/>
+        </w:rPr>
+      </w:pPr>
+      <w:r>
+        <w:rPr>
+          <w:b/>
+          <w:bCs/>
+          <w:sz w:val="28"/>
+          <w:szCs w:val="28"/>
+          <w:lang w:val="en-GB"/>
+        </w:rPr>
+        <w:tab/>
+      </w:r>
+      <w:r>
+        <w:rPr>
+          <w:b/>
+          <w:bCs/>
+          <w:sz w:val="28"/>
+          <w:szCs w:val="28"/>
+          <w:lang w:val="en-GB"/>
         </w:rPr>
         <w:tab/>
         <w:t>}</w:t>
@@ -4366,15 +8155,155 @@
           <w:bCs/>
           <w:sz w:val="28"/>
           <w:szCs w:val="28"/>
-        </w:rPr>
-      </w:pPr>
-      <w:r>
-        <w:rPr>
-          <w:b/>
-          <w:bCs/>
-          <w:sz w:val="28"/>
-          <w:szCs w:val="28"/>
-        </w:rPr>
+          <w:lang w:val="en-GB"/>
+        </w:rPr>
+      </w:pPr>
+      <w:r>
+        <w:rPr>
+          <w:b/>
+          <w:bCs/>
+          <w:sz w:val="28"/>
+          <w:szCs w:val="28"/>
+          <w:lang w:val="en-GB"/>
+        </w:rPr>
+        <w:tab/>
+      </w:r>
+      <w:r>
+        <w:rPr>
+          <w:b/>
+          <w:bCs/>
+          <w:sz w:val="28"/>
+          <w:szCs w:val="28"/>
+          <w:lang w:val="en-GB"/>
+        </w:rPr>
+        <w:tab/>
+        <w:t>else</w:t>
+      </w:r>
+    </w:p>
+    <w:p>
+      <w:pPr>
+        <w:rPr>
+          <w:b/>
+          <w:bCs/>
+          <w:sz w:val="28"/>
+          <w:szCs w:val="28"/>
+          <w:lang w:val="en-GB"/>
+        </w:rPr>
+      </w:pPr>
+      <w:r>
+        <w:rPr>
+          <w:b/>
+          <w:bCs/>
+          <w:sz w:val="28"/>
+          <w:szCs w:val="28"/>
+          <w:lang w:val="en-GB"/>
+        </w:rPr>
+        <w:tab/>
+      </w:r>
+      <w:r>
+        <w:rPr>
+          <w:b/>
+          <w:bCs/>
+          <w:sz w:val="28"/>
+          <w:szCs w:val="28"/>
+          <w:lang w:val="en-GB"/>
+        </w:rPr>
+        <w:tab/>
+        <w:t>{</w:t>
+      </w:r>
+    </w:p>
+    <w:p>
+      <w:pPr>
+        <w:rPr>
+          <w:b/>
+          <w:bCs/>
+          <w:sz w:val="28"/>
+          <w:szCs w:val="28"/>
+          <w:lang w:val="en-GB"/>
+        </w:rPr>
+      </w:pPr>
+      <w:r>
+        <w:rPr>
+          <w:b/>
+          <w:bCs/>
+          <w:sz w:val="28"/>
+          <w:szCs w:val="28"/>
+          <w:lang w:val="en-GB"/>
+        </w:rPr>
+        <w:tab/>
+      </w:r>
+      <w:r>
+        <w:rPr>
+          <w:b/>
+          <w:bCs/>
+          <w:sz w:val="28"/>
+          <w:szCs w:val="28"/>
+          <w:lang w:val="en-GB"/>
+        </w:rPr>
+        <w:tab/>
+      </w:r>
+      <w:r>
+        <w:rPr>
+          <w:b/>
+          <w:bCs/>
+          <w:sz w:val="28"/>
+          <w:szCs w:val="28"/>
+          <w:lang w:val="en-GB"/>
+        </w:rPr>
+        <w:tab/>
+      </w:r>
+      <w:proofErr w:type="spellStart"/>
+      <w:r>
+        <w:rPr>
+          <w:b/>
+          <w:bCs/>
+          <w:sz w:val="28"/>
+          <w:szCs w:val="28"/>
+          <w:lang w:val="en-GB"/>
+        </w:rPr>
+        <w:t>System.out.println</w:t>
+      </w:r>
+      <w:proofErr w:type="spellEnd"/>
+      <w:r>
+        <w:rPr>
+          <w:b/>
+          <w:bCs/>
+          <w:sz w:val="28"/>
+          <w:szCs w:val="28"/>
+          <w:lang w:val="en-GB"/>
+        </w:rPr>
+        <w:t>("not Found");</w:t>
+      </w:r>
+    </w:p>
+    <w:p>
+      <w:pPr>
+        <w:rPr>
+          <w:b/>
+          <w:bCs/>
+          <w:sz w:val="28"/>
+          <w:szCs w:val="28"/>
+          <w:lang w:val="en-GB"/>
+        </w:rPr>
+      </w:pPr>
+      <w:r>
+        <w:rPr>
+          <w:b/>
+          <w:bCs/>
+          <w:sz w:val="28"/>
+          <w:szCs w:val="28"/>
+          <w:lang w:val="en-GB"/>
+        </w:rPr>
+        <w:tab/>
+      </w:r>
+      <w:r>
+        <w:rPr>
+          <w:b/>
+          <w:bCs/>
+          <w:sz w:val="28"/>
+          <w:szCs w:val="28"/>
+          <w:lang w:val="en-GB"/>
+        </w:rPr>
+        <w:tab/>
         <w:t>}</w:t>
       </w:r>
     </w:p>
@@ -4388,17 +8317,27 @@
           <w:lang w:val="en-GB"/>
         </w:rPr>
       </w:pPr>
-    </w:p>
-    <w:p>
-      <w:pPr>
-        <w:rPr>
-          <w:b/>
-          <w:bCs/>
-          <w:sz w:val="28"/>
-          <w:szCs w:val="28"/>
-          <w:lang w:val="en-GB"/>
-        </w:rPr>
-      </w:pPr>
+      <w:r>
+        <w:rPr>
+          <w:b/>
+          <w:bCs/>
+          <w:sz w:val="28"/>
+          <w:szCs w:val="28"/>
+          <w:lang w:val="en-GB"/>
+        </w:rPr>
+        <w:tab/>
+      </w:r>
+      <w:r>
+        <w:rPr>
+          <w:b/>
+          <w:bCs/>
+          <w:sz w:val="28"/>
+          <w:szCs w:val="28"/>
+          <w:lang w:val="en-GB"/>
+        </w:rPr>
+        <w:tab/>
+        <w:t>if(l</w:t>
+      </w:r>
       <w:proofErr w:type="gramStart"/>
       <w:r>
         <w:rPr>
@@ -4406,6 +8345,606 @@
           <w:bCs/>
           <w:sz w:val="28"/>
           <w:szCs w:val="28"/>
+          <w:lang w:val="en-GB"/>
+        </w:rPr>
+        <w:t>1.delete</w:t>
+      </w:r>
+      <w:proofErr w:type="gramEnd"/>
+      <w:r>
+        <w:rPr>
+          <w:b/>
+          <w:bCs/>
+          <w:sz w:val="28"/>
+          <w:szCs w:val="28"/>
+          <w:lang w:val="en-GB"/>
+        </w:rPr>
+        <w:t>(40))</w:t>
+      </w:r>
+    </w:p>
+    <w:p>
+      <w:pPr>
+        <w:rPr>
+          <w:b/>
+          <w:bCs/>
+          <w:sz w:val="28"/>
+          <w:szCs w:val="28"/>
+          <w:lang w:val="en-GB"/>
+        </w:rPr>
+      </w:pPr>
+      <w:r>
+        <w:rPr>
+          <w:b/>
+          <w:bCs/>
+          <w:sz w:val="28"/>
+          <w:szCs w:val="28"/>
+          <w:lang w:val="en-GB"/>
+        </w:rPr>
+        <w:tab/>
+      </w:r>
+      <w:r>
+        <w:rPr>
+          <w:b/>
+          <w:bCs/>
+          <w:sz w:val="28"/>
+          <w:szCs w:val="28"/>
+          <w:lang w:val="en-GB"/>
+        </w:rPr>
+        <w:tab/>
+        <w:t>{</w:t>
+      </w:r>
+    </w:p>
+    <w:p>
+      <w:pPr>
+        <w:rPr>
+          <w:b/>
+          <w:bCs/>
+          <w:sz w:val="28"/>
+          <w:szCs w:val="28"/>
+          <w:lang w:val="en-GB"/>
+        </w:rPr>
+      </w:pPr>
+      <w:r>
+        <w:rPr>
+          <w:b/>
+          <w:bCs/>
+          <w:sz w:val="28"/>
+          <w:szCs w:val="28"/>
+          <w:lang w:val="en-GB"/>
+        </w:rPr>
+        <w:tab/>
+      </w:r>
+      <w:r>
+        <w:rPr>
+          <w:b/>
+          <w:bCs/>
+          <w:sz w:val="28"/>
+          <w:szCs w:val="28"/>
+          <w:lang w:val="en-GB"/>
+        </w:rPr>
+        <w:tab/>
+      </w:r>
+      <w:r>
+        <w:rPr>
+          <w:b/>
+          <w:bCs/>
+          <w:sz w:val="28"/>
+          <w:szCs w:val="28"/>
+          <w:lang w:val="en-GB"/>
+        </w:rPr>
+        <w:tab/>
+      </w:r>
+      <w:proofErr w:type="spellStart"/>
+      <w:r>
+        <w:rPr>
+          <w:b/>
+          <w:bCs/>
+          <w:sz w:val="28"/>
+          <w:szCs w:val="28"/>
+          <w:lang w:val="en-GB"/>
+        </w:rPr>
+        <w:t>System.out.println</w:t>
+      </w:r>
+      <w:proofErr w:type="spellEnd"/>
+      <w:r>
+        <w:rPr>
+          <w:b/>
+          <w:bCs/>
+          <w:sz w:val="28"/>
+          <w:szCs w:val="28"/>
+          <w:lang w:val="en-GB"/>
+        </w:rPr>
+        <w:t>("Deleted");</w:t>
+      </w:r>
+    </w:p>
+    <w:p>
+      <w:pPr>
+        <w:rPr>
+          <w:b/>
+          <w:bCs/>
+          <w:sz w:val="28"/>
+          <w:szCs w:val="28"/>
+          <w:lang w:val="en-GB"/>
+        </w:rPr>
+      </w:pPr>
+      <w:r>
+        <w:rPr>
+          <w:b/>
+          <w:bCs/>
+          <w:sz w:val="28"/>
+          <w:szCs w:val="28"/>
+          <w:lang w:val="en-GB"/>
+        </w:rPr>
+        <w:tab/>
+      </w:r>
+      <w:r>
+        <w:rPr>
+          <w:b/>
+          <w:bCs/>
+          <w:sz w:val="28"/>
+          <w:szCs w:val="28"/>
+          <w:lang w:val="en-GB"/>
+        </w:rPr>
+        <w:tab/>
+        <w:t>}</w:t>
+      </w:r>
+    </w:p>
+    <w:p>
+      <w:pPr>
+        <w:rPr>
+          <w:b/>
+          <w:bCs/>
+          <w:sz w:val="28"/>
+          <w:szCs w:val="28"/>
+          <w:lang w:val="en-GB"/>
+        </w:rPr>
+      </w:pPr>
+      <w:r>
+        <w:rPr>
+          <w:b/>
+          <w:bCs/>
+          <w:sz w:val="28"/>
+          <w:szCs w:val="28"/>
+          <w:lang w:val="en-GB"/>
+        </w:rPr>
+        <w:tab/>
+      </w:r>
+      <w:r>
+        <w:rPr>
+          <w:b/>
+          <w:bCs/>
+          <w:sz w:val="28"/>
+          <w:szCs w:val="28"/>
+          <w:lang w:val="en-GB"/>
+        </w:rPr>
+        <w:tab/>
+        <w:t>else</w:t>
+      </w:r>
+    </w:p>
+    <w:p>
+      <w:pPr>
+        <w:rPr>
+          <w:b/>
+          <w:bCs/>
+          <w:sz w:val="28"/>
+          <w:szCs w:val="28"/>
+          <w:lang w:val="en-GB"/>
+        </w:rPr>
+      </w:pPr>
+      <w:r>
+        <w:rPr>
+          <w:b/>
+          <w:bCs/>
+          <w:sz w:val="28"/>
+          <w:szCs w:val="28"/>
+          <w:lang w:val="en-GB"/>
+        </w:rPr>
+        <w:tab/>
+      </w:r>
+      <w:r>
+        <w:rPr>
+          <w:b/>
+          <w:bCs/>
+          <w:sz w:val="28"/>
+          <w:szCs w:val="28"/>
+          <w:lang w:val="en-GB"/>
+        </w:rPr>
+        <w:tab/>
+        <w:t>{</w:t>
+      </w:r>
+    </w:p>
+    <w:p>
+      <w:pPr>
+        <w:rPr>
+          <w:b/>
+          <w:bCs/>
+          <w:sz w:val="28"/>
+          <w:szCs w:val="28"/>
+          <w:lang w:val="en-GB"/>
+        </w:rPr>
+      </w:pPr>
+      <w:r>
+        <w:rPr>
+          <w:b/>
+          <w:bCs/>
+          <w:sz w:val="28"/>
+          <w:szCs w:val="28"/>
+          <w:lang w:val="en-GB"/>
+        </w:rPr>
+        <w:tab/>
+      </w:r>
+      <w:r>
+        <w:rPr>
+          <w:b/>
+          <w:bCs/>
+          <w:sz w:val="28"/>
+          <w:szCs w:val="28"/>
+          <w:lang w:val="en-GB"/>
+        </w:rPr>
+        <w:tab/>
+      </w:r>
+      <w:r>
+        <w:rPr>
+          <w:b/>
+          <w:bCs/>
+          <w:sz w:val="28"/>
+          <w:szCs w:val="28"/>
+          <w:lang w:val="en-GB"/>
+        </w:rPr>
+        <w:tab/>
+      </w:r>
+      <w:proofErr w:type="spellStart"/>
+      <w:r>
+        <w:rPr>
+          <w:b/>
+          <w:bCs/>
+          <w:sz w:val="28"/>
+          <w:szCs w:val="28"/>
+          <w:lang w:val="en-GB"/>
+        </w:rPr>
+        <w:t>System.out.println</w:t>
+      </w:r>
+      <w:proofErr w:type="spellEnd"/>
+      <w:r>
+        <w:rPr>
+          <w:b/>
+          <w:bCs/>
+          <w:sz w:val="28"/>
+          <w:szCs w:val="28"/>
+          <w:lang w:val="en-GB"/>
+        </w:rPr>
+        <w:t>("Not Found");</w:t>
+      </w:r>
+    </w:p>
+    <w:p>
+      <w:pPr>
+        <w:rPr>
+          <w:b/>
+          <w:bCs/>
+          <w:sz w:val="28"/>
+          <w:szCs w:val="28"/>
+          <w:lang w:val="en-GB"/>
+        </w:rPr>
+      </w:pPr>
+      <w:r>
+        <w:rPr>
+          <w:b/>
+          <w:bCs/>
+          <w:sz w:val="28"/>
+          <w:szCs w:val="28"/>
+          <w:lang w:val="en-GB"/>
+        </w:rPr>
+        <w:lastRenderedPageBreak/>
+        <w:tab/>
+      </w:r>
+      <w:r>
+        <w:rPr>
+          <w:b/>
+          <w:bCs/>
+          <w:sz w:val="28"/>
+          <w:szCs w:val="28"/>
+          <w:lang w:val="en-GB"/>
+        </w:rPr>
+        <w:tab/>
+        <w:t>}</w:t>
+      </w:r>
+    </w:p>
+    <w:p>
+      <w:pPr>
+        <w:rPr>
+          <w:b/>
+          <w:bCs/>
+          <w:sz w:val="28"/>
+          <w:szCs w:val="28"/>
+          <w:lang w:val="en-GB"/>
+        </w:rPr>
+      </w:pPr>
+      <w:r>
+        <w:rPr>
+          <w:b/>
+          <w:bCs/>
+          <w:sz w:val="28"/>
+          <w:szCs w:val="28"/>
+          <w:lang w:val="en-GB"/>
+        </w:rPr>
+        <w:tab/>
+      </w:r>
+      <w:r>
+        <w:rPr>
+          <w:b/>
+          <w:bCs/>
+          <w:sz w:val="28"/>
+          <w:szCs w:val="28"/>
+          <w:lang w:val="en-GB"/>
+        </w:rPr>
+        <w:tab/>
+        <w:t>l</w:t>
+      </w:r>
+      <w:proofErr w:type="gramStart"/>
+      <w:r>
+        <w:rPr>
+          <w:b/>
+          <w:bCs/>
+          <w:sz w:val="28"/>
+          <w:szCs w:val="28"/>
+          <w:lang w:val="en-GB"/>
+        </w:rPr>
+        <w:t>1.display</w:t>
+      </w:r>
+      <w:proofErr w:type="gramEnd"/>
+      <w:r>
+        <w:rPr>
+          <w:b/>
+          <w:bCs/>
+          <w:sz w:val="28"/>
+          <w:szCs w:val="28"/>
+          <w:lang w:val="en-GB"/>
+        </w:rPr>
+        <w:t>();</w:t>
+      </w:r>
+    </w:p>
+    <w:p>
+      <w:pPr>
+        <w:rPr>
+          <w:b/>
+          <w:bCs/>
+          <w:sz w:val="28"/>
+          <w:szCs w:val="28"/>
+          <w:lang w:val="en-GB"/>
+        </w:rPr>
+      </w:pPr>
+      <w:r>
+        <w:rPr>
+          <w:b/>
+          <w:bCs/>
+          <w:sz w:val="28"/>
+          <w:szCs w:val="28"/>
+          <w:lang w:val="en-GB"/>
+        </w:rPr>
+        <w:tab/>
+      </w:r>
+      <w:r>
+        <w:rPr>
+          <w:b/>
+          <w:bCs/>
+          <w:sz w:val="28"/>
+          <w:szCs w:val="28"/>
+          <w:lang w:val="en-GB"/>
+        </w:rPr>
+        <w:tab/>
+        <w:t>l</w:t>
+      </w:r>
+      <w:proofErr w:type="gramStart"/>
+      <w:r>
+        <w:rPr>
+          <w:b/>
+          <w:bCs/>
+          <w:sz w:val="28"/>
+          <w:szCs w:val="28"/>
+          <w:lang w:val="en-GB"/>
+        </w:rPr>
+        <w:t>1.reverse</w:t>
+      </w:r>
+      <w:proofErr w:type="gramEnd"/>
+      <w:r>
+        <w:rPr>
+          <w:b/>
+          <w:bCs/>
+          <w:sz w:val="28"/>
+          <w:szCs w:val="28"/>
+          <w:lang w:val="en-GB"/>
+        </w:rPr>
+        <w:t>();</w:t>
+      </w:r>
+    </w:p>
+    <w:p>
+      <w:pPr>
+        <w:rPr>
+          <w:b/>
+          <w:bCs/>
+          <w:sz w:val="28"/>
+          <w:szCs w:val="28"/>
+          <w:lang w:val="en-GB"/>
+        </w:rPr>
+      </w:pPr>
+      <w:r>
+        <w:rPr>
+          <w:b/>
+          <w:bCs/>
+          <w:sz w:val="28"/>
+          <w:szCs w:val="28"/>
+          <w:lang w:val="en-GB"/>
+        </w:rPr>
+        <w:tab/>
+      </w:r>
+      <w:r>
+        <w:rPr>
+          <w:b/>
+          <w:bCs/>
+          <w:sz w:val="28"/>
+          <w:szCs w:val="28"/>
+          <w:lang w:val="en-GB"/>
+        </w:rPr>
+        <w:tab/>
+      </w:r>
+      <w:proofErr w:type="spellStart"/>
+      <w:r>
+        <w:rPr>
+          <w:b/>
+          <w:bCs/>
+          <w:sz w:val="28"/>
+          <w:szCs w:val="28"/>
+          <w:lang w:val="en-GB"/>
+        </w:rPr>
+        <w:t>System.out.println</w:t>
+      </w:r>
+      <w:proofErr w:type="spellEnd"/>
+      <w:r>
+        <w:rPr>
+          <w:b/>
+          <w:bCs/>
+          <w:sz w:val="28"/>
+          <w:szCs w:val="28"/>
+          <w:lang w:val="en-GB"/>
+        </w:rPr>
+        <w:t>("Reverse LinkedList");</w:t>
+      </w:r>
+    </w:p>
+    <w:p>
+      <w:pPr>
+        <w:rPr>
+          <w:b/>
+          <w:bCs/>
+          <w:sz w:val="28"/>
+          <w:szCs w:val="28"/>
+          <w:lang w:val="en-GB"/>
+        </w:rPr>
+      </w:pPr>
+      <w:r>
+        <w:rPr>
+          <w:b/>
+          <w:bCs/>
+          <w:sz w:val="28"/>
+          <w:szCs w:val="28"/>
+          <w:lang w:val="en-GB"/>
+        </w:rPr>
+        <w:tab/>
+      </w:r>
+      <w:r>
+        <w:rPr>
+          <w:b/>
+          <w:bCs/>
+          <w:sz w:val="28"/>
+          <w:szCs w:val="28"/>
+          <w:lang w:val="en-GB"/>
+        </w:rPr>
+        <w:tab/>
+        <w:t>l</w:t>
+      </w:r>
+      <w:proofErr w:type="gramStart"/>
+      <w:r>
+        <w:rPr>
+          <w:b/>
+          <w:bCs/>
+          <w:sz w:val="28"/>
+          <w:szCs w:val="28"/>
+          <w:lang w:val="en-GB"/>
+        </w:rPr>
+        <w:t>1.display</w:t>
+      </w:r>
+      <w:proofErr w:type="gramEnd"/>
+      <w:r>
+        <w:rPr>
+          <w:b/>
+          <w:bCs/>
+          <w:sz w:val="28"/>
+          <w:szCs w:val="28"/>
+          <w:lang w:val="en-GB"/>
+        </w:rPr>
+        <w:t>();</w:t>
+      </w:r>
+    </w:p>
+    <w:p>
+      <w:pPr>
+        <w:rPr>
+          <w:b/>
+          <w:bCs/>
+          <w:sz w:val="28"/>
+          <w:szCs w:val="28"/>
+          <w:lang w:val="en-GB"/>
+        </w:rPr>
+      </w:pPr>
+      <w:r>
+        <w:rPr>
+          <w:b/>
+          <w:bCs/>
+          <w:sz w:val="28"/>
+          <w:szCs w:val="28"/>
+          <w:lang w:val="en-GB"/>
+        </w:rPr>
+        <w:tab/>
+        <w:t>}</w:t>
+      </w:r>
+    </w:p>
+    <w:p>
+      <w:pPr>
+        <w:rPr>
+          <w:b/>
+          <w:bCs/>
+          <w:sz w:val="28"/>
+          <w:szCs w:val="28"/>
+          <w:lang w:val="en-GB"/>
+        </w:rPr>
+      </w:pPr>
+      <w:r>
+        <w:rPr>
+          <w:b/>
+          <w:bCs/>
+          <w:sz w:val="28"/>
+          <w:szCs w:val="28"/>
+          <w:lang w:val="en-GB"/>
+        </w:rPr>
+        <w:t>}</w:t>
+      </w:r>
+    </w:p>
+    <w:p>
+      <w:pPr>
+        <w:rPr>
+          <w:b/>
+          <w:bCs/>
+          <w:sz w:val="28"/>
+          <w:szCs w:val="28"/>
+          <w:lang w:val="en-GB"/>
+        </w:rPr>
+      </w:pPr>
+    </w:p>
+    <w:p>
+      <w:pPr>
+        <w:rPr>
+          <w:b/>
+          <w:bCs/>
+          <w:sz w:val="28"/>
+          <w:szCs w:val="28"/>
+          <w:lang w:val="en-GB"/>
+        </w:rPr>
+      </w:pPr>
+    </w:p>
+    <w:p>
+      <w:pPr>
+        <w:rPr>
+          <w:b/>
+          <w:bCs/>
+          <w:sz w:val="28"/>
+          <w:szCs w:val="28"/>
+          <w:lang w:val="en-GB"/>
+        </w:rPr>
+      </w:pPr>
+      <w:proofErr w:type="gramStart"/>
+      <w:r>
+        <w:rPr>
+          <w:b/>
+          <w:bCs/>
+          <w:sz w:val="28"/>
+          <w:szCs w:val="28"/>
           <w:highlight w:val="yellow"/>
           <w:lang w:val="en-GB"/>
         </w:rPr>
@@ -4442,7 +8981,6 @@
           <w:szCs w:val="28"/>
           <w:lang w:val="en-GB"/>
         </w:rPr>
-        <w:lastRenderedPageBreak/>
         <w:tab/>
       </w:r>
       <w:r>
@@ -4454,9 +8992,9 @@
           <w:lang w:val="en-GB"/>
         </w:rPr>
         <w:drawing>
-          <wp:inline distT="0" distB="0" distL="0" distR="0" wp14:anchorId="1CEFF0DD" wp14:editId="14B98262">
-            <wp:extent cx="4599348" cy="2078665"/>
-            <wp:effectExtent l="228600" t="228600" r="220345" b="226695"/>
+          <wp:inline distT="0" distB="0" distL="0" distR="0" wp14:anchorId="3B416666" wp14:editId="3D92AF72">
+            <wp:extent cx="4048690" cy="2333951"/>
+            <wp:effectExtent l="228600" t="228600" r="219075" b="238125"/>
             <wp:docPr id="1" name="Picture 1"/>
             <wp:cNvGraphicFramePr>
               <a:graphicFrameLocks xmlns:a="http://schemas.openxmlformats.org/drawingml/2006/main" noChangeAspect="1"/>
@@ -4477,7 +9015,7 @@
                   <pic:spPr>
                     <a:xfrm>
                       <a:off x="0" y="0"/>
-                      <a:ext cx="4625027" cy="2090271"/>
+                      <a:ext cx="4048690" cy="2333951"/>
                     </a:xfrm>
                     <a:prstGeom prst="rect">
                       <a:avLst/>
